--- a/Fase 1/Evidencias Grupales/1.5_GuiaEstudiante_Fase 1_Definicion Proyecto APT.docx
+++ b/Fase 1/Evidencias Grupales/1.5_GuiaEstudiante_Fase 1_Definicion Proyecto APT.docx
@@ -243,7 +243,7 @@
                         <pic:cNvPicPr preferRelativeResize="0"/>
                       </pic:nvPicPr>
                       <pic:blipFill>
-                        <a:blip r:embed="rId8"/>
+                        <a:blip r:embed="rId7"/>
                         <a:srcRect/>
                         <a:stretch>
                           <a:fillRect/>
@@ -594,15 +594,10 @@
           </w:tcPr>
           <w:p>
             <w:pPr>
-              <w:rPr>
-                <w:b w:val="1"/>
-                <w:bCs w:val="1"/>
-              </w:rPr>
-            </w:pPr>
-            <w:r>
-              <w:rPr>
-                <w:b w:val="1"/>
-                <w:bCs w:val="1"/>
+              <w:rPr/>
+            </w:pPr>
+            <w:r>
+              <w:rPr>
                 <w:rtl w:val="0"/>
               </w:rPr>
               <w:t xml:space="preserve">Ismael Horta - Danilo Gonzalez</w:t>
@@ -643,15 +638,10 @@
           </w:tcPr>
           <w:p>
             <w:pPr>
-              <w:rPr>
-                <w:b w:val="1"/>
-                <w:bCs w:val="1"/>
-              </w:rPr>
-            </w:pPr>
-            <w:r>
-              <w:rPr>
-                <w:b w:val="1"/>
-                <w:bCs w:val="1"/>
+              <w:rPr/>
+            </w:pPr>
+            <w:r>
+              <w:rPr>
                 <w:rtl w:val="0"/>
               </w:rPr>
               <w:t xml:space="preserve">18.545.484-3 / 18.947.774-0</w:t>
@@ -692,15 +682,10 @@
           </w:tcPr>
           <w:p>
             <w:pPr>
-              <w:rPr>
-                <w:b w:val="1"/>
-                <w:bCs w:val="1"/>
-              </w:rPr>
-            </w:pPr>
-            <w:r>
-              <w:rPr>
-                <w:b w:val="1"/>
-                <w:bCs w:val="1"/>
+              <w:rPr/>
+            </w:pPr>
+            <w:r>
+              <w:rPr>
                 <w:rtl w:val="0"/>
               </w:rPr>
               <w:t xml:space="preserve">Ingeniera en informática </w:t>
@@ -741,15 +726,10 @@
           </w:tcPr>
           <w:p>
             <w:pPr>
-              <w:rPr>
-                <w:b w:val="1"/>
-                <w:bCs w:val="1"/>
-              </w:rPr>
-            </w:pPr>
-            <w:r>
-              <w:rPr>
-                <w:b w:val="1"/>
-                <w:bCs w:val="1"/>
+              <w:rPr/>
+            </w:pPr>
+            <w:r>
+              <w:rPr>
                 <w:rtl w:val="0"/>
               </w:rPr>
               <w:t xml:space="preserve">Duoc UC, San Joaquín</w:t>
@@ -987,21 +967,13 @@
             <w:r>
               <w:rPr>
                 <w:rFonts w:ascii="Calibri" w:cs="Calibri" w:eastAsia="Calibri" w:hAnsi="Calibri"/>
-                <w:i w:val="1"/>
-                <w:iCs w:val="1"/>
                 <w:color w:val="000000"/>
-                <w:sz w:val="20"/>
-                <w:szCs w:val="20"/>
                 <w:rtl w:val="0"/>
               </w:rPr>
               <w:t xml:space="preserve">Plataforma móvil "</w:t>
             </w:r>
             <w:r>
               <w:rPr>
-                <w:i w:val="1"/>
-                <w:iCs w:val="1"/>
-                <w:sz w:val="20"/>
-                <w:szCs w:val="20"/>
                 <w:rtl w:val="0"/>
               </w:rPr>
               <w:t xml:space="preserve">Code-Trekking</w:t>
@@ -1009,11 +981,7 @@
             <w:r>
               <w:rPr>
                 <w:rFonts w:ascii="Calibri" w:cs="Calibri" w:eastAsia="Calibri" w:hAnsi="Calibri"/>
-                <w:i w:val="1"/>
-                <w:iCs w:val="1"/>
                 <w:color w:val="000000"/>
-                <w:sz w:val="20"/>
-                <w:szCs w:val="20"/>
                 <w:rtl w:val="0"/>
               </w:rPr>
               <w:t xml:space="preserve">" para organizar y realizar actividades seguras de trekking en Santiago de Chile.</w:t>
@@ -1023,11 +991,7 @@
                 <w:rFonts w:ascii="Calibri" w:cs="Calibri" w:eastAsia="Calibri" w:hAnsi="Calibri"/>
                 <w:b w:val="1"/>
                 <w:bCs w:val="1"/>
-                <w:i w:val="1"/>
-                <w:iCs w:val="1"/>
                 <w:color w:val="000000"/>
-                <w:sz w:val="20"/>
-                <w:szCs w:val="20"/>
                 <w:rtl w:val="0"/>
               </w:rPr>
               <w:t xml:space="preserve"> </w:t>
@@ -1073,15 +1037,10 @@
           </w:tcPr>
           <w:p>
             <w:pPr>
-              <w:rPr>
-                <w:sz w:val="20"/>
-                <w:szCs w:val="20"/>
-              </w:rPr>
-            </w:pPr>
-            <w:r>
-              <w:rPr>
-                <w:sz w:val="20"/>
-                <w:szCs w:val="20"/>
+              <w:rPr/>
+            </w:pPr>
+            <w:r>
+              <w:rPr>
                 <w:rtl w:val="0"/>
               </w:rPr>
               <w:t xml:space="preserve">Desarrollo de aplicaciones móviles, gestión de proyectos informáticos, seguridad de la información e inteligencia de negocios.</w:t>
@@ -1135,15 +1094,10 @@
           </w:tcPr>
           <w:p>
             <w:pPr>
-              <w:rPr>
-                <w:sz w:val="20"/>
-                <w:szCs w:val="20"/>
-              </w:rPr>
-            </w:pPr>
-            <w:r>
-              <w:rPr>
-                <w:sz w:val="20"/>
-                <w:szCs w:val="20"/>
+              <w:rPr/>
+            </w:pPr>
+            <w:r>
+              <w:rPr>
                 <w:rtl w:val="0"/>
               </w:rPr>
               <w:t xml:space="preserve">Las competencias de perfil de egreso que se abordarán serán:</w:t>
@@ -1152,15 +1106,10 @@
           <w:p>
             <w:pPr>
               <w:spacing w:after="0" w:line="240" w:lineRule="auto"/>
-              <w:rPr>
-                <w:sz w:val="20"/>
-                <w:szCs w:val="20"/>
-              </w:rPr>
-            </w:pPr>
-            <w:r>
-              <w:rPr>
-                <w:sz w:val="20"/>
-                <w:szCs w:val="20"/>
+              <w:rPr/>
+            </w:pPr>
+            <w:r>
+              <w:rPr>
                 <w:rtl w:val="0"/>
               </w:rPr>
               <w:t xml:space="preserve">Competencias de Especialidad</w:t>
@@ -1176,14 +1125,10 @@
               <w:ind w:left="720" w:hanging="360"/>
               <w:rPr>
                 <w:color w:val="222222"/>
-                <w:sz w:val="21"/>
-                <w:szCs w:val="21"/>
-              </w:rPr>
-            </w:pPr>
-            <w:r>
-              <w:rPr>
-                <w:sz w:val="20"/>
-                <w:szCs w:val="20"/>
+              </w:rPr>
+            </w:pPr>
+            <w:r>
+              <w:rPr>
                 <w:rtl w:val="0"/>
               </w:rPr>
               <w:t xml:space="preserve">Administrar la configuración de ambientes, servicios de aplicaciones y bases de datos con el fin de habilitar operatividad o asegurar la continuidad de los sistemas que apoyan los procesos de negocio de acuerdo con los estándares definidos por la industria.</w:t>
@@ -1199,14 +1144,10 @@
               <w:ind w:left="720" w:hanging="360"/>
               <w:rPr>
                 <w:color w:val="222222"/>
-                <w:sz w:val="21"/>
-                <w:szCs w:val="21"/>
-              </w:rPr>
-            </w:pPr>
-            <w:r>
-              <w:rPr>
-                <w:sz w:val="20"/>
-                <w:szCs w:val="20"/>
+              </w:rPr>
+            </w:pPr>
+            <w:r>
+              <w:rPr>
                 <w:rtl w:val="0"/>
               </w:rPr>
               <w:t xml:space="preserve">Desarrollar una solución de software utilizando técnicas que permitan sistematizar el proceso de desarrollo y mantenimiento, asegurando el logro de los objetivos.</w:t>
@@ -1222,14 +1163,10 @@
               <w:ind w:left="720" w:hanging="360"/>
               <w:rPr>
                 <w:color w:val="222222"/>
-                <w:sz w:val="21"/>
-                <w:szCs w:val="21"/>
-              </w:rPr>
-            </w:pPr>
-            <w:r>
-              <w:rPr>
-                <w:sz w:val="20"/>
-                <w:szCs w:val="20"/>
+              </w:rPr>
+            </w:pPr>
+            <w:r>
+              <w:rPr>
                 <w:rtl w:val="0"/>
               </w:rPr>
               <w:t xml:space="preserve">Construir modelos de datos para soportar los requerimientos de la organización de acuerdo a un diseño definido y escalable en el tiempo.</w:t>
@@ -1245,14 +1182,10 @@
               <w:ind w:left="720" w:hanging="360"/>
               <w:rPr>
                 <w:color w:val="222222"/>
-                <w:sz w:val="21"/>
-                <w:szCs w:val="21"/>
-              </w:rPr>
-            </w:pPr>
-            <w:r>
-              <w:rPr>
-                <w:sz w:val="20"/>
-                <w:szCs w:val="20"/>
+              </w:rPr>
+            </w:pPr>
+            <w:r>
+              <w:rPr>
                 <w:rtl w:val="0"/>
               </w:rPr>
               <w:t xml:space="preserve">Programar consultas o rutinas para manipular información de una base de datos de acuerdo con los requerimientos de la organización.</w:t>
@@ -1268,14 +1201,10 @@
               <w:ind w:left="720" w:hanging="360"/>
               <w:rPr>
                 <w:color w:val="222222"/>
-                <w:sz w:val="21"/>
-                <w:szCs w:val="21"/>
-              </w:rPr>
-            </w:pPr>
-            <w:r>
-              <w:rPr>
-                <w:sz w:val="20"/>
-                <w:szCs w:val="20"/>
+              </w:rPr>
+            </w:pPr>
+            <w:r>
+              <w:rPr>
                 <w:rtl w:val="0"/>
               </w:rPr>
               <w:t xml:space="preserve">Construir programas y rutinas de variada complejidad para dar solución a requerimientos de la organización, acordes a tecnologías de mercado y utilizando buenas prácticas de codificación.</w:t>
@@ -1291,14 +1220,10 @@
               <w:ind w:left="720" w:hanging="360"/>
               <w:rPr>
                 <w:color w:val="222222"/>
-                <w:sz w:val="21"/>
-                <w:szCs w:val="21"/>
-              </w:rPr>
-            </w:pPr>
-            <w:r>
-              <w:rPr>
-                <w:sz w:val="20"/>
-                <w:szCs w:val="20"/>
+              </w:rPr>
+            </w:pPr>
+            <w:r>
+              <w:rPr>
                 <w:rtl w:val="0"/>
               </w:rPr>
               <w:t xml:space="preserve">Realizar pruebas de calidad tanto de los productos como de los procesos utilizando buenas prácticas definidas por la industria</w:t>
@@ -1319,14 +1244,10 @@
               <w:ind w:left="720" w:hanging="360"/>
               <w:rPr>
                 <w:color w:val="222222"/>
-                <w:sz w:val="21"/>
-                <w:szCs w:val="21"/>
-              </w:rPr>
-            </w:pPr>
-            <w:r>
-              <w:rPr>
-                <w:sz w:val="20"/>
-                <w:szCs w:val="20"/>
+              </w:rPr>
+            </w:pPr>
+            <w:r>
+              <w:rPr>
                 <w:rtl w:val="0"/>
               </w:rPr>
               <w:t xml:space="preserve">Construir el modelo arquitectónico de una solución sistémica que soporte los procesos de negocio de acuerdo los requerimientos de la organización y estándares de la industria.</w:t>
@@ -1342,14 +1263,10 @@
               <w:ind w:left="720" w:hanging="360"/>
               <w:rPr>
                 <w:color w:val="222222"/>
-                <w:sz w:val="21"/>
-                <w:szCs w:val="21"/>
-              </w:rPr>
-            </w:pPr>
-            <w:r>
-              <w:rPr>
-                <w:sz w:val="20"/>
-                <w:szCs w:val="20"/>
+              </w:rPr>
+            </w:pPr>
+            <w:r>
+              <w:rPr>
                 <w:rtl w:val="0"/>
               </w:rPr>
               <w:t xml:space="preserve">Resolver las vulnerabilidades sistémicas para asegurar que el software construido cumple las normas de seguridad exigidas por la industria.</w:t>
@@ -1365,14 +1282,10 @@
               <w:ind w:left="720" w:hanging="360"/>
               <w:rPr>
                 <w:color w:val="222222"/>
-                <w:sz w:val="21"/>
-                <w:szCs w:val="21"/>
-              </w:rPr>
-            </w:pPr>
-            <w:r>
-              <w:rPr>
-                <w:sz w:val="20"/>
-                <w:szCs w:val="20"/>
+              </w:rPr>
+            </w:pPr>
+            <w:r>
+              <w:rPr>
                 <w:rtl w:val="0"/>
               </w:rPr>
               <w:t xml:space="preserve">Gestionar proyectos informáticos, ofreciendo alternativas para la toma de decisiones de acuerdo con los requerimientos de la organización.</w:t>
@@ -1382,10 +1295,7 @@
             <w:pPr>
               <w:spacing w:after="0" w:line="240" w:lineRule="auto"/>
               <w:ind w:left="720" w:firstLine="0"/>
-              <w:rPr>
-                <w:sz w:val="20"/>
-                <w:szCs w:val="20"/>
-              </w:rPr>
+              <w:rPr/>
             </w:pPr>
             <w:r>
               <w:rPr>
@@ -1396,15 +1306,10 @@
           <w:p>
             <w:pPr>
               <w:spacing w:after="0" w:line="240" w:lineRule="auto"/>
-              <w:rPr>
-                <w:sz w:val="20"/>
-                <w:szCs w:val="20"/>
-              </w:rPr>
-            </w:pPr>
-            <w:r>
-              <w:rPr>
-                <w:sz w:val="20"/>
-                <w:szCs w:val="20"/>
+              <w:rPr/>
+            </w:pPr>
+            <w:r>
+              <w:rPr>
                 <w:rtl w:val="0"/>
               </w:rPr>
               <w:t xml:space="preserve">Competencias Genéricas</w:t>
@@ -1420,14 +1325,10 @@
               <w:ind w:left="720" w:hanging="360"/>
               <w:rPr>
                 <w:color w:val="222222"/>
-                <w:sz w:val="21"/>
-                <w:szCs w:val="21"/>
-              </w:rPr>
-            </w:pPr>
-            <w:r>
-              <w:rPr>
-                <w:sz w:val="20"/>
-                <w:szCs w:val="20"/>
+              </w:rPr>
+            </w:pPr>
+            <w:r>
+              <w:rPr>
                 <w:rtl w:val="0"/>
               </w:rPr>
               <w:t xml:space="preserve">Resolver situaciones problemáticas de la vida cotidiana, ámbito científico y mundo laboral, utilizando operatoria matemática básica, relaciones proporcionales y álgebra básica.</w:t>
@@ -1443,14 +1344,10 @@
               <w:ind w:left="720" w:hanging="360"/>
               <w:rPr>
                 <w:color w:val="222222"/>
-                <w:sz w:val="21"/>
-                <w:szCs w:val="21"/>
-              </w:rPr>
-            </w:pPr>
-            <w:r>
-              <w:rPr>
-                <w:sz w:val="20"/>
-                <w:szCs w:val="20"/>
+              </w:rPr>
+            </w:pPr>
+            <w:r>
+              <w:rPr>
                 <w:rtl w:val="0"/>
               </w:rPr>
               <w:t xml:space="preserve">Resolver situaciones problemáticas de la vida cotidiana, ámbito científico y mundo laboral, utilizando elementos de la estadística descriptiva.</w:t>
@@ -1466,14 +1363,10 @@
               <w:ind w:left="720" w:hanging="360"/>
               <w:rPr>
                 <w:color w:val="222222"/>
-                <w:sz w:val="21"/>
-                <w:szCs w:val="21"/>
-              </w:rPr>
-            </w:pPr>
-            <w:r>
-              <w:rPr>
-                <w:sz w:val="20"/>
-                <w:szCs w:val="20"/>
+              </w:rPr>
+            </w:pPr>
+            <w:r>
+              <w:rPr>
                 <w:rtl w:val="0"/>
               </w:rPr>
               <w:t xml:space="preserve">Comunicar en forma oral y escrita diferentes mensajes, utilizando herramientas lingüísticas funcionales con propósitos específicos en diversos contextos sociolaborales y disciplinares.</w:t>
@@ -1489,14 +1382,10 @@
               <w:ind w:left="720" w:hanging="360"/>
               <w:rPr>
                 <w:color w:val="222222"/>
-                <w:sz w:val="21"/>
-                <w:szCs w:val="21"/>
-              </w:rPr>
-            </w:pPr>
-            <w:r>
-              <w:rPr>
-                <w:sz w:val="20"/>
-                <w:szCs w:val="20"/>
+              </w:rPr>
+            </w:pPr>
+            <w:r>
+              <w:rPr>
                 <w:rtl w:val="0"/>
               </w:rPr>
               <w:t xml:space="preserve">Capacidad para generar ideas, soluciones o procesos innovadores que respondan a oportunidades, necesidades y demandas productivas o sociales, en colaboración con otros y asumiendo riesgos calculados.</w:t>
@@ -1512,14 +1401,10 @@
               <w:ind w:left="720" w:hanging="360"/>
               <w:rPr>
                 <w:color w:val="222222"/>
-                <w:sz w:val="21"/>
-                <w:szCs w:val="21"/>
-              </w:rPr>
-            </w:pPr>
-            <w:r>
-              <w:rPr>
-                <w:sz w:val="20"/>
-                <w:szCs w:val="20"/>
+              </w:rPr>
+            </w:pPr>
+            <w:r>
+              <w:rPr>
                 <w:rtl w:val="0"/>
               </w:rPr>
               <w:t xml:space="preserve">Desarrollar proyectos de emprendimiento a partir de la identificación de oportunidades desde su especialidad, aplicando técnicas afines al objetivo, con foco en agregar valor al entorno.</w:t>
@@ -1533,6 +1418,70 @@
         </w:tc>
       </w:tr>
     </w:tbl>
+    <w:p>
+      <w:pPr>
+        <w:spacing w:after="0" w:line="240" w:lineRule="auto"/>
+        <w:rPr>
+          <w:b w:val="1"/>
+          <w:bCs w:val="1"/>
+          <w:sz w:val="24"/>
+          <w:szCs w:val="24"/>
+        </w:rPr>
+      </w:pPr>
+      <w:r>
+        <w:rPr>
+          <w:rtl w:val="0"/>
+        </w:rPr>
+      </w:r>
+    </w:p>
+    <w:p>
+      <w:pPr>
+        <w:spacing w:after="0" w:line="240" w:lineRule="auto"/>
+        <w:rPr>
+          <w:b w:val="1"/>
+          <w:bCs w:val="1"/>
+          <w:sz w:val="24"/>
+          <w:szCs w:val="24"/>
+        </w:rPr>
+      </w:pPr>
+      <w:r>
+        <w:rPr>
+          <w:rtl w:val="0"/>
+        </w:rPr>
+      </w:r>
+    </w:p>
+    <w:p>
+      <w:pPr>
+        <w:spacing w:after="0" w:line="240" w:lineRule="auto"/>
+        <w:rPr>
+          <w:b w:val="1"/>
+          <w:bCs w:val="1"/>
+          <w:sz w:val="24"/>
+          <w:szCs w:val="24"/>
+        </w:rPr>
+      </w:pPr>
+      <w:r>
+        <w:rPr>
+          <w:rtl w:val="0"/>
+        </w:rPr>
+      </w:r>
+    </w:p>
+    <w:p>
+      <w:pPr>
+        <w:spacing w:after="0" w:line="240" w:lineRule="auto"/>
+        <w:rPr>
+          <w:b w:val="1"/>
+          <w:bCs w:val="1"/>
+          <w:sz w:val="24"/>
+          <w:szCs w:val="24"/>
+        </w:rPr>
+      </w:pPr>
+      <w:r>
+        <w:rPr>
+          <w:rtl w:val="0"/>
+        </w:rPr>
+      </w:r>
+    </w:p>
     <w:p>
       <w:pPr>
         <w:spacing w:after="0" w:line="240" w:lineRule="auto"/>
@@ -1773,15 +1722,11 @@
               <w:jc w:val="both"/>
               <w:rPr>
                 <w:rFonts w:ascii="Calibri" w:cs="Calibri" w:eastAsia="Calibri" w:hAnsi="Calibri"/>
-                <w:sz w:val="20"/>
-                <w:szCs w:val="20"/>
-              </w:rPr>
-            </w:pPr>
-            <w:r>
-              <w:rPr>
-                <w:rFonts w:ascii="Calibri" w:cs="Calibri" w:eastAsia="Calibri" w:hAnsi="Calibri"/>
-                <w:sz w:val="20"/>
-                <w:szCs w:val="20"/>
+              </w:rPr>
+            </w:pPr>
+            <w:r>
+              <w:rPr>
+                <w:rFonts w:ascii="Calibri" w:cs="Calibri" w:eastAsia="Calibri" w:hAnsi="Calibri"/>
                 <w:rtl w:val="0"/>
               </w:rPr>
               <w:t xml:space="preserve">Escogimos este tema debido al interés personal en las actividades de trekking en los tiempos libres; a partir de esto identificamos una problemática relacionada con la falta de compañía para realizar actividades como el trekking.</w:t>
@@ -1791,23 +1736,17 @@
             <w:pPr>
               <w:rPr>
                 <w:rFonts w:ascii="Calibri" w:cs="Calibri" w:eastAsia="Calibri" w:hAnsi="Calibri"/>
-                <w:sz w:val="20"/>
-                <w:szCs w:val="20"/>
-              </w:rPr>
-            </w:pPr>
-            <w:r>
-              <w:rPr>
-                <w:rFonts w:ascii="Calibri" w:cs="Calibri" w:eastAsia="Calibri" w:hAnsi="Calibri"/>
-                <w:sz w:val="20"/>
-                <w:szCs w:val="20"/>
+              </w:rPr>
+            </w:pPr>
+            <w:r>
+              <w:rPr>
+                <w:rFonts w:ascii="Calibri" w:cs="Calibri" w:eastAsia="Calibri" w:hAnsi="Calibri"/>
                 <w:rtl w:val="0"/>
               </w:rPr>
               <w:t xml:space="preserve">Lo que hace el proyecto relevante para nuestro futuro campo laboral es la creación de soluciones mediante aplicaciones </w:t>
             </w:r>
             <w:r>
               <w:rPr>
-                <w:sz w:val="20"/>
-                <w:szCs w:val="20"/>
                 <w:rtl w:val="0"/>
               </w:rPr>
               <w:t xml:space="preserve">móviles</w:t>
@@ -1815,8 +1754,6 @@
             <w:r>
               <w:rPr>
                 <w:rFonts w:ascii="Calibri" w:cs="Calibri" w:eastAsia="Calibri" w:hAnsi="Calibri"/>
-                <w:sz w:val="20"/>
-                <w:szCs w:val="20"/>
                 <w:rtl w:val="0"/>
               </w:rPr>
               <w:t xml:space="preserve"> o páginas web.</w:t>
@@ -1826,24 +1763,18 @@
             <w:pPr>
               <w:rPr>
                 <w:rFonts w:ascii="Calibri" w:cs="Calibri" w:eastAsia="Calibri" w:hAnsi="Calibri"/>
-                <w:sz w:val="20"/>
-                <w:szCs w:val="20"/>
                 <w:highlight w:val="yellow"/>
               </w:rPr>
             </w:pPr>
             <w:r>
               <w:rPr>
                 <w:rFonts w:ascii="Calibri" w:cs="Calibri" w:eastAsia="Calibri" w:hAnsi="Calibri"/>
-                <w:sz w:val="20"/>
-                <w:szCs w:val="20"/>
                 <w:rtl w:val="0"/>
               </w:rPr>
               <w:t xml:space="preserve">El proyecto abordará la falta de herramientas tipo app que permitan organizar actividades </w:t>
             </w:r>
             <w:r>
               <w:rPr>
-                <w:sz w:val="20"/>
-                <w:szCs w:val="20"/>
                 <w:rtl w:val="0"/>
               </w:rPr>
               <w:t xml:space="preserve">exclusivamente de </w:t>
@@ -1851,8 +1782,6 @@
             <w:r>
               <w:rPr>
                 <w:rFonts w:ascii="Calibri" w:cs="Calibri" w:eastAsia="Calibri" w:hAnsi="Calibri"/>
-                <w:sz w:val="20"/>
-                <w:szCs w:val="20"/>
                 <w:rtl w:val="0"/>
               </w:rPr>
               <w:t xml:space="preserve">trekking de forma segura en la región de Santiago de Chile, especialmente para las personas que no tienen experiencia o que no tienen compañía para realizar la actividad.</w:t>
@@ -1867,15 +1796,11 @@
             <w:pPr>
               <w:rPr>
                 <w:rFonts w:ascii="Calibri" w:cs="Calibri" w:eastAsia="Calibri" w:hAnsi="Calibri"/>
-                <w:sz w:val="20"/>
-                <w:szCs w:val="20"/>
-              </w:rPr>
-            </w:pPr>
-            <w:r>
-              <w:rPr>
-                <w:rFonts w:ascii="Calibri" w:cs="Calibri" w:eastAsia="Calibri" w:hAnsi="Calibri"/>
-                <w:sz w:val="20"/>
-                <w:szCs w:val="20"/>
+              </w:rPr>
+            </w:pPr>
+            <w:r>
+              <w:rPr>
+                <w:rFonts w:ascii="Calibri" w:cs="Calibri" w:eastAsia="Calibri" w:hAnsi="Calibri"/>
                 <w:rtl w:val="0"/>
               </w:rPr>
               <w:t xml:space="preserve">En Santiago existen varios accesos a rutas de trekking, los cuales también incluyen riesgos asociados, tales como:</w:t>
@@ -1910,9 +1835,6 @@
                 <w:smallCaps w:val="0"/>
                 <w:strike w:val="0"/>
                 <w:color w:val="000000"/>
-                <w:sz w:val="20"/>
-                <w:szCs w:val="20"/>
-                <w:u w:val="none"/>
                 <w:shd w:fill="auto" w:val="clear"/>
                 <w:vertAlign w:val="baseline"/>
               </w:rPr>
@@ -1927,8 +1849,6 @@
                 <w:smallCaps w:val="0"/>
                 <w:strike w:val="0"/>
                 <w:color w:val="000000"/>
-                <w:sz w:val="20"/>
-                <w:szCs w:val="20"/>
                 <w:u w:val="none"/>
                 <w:shd w:fill="auto" w:val="clear"/>
                 <w:vertAlign w:val="baseline"/>
@@ -1966,9 +1886,6 @@
                 <w:smallCaps w:val="0"/>
                 <w:strike w:val="0"/>
                 <w:color w:val="000000"/>
-                <w:sz w:val="20"/>
-                <w:szCs w:val="20"/>
-                <w:u w:val="none"/>
                 <w:shd w:fill="auto" w:val="clear"/>
                 <w:vertAlign w:val="baseline"/>
               </w:rPr>
@@ -1983,8 +1900,6 @@
                 <w:smallCaps w:val="0"/>
                 <w:strike w:val="0"/>
                 <w:color w:val="000000"/>
-                <w:sz w:val="20"/>
-                <w:szCs w:val="20"/>
                 <w:u w:val="none"/>
                 <w:shd w:fill="auto" w:val="clear"/>
                 <w:vertAlign w:val="baseline"/>
@@ -2022,9 +1937,6 @@
                 <w:smallCaps w:val="0"/>
                 <w:strike w:val="0"/>
                 <w:color w:val="000000"/>
-                <w:sz w:val="20"/>
-                <w:szCs w:val="20"/>
-                <w:u w:val="none"/>
                 <w:shd w:fill="auto" w:val="clear"/>
                 <w:vertAlign w:val="baseline"/>
               </w:rPr>
@@ -2039,8 +1951,6 @@
                 <w:smallCaps w:val="0"/>
                 <w:strike w:val="0"/>
                 <w:color w:val="000000"/>
-                <w:sz w:val="20"/>
-                <w:szCs w:val="20"/>
                 <w:u w:val="none"/>
                 <w:shd w:fill="auto" w:val="clear"/>
                 <w:vertAlign w:val="baseline"/>
@@ -2050,8 +1960,6 @@
             </w:r>
             <w:r>
               <w:rPr>
-                <w:sz w:val="20"/>
-                <w:szCs w:val="20"/>
                 <w:rtl w:val="0"/>
               </w:rPr>
               <w:t xml:space="preserve">conlleva recorrer</w:t>
@@ -2066,8 +1974,6 @@
                 <w:smallCaps w:val="0"/>
                 <w:strike w:val="0"/>
                 <w:color w:val="000000"/>
-                <w:sz w:val="20"/>
-                <w:szCs w:val="20"/>
                 <w:u w:val="none"/>
                 <w:shd w:fill="auto" w:val="clear"/>
                 <w:vertAlign w:val="baseline"/>
@@ -2080,15 +1986,11 @@
             <w:pPr>
               <w:rPr>
                 <w:rFonts w:ascii="Calibri" w:cs="Calibri" w:eastAsia="Calibri" w:hAnsi="Calibri"/>
-                <w:sz w:val="20"/>
-                <w:szCs w:val="20"/>
-              </w:rPr>
-            </w:pPr>
-            <w:r>
-              <w:rPr>
-                <w:rFonts w:ascii="Calibri" w:cs="Calibri" w:eastAsia="Calibri" w:hAnsi="Calibri"/>
-                <w:sz w:val="20"/>
-                <w:szCs w:val="20"/>
+              </w:rPr>
+            </w:pPr>
+            <w:r>
+              <w:rPr>
+                <w:rFonts w:ascii="Calibri" w:cs="Calibri" w:eastAsia="Calibri" w:hAnsi="Calibri"/>
                 <w:rtl w:val="0"/>
               </w:rPr>
               <w:t xml:space="preserve">Esto impacta directamente a usuarios jóvenes y adultos interesados en las actividades outdoor.</w:t>
@@ -2098,15 +2000,11 @@
             <w:pPr>
               <w:rPr>
                 <w:rFonts w:ascii="Calibri" w:cs="Calibri" w:eastAsia="Calibri" w:hAnsi="Calibri"/>
-                <w:sz w:val="20"/>
-                <w:szCs w:val="20"/>
-              </w:rPr>
-            </w:pPr>
-            <w:r>
-              <w:rPr>
-                <w:rFonts w:ascii="Calibri" w:cs="Calibri" w:eastAsia="Calibri" w:hAnsi="Calibri"/>
-                <w:sz w:val="20"/>
-                <w:szCs w:val="20"/>
+              </w:rPr>
+            </w:pPr>
+            <w:r>
+              <w:rPr>
+                <w:rFonts w:ascii="Calibri" w:cs="Calibri" w:eastAsia="Calibri" w:hAnsi="Calibri"/>
                 <w:rtl w:val="0"/>
               </w:rPr>
               <w:t xml:space="preserve">Desde la informática, este problema es relevante porque puede resolverse mediante una plataforma tecnológica que integre comunidad, información importante y prevención de riesgos asociados a la actividad.</w:t>
@@ -2120,8 +2018,6 @@
                 <w:i w:val="1"/>
                 <w:iCs w:val="1"/>
                 <w:color w:val="548dd4"/>
-                <w:sz w:val="20"/>
-                <w:szCs w:val="20"/>
               </w:rPr>
             </w:pPr>
             <w:r>
@@ -2167,15 +2063,11 @@
             <w:pPr>
               <w:rPr>
                 <w:rFonts w:ascii="Calibri" w:cs="Calibri" w:eastAsia="Calibri" w:hAnsi="Calibri"/>
-                <w:sz w:val="20"/>
-                <w:szCs w:val="20"/>
-              </w:rPr>
-            </w:pPr>
-            <w:r>
-              <w:rPr>
-                <w:rFonts w:ascii="Calibri" w:cs="Calibri" w:eastAsia="Calibri" w:hAnsi="Calibri"/>
-                <w:sz w:val="20"/>
-                <w:szCs w:val="20"/>
+              </w:rPr>
+            </w:pPr>
+            <w:r>
+              <w:rPr>
+                <w:rFonts w:ascii="Calibri" w:cs="Calibri" w:eastAsia="Calibri" w:hAnsi="Calibri"/>
                 <w:rtl w:val="0"/>
               </w:rPr>
               <w:t xml:space="preserve">Lo que esperamos como objetivo en este proyecto es desarrollar una aplicación móvil que permita a los usuarios:</w:t>
@@ -2210,9 +2102,6 @@
                 <w:smallCaps w:val="0"/>
                 <w:strike w:val="0"/>
                 <w:color w:val="000000"/>
-                <w:sz w:val="20"/>
-                <w:szCs w:val="20"/>
-                <w:u w:val="none"/>
                 <w:shd w:fill="auto" w:val="clear"/>
                 <w:vertAlign w:val="baseline"/>
               </w:rPr>
@@ -2227,8 +2116,6 @@
                 <w:smallCaps w:val="0"/>
                 <w:strike w:val="0"/>
                 <w:color w:val="000000"/>
-                <w:sz w:val="20"/>
-                <w:szCs w:val="20"/>
                 <w:u w:val="none"/>
                 <w:shd w:fill="auto" w:val="clear"/>
                 <w:vertAlign w:val="baseline"/>
@@ -2238,8 +2125,6 @@
             </w:r>
             <w:r>
               <w:rPr>
-                <w:sz w:val="20"/>
-                <w:szCs w:val="20"/>
                 <w:rtl w:val="0"/>
               </w:rPr>
               <w:t xml:space="preserve">código</w:t>
@@ -2254,8 +2139,6 @@
                 <w:smallCaps w:val="0"/>
                 <w:strike w:val="0"/>
                 <w:color w:val="000000"/>
-                <w:sz w:val="20"/>
-                <w:szCs w:val="20"/>
                 <w:u w:val="none"/>
                 <w:shd w:fill="auto" w:val="clear"/>
                 <w:vertAlign w:val="baseline"/>
@@ -2265,8 +2148,6 @@
             </w:r>
             <w:r>
               <w:rPr>
-                <w:sz w:val="20"/>
-                <w:szCs w:val="20"/>
                 <w:rtl w:val="0"/>
               </w:rPr>
               <w:t xml:space="preserve">invitación.</w:t>
@@ -2306,9 +2187,6 @@
                 <w:smallCaps w:val="0"/>
                 <w:strike w:val="0"/>
                 <w:color w:val="000000"/>
-                <w:sz w:val="20"/>
-                <w:szCs w:val="20"/>
-                <w:u w:val="none"/>
                 <w:shd w:fill="auto" w:val="clear"/>
                 <w:vertAlign w:val="baseline"/>
               </w:rPr>
@@ -2323,8 +2201,6 @@
                 <w:smallCaps w:val="0"/>
                 <w:strike w:val="0"/>
                 <w:color w:val="000000"/>
-                <w:sz w:val="20"/>
-                <w:szCs w:val="20"/>
                 <w:u w:val="none"/>
                 <w:shd w:fill="auto" w:val="clear"/>
                 <w:vertAlign w:val="baseline"/>
@@ -2362,9 +2238,6 @@
                 <w:smallCaps w:val="0"/>
                 <w:strike w:val="0"/>
                 <w:color w:val="000000"/>
-                <w:sz w:val="20"/>
-                <w:szCs w:val="20"/>
-                <w:u w:val="none"/>
                 <w:shd w:fill="auto" w:val="clear"/>
                 <w:vertAlign w:val="baseline"/>
               </w:rPr>
@@ -2379,8 +2252,6 @@
                 <w:smallCaps w:val="0"/>
                 <w:strike w:val="0"/>
                 <w:color w:val="000000"/>
-                <w:sz w:val="20"/>
-                <w:szCs w:val="20"/>
                 <w:u w:val="none"/>
                 <w:shd w:fill="auto" w:val="clear"/>
                 <w:vertAlign w:val="baseline"/>
@@ -2418,9 +2289,6 @@
                 <w:smallCaps w:val="0"/>
                 <w:strike w:val="0"/>
                 <w:color w:val="000000"/>
-                <w:sz w:val="20"/>
-                <w:szCs w:val="20"/>
-                <w:u w:val="none"/>
                 <w:shd w:fill="auto" w:val="clear"/>
                 <w:vertAlign w:val="baseline"/>
               </w:rPr>
@@ -2435,8 +2303,6 @@
                 <w:smallCaps w:val="0"/>
                 <w:strike w:val="0"/>
                 <w:color w:val="000000"/>
-                <w:sz w:val="20"/>
-                <w:szCs w:val="20"/>
                 <w:u w:val="none"/>
                 <w:shd w:fill="auto" w:val="clear"/>
                 <w:vertAlign w:val="baseline"/>
@@ -2474,9 +2340,6 @@
                 <w:smallCaps w:val="0"/>
                 <w:strike w:val="0"/>
                 <w:color w:val="000000"/>
-                <w:sz w:val="20"/>
-                <w:szCs w:val="20"/>
-                <w:u w:val="none"/>
                 <w:shd w:fill="auto" w:val="clear"/>
                 <w:vertAlign w:val="baseline"/>
               </w:rPr>
@@ -2491,8 +2354,6 @@
                 <w:smallCaps w:val="0"/>
                 <w:strike w:val="0"/>
                 <w:color w:val="000000"/>
-                <w:sz w:val="20"/>
-                <w:szCs w:val="20"/>
                 <w:u w:val="none"/>
                 <w:shd w:fill="auto" w:val="clear"/>
                 <w:vertAlign w:val="baseline"/>
@@ -2530,9 +2391,6 @@
                 <w:smallCaps w:val="0"/>
                 <w:strike w:val="0"/>
                 <w:color w:val="000000"/>
-                <w:sz w:val="20"/>
-                <w:szCs w:val="20"/>
-                <w:u w:val="none"/>
                 <w:shd w:fill="auto" w:val="clear"/>
                 <w:vertAlign w:val="baseline"/>
               </w:rPr>
@@ -2547,8 +2405,6 @@
                 <w:smallCaps w:val="0"/>
                 <w:strike w:val="0"/>
                 <w:color w:val="000000"/>
-                <w:sz w:val="20"/>
-                <w:szCs w:val="20"/>
                 <w:u w:val="none"/>
                 <w:shd w:fill="auto" w:val="clear"/>
                 <w:vertAlign w:val="baseline"/>
@@ -2586,9 +2442,6 @@
                 <w:smallCaps w:val="0"/>
                 <w:strike w:val="0"/>
                 <w:color w:val="000000"/>
-                <w:sz w:val="20"/>
-                <w:szCs w:val="20"/>
-                <w:u w:val="none"/>
                 <w:shd w:fill="auto" w:val="clear"/>
                 <w:vertAlign w:val="baseline"/>
               </w:rPr>
@@ -2603,8 +2456,6 @@
                 <w:smallCaps w:val="0"/>
                 <w:strike w:val="0"/>
                 <w:color w:val="000000"/>
-                <w:sz w:val="20"/>
-                <w:szCs w:val="20"/>
                 <w:u w:val="none"/>
                 <w:shd w:fill="auto" w:val="clear"/>
                 <w:vertAlign w:val="baseline"/>
@@ -2642,9 +2493,6 @@
                 <w:smallCaps w:val="0"/>
                 <w:strike w:val="0"/>
                 <w:color w:val="000000"/>
-                <w:sz w:val="20"/>
-                <w:szCs w:val="20"/>
-                <w:u w:val="none"/>
                 <w:shd w:fill="auto" w:val="clear"/>
                 <w:vertAlign w:val="baseline"/>
               </w:rPr>
@@ -2659,8 +2507,6 @@
                 <w:smallCaps w:val="0"/>
                 <w:strike w:val="0"/>
                 <w:color w:val="000000"/>
-                <w:sz w:val="20"/>
-                <w:szCs w:val="20"/>
                 <w:u w:val="none"/>
                 <w:shd w:fill="auto" w:val="clear"/>
                 <w:vertAlign w:val="baseline"/>
@@ -2698,9 +2544,6 @@
                 <w:smallCaps w:val="0"/>
                 <w:strike w:val="0"/>
                 <w:color w:val="000000"/>
-                <w:sz w:val="20"/>
-                <w:szCs w:val="20"/>
-                <w:u w:val="none"/>
                 <w:shd w:fill="auto" w:val="clear"/>
                 <w:vertAlign w:val="baseline"/>
               </w:rPr>
@@ -2715,8 +2558,6 @@
                 <w:smallCaps w:val="0"/>
                 <w:strike w:val="0"/>
                 <w:color w:val="000000"/>
-                <w:sz w:val="20"/>
-                <w:szCs w:val="20"/>
                 <w:u w:val="none"/>
                 <w:shd w:fill="auto" w:val="clear"/>
                 <w:vertAlign w:val="baseline"/>
@@ -2751,31 +2592,23 @@
               <w:spacing w:after="0" w:before="0" w:line="259" w:lineRule="auto"/>
               <w:ind w:left="720" w:right="0" w:hanging="360"/>
               <w:jc w:val="left"/>
-              <w:rPr>
-                <w:sz w:val="20"/>
-                <w:szCs w:val="20"/>
-                <w:u w:val="none"/>
-              </w:rPr>
-            </w:pPr>
-            <w:r>
-              <w:rPr>
-                <w:rtl w:val="0"/>
-              </w:rPr>
-            </w:r>
-          </w:p>
-          <w:p>
-            <w:pPr>
-              <w:rPr>
-                <w:rFonts w:ascii="Calibri" w:cs="Calibri" w:eastAsia="Calibri" w:hAnsi="Calibri"/>
-                <w:sz w:val="20"/>
-                <w:szCs w:val="20"/>
-              </w:rPr>
-            </w:pPr>
-            <w:r>
-              <w:rPr>
-                <w:rFonts w:ascii="Calibri" w:cs="Calibri" w:eastAsia="Calibri" w:hAnsi="Calibri"/>
-                <w:sz w:val="20"/>
-                <w:szCs w:val="20"/>
+              <w:rPr/>
+            </w:pPr>
+            <w:r>
+              <w:rPr>
+                <w:rtl w:val="0"/>
+              </w:rPr>
+            </w:r>
+          </w:p>
+          <w:p>
+            <w:pPr>
+              <w:rPr>
+                <w:rFonts w:ascii="Calibri" w:cs="Calibri" w:eastAsia="Calibri" w:hAnsi="Calibri"/>
+              </w:rPr>
+            </w:pPr>
+            <w:r>
+              <w:rPr>
+                <w:rFonts w:ascii="Calibri" w:cs="Calibri" w:eastAsia="Calibri" w:hAnsi="Calibri"/>
                 <w:rtl w:val="0"/>
               </w:rPr>
               <w:t xml:space="preserve">Para el desarrollo de la app se considera:</w:t>
@@ -2810,9 +2643,6 @@
                 <w:smallCaps w:val="0"/>
                 <w:strike w:val="0"/>
                 <w:color w:val="000000"/>
-                <w:sz w:val="20"/>
-                <w:szCs w:val="20"/>
-                <w:u w:val="none"/>
                 <w:shd w:fill="auto" w:val="clear"/>
                 <w:vertAlign w:val="baseline"/>
               </w:rPr>
@@ -2827,8 +2657,6 @@
                 <w:smallCaps w:val="0"/>
                 <w:strike w:val="0"/>
                 <w:color w:val="000000"/>
-                <w:sz w:val="20"/>
-                <w:szCs w:val="20"/>
                 <w:u w:val="none"/>
                 <w:shd w:fill="auto" w:val="clear"/>
                 <w:vertAlign w:val="baseline"/>
@@ -2846,8 +2674,6 @@
                 <w:smallCaps w:val="0"/>
                 <w:strike w:val="0"/>
                 <w:color w:val="000000"/>
-                <w:sz w:val="20"/>
-                <w:szCs w:val="20"/>
                 <w:u w:val="none"/>
                 <w:vertAlign w:val="baseline"/>
                 <w:rtl w:val="0"/>
@@ -2864,8 +2690,6 @@
                 <w:smallCaps w:val="0"/>
                 <w:strike w:val="0"/>
                 <w:color w:val="000000"/>
-                <w:sz w:val="20"/>
-                <w:szCs w:val="20"/>
                 <w:u w:val="none"/>
                 <w:vertAlign w:val="baseline"/>
                 <w:rtl w:val="0"/>
@@ -2882,8 +2706,6 @@
                 <w:smallCaps w:val="0"/>
                 <w:strike w:val="0"/>
                 <w:color w:val="000000"/>
-                <w:sz w:val="20"/>
-                <w:szCs w:val="20"/>
                 <w:u w:val="none"/>
                 <w:vertAlign w:val="baseline"/>
                 <w:rtl w:val="0"/>
@@ -2920,9 +2742,6 @@
                 <w:smallCaps w:val="0"/>
                 <w:strike w:val="0"/>
                 <w:color w:val="000000"/>
-                <w:sz w:val="20"/>
-                <w:szCs w:val="20"/>
-                <w:u w:val="none"/>
                 <w:shd w:fill="auto" w:val="clear"/>
                 <w:vertAlign w:val="baseline"/>
               </w:rPr>
@@ -2937,8 +2756,6 @@
                 <w:smallCaps w:val="0"/>
                 <w:strike w:val="0"/>
                 <w:color w:val="000000"/>
-                <w:sz w:val="20"/>
-                <w:szCs w:val="20"/>
                 <w:u w:val="none"/>
                 <w:shd w:fill="auto" w:val="clear"/>
                 <w:vertAlign w:val="baseline"/>
@@ -2976,8 +2793,6 @@
                 <w:smallCaps w:val="0"/>
                 <w:strike w:val="0"/>
                 <w:color w:val="000000"/>
-                <w:sz w:val="20"/>
-                <w:szCs w:val="20"/>
                 <w:vertAlign w:val="baseline"/>
               </w:rPr>
             </w:pPr>
@@ -2991,8 +2806,6 @@
                 <w:smallCaps w:val="0"/>
                 <w:strike w:val="0"/>
                 <w:color w:val="000000"/>
-                <w:sz w:val="20"/>
-                <w:szCs w:val="20"/>
                 <w:u w:val="none"/>
                 <w:vertAlign w:val="baseline"/>
                 <w:rtl w:val="0"/>
@@ -3001,8 +2814,6 @@
             </w:r>
             <w:r>
               <w:rPr>
-                <w:sz w:val="20"/>
-                <w:szCs w:val="20"/>
                 <w:rtl w:val="0"/>
               </w:rPr>
               <w:t xml:space="preserve">F</w:t>
@@ -3017,8 +2828,6 @@
                 <w:smallCaps w:val="0"/>
                 <w:strike w:val="0"/>
                 <w:color w:val="000000"/>
-                <w:sz w:val="20"/>
-                <w:szCs w:val="20"/>
                 <w:u w:val="none"/>
                 <w:vertAlign w:val="baseline"/>
                 <w:rtl w:val="0"/>
@@ -3027,8 +2836,6 @@
             </w:r>
             <w:r>
               <w:rPr>
-                <w:sz w:val="20"/>
-                <w:szCs w:val="20"/>
                 <w:rtl w:val="0"/>
               </w:rPr>
               <w:t xml:space="preserve">mapa, GPS</w:t>
@@ -3043,8 +2850,6 @@
                 <w:smallCaps w:val="0"/>
                 <w:strike w:val="0"/>
                 <w:color w:val="000000"/>
-                <w:sz w:val="20"/>
-                <w:szCs w:val="20"/>
                 <w:u w:val="none"/>
                 <w:vertAlign w:val="baseline"/>
                 <w:rtl w:val="0"/>
@@ -3081,9 +2886,6 @@
                 <w:smallCaps w:val="0"/>
                 <w:strike w:val="0"/>
                 <w:color w:val="000000"/>
-                <w:sz w:val="20"/>
-                <w:szCs w:val="20"/>
-                <w:u w:val="none"/>
                 <w:shd w:fill="auto" w:val="clear"/>
                 <w:vertAlign w:val="baseline"/>
               </w:rPr>
@@ -3098,8 +2900,6 @@
                 <w:smallCaps w:val="0"/>
                 <w:strike w:val="0"/>
                 <w:color w:val="000000"/>
-                <w:sz w:val="20"/>
-                <w:szCs w:val="20"/>
                 <w:u w:val="none"/>
                 <w:shd w:fill="auto" w:val="clear"/>
                 <w:vertAlign w:val="baseline"/>
@@ -3112,23 +2912,17 @@
             <w:pPr>
               <w:rPr>
                 <w:rFonts w:ascii="Calibri" w:cs="Calibri" w:eastAsia="Calibri" w:hAnsi="Calibri"/>
-                <w:sz w:val="20"/>
-                <w:szCs w:val="20"/>
-              </w:rPr>
-            </w:pPr>
-            <w:r>
-              <w:rPr>
-                <w:rFonts w:ascii="Calibri" w:cs="Calibri" w:eastAsia="Calibri" w:hAnsi="Calibri"/>
-                <w:sz w:val="20"/>
-                <w:szCs w:val="20"/>
+              </w:rPr>
+            </w:pPr>
+            <w:r>
+              <w:rPr>
+                <w:rFonts w:ascii="Calibri" w:cs="Calibri" w:eastAsia="Calibri" w:hAnsi="Calibri"/>
                 <w:rtl w:val="0"/>
               </w:rPr>
               <w:t xml:space="preserve">El proyecto se posiciona frente a alternativas ya existentes en el mercado, como AllTrails, Meetup, Wikiloc y Strava, las cuales ofrecen funcionalidades parciales (mapas de rutas, grupos sociales o seguimiento deportivo), pero no combinan comunidad local, seguridad preventiva y coordinación de eventos de trekking en un mismo lugar. Esta carencia constituye la oportunidad de diferenciación de </w:t>
             </w:r>
             <w:r>
               <w:rPr>
-                <w:sz w:val="20"/>
-                <w:szCs w:val="20"/>
                 <w:rtl w:val="0"/>
               </w:rPr>
               <w:t xml:space="preserve">Code-Trekking</w:t>
@@ -3136,8 +2930,6 @@
             <w:r>
               <w:rPr>
                 <w:rFonts w:ascii="Calibri" w:cs="Calibri" w:eastAsia="Calibri" w:hAnsi="Calibri"/>
-                <w:sz w:val="20"/>
-                <w:szCs w:val="20"/>
                 <w:rtl w:val="0"/>
               </w:rPr>
               <w:t xml:space="preserve">.</w:t>
@@ -3151,8 +2943,6 @@
                 <w:i w:val="1"/>
                 <w:iCs w:val="1"/>
                 <w:color w:val="548dd4"/>
-                <w:sz w:val="20"/>
-                <w:szCs w:val="20"/>
                 <w:highlight w:val="cyan"/>
               </w:rPr>
             </w:pPr>
@@ -3162,8 +2952,6 @@
                 <w:i w:val="1"/>
                 <w:iCs w:val="1"/>
                 <w:color w:val="548dd4"/>
-                <w:sz w:val="20"/>
-                <w:szCs w:val="20"/>
                 <w:rtl w:val="0"/>
               </w:rPr>
               <w:t xml:space="preserve"> </w:t>
@@ -3211,15 +2999,11 @@
             <w:pPr>
               <w:rPr>
                 <w:rFonts w:ascii="Calibri" w:cs="Calibri" w:eastAsia="Calibri" w:hAnsi="Calibri"/>
-                <w:sz w:val="20"/>
-                <w:szCs w:val="20"/>
-              </w:rPr>
-            </w:pPr>
-            <w:r>
-              <w:rPr>
-                <w:rFonts w:ascii="Calibri" w:cs="Calibri" w:eastAsia="Calibri" w:hAnsi="Calibri"/>
-                <w:sz w:val="20"/>
-                <w:szCs w:val="20"/>
+              </w:rPr>
+            </w:pPr>
+            <w:r>
+              <w:rPr>
+                <w:rFonts w:ascii="Calibri" w:cs="Calibri" w:eastAsia="Calibri" w:hAnsi="Calibri"/>
                 <w:rtl w:val="0"/>
               </w:rPr>
               <w:t xml:space="preserve">El proyecto se relaciona con el perfil de egreso ya que aplica directamente lo aprendido en la carrera:</w:t>
@@ -3253,9 +3037,6 @@
                 <w:smallCaps w:val="0"/>
                 <w:strike w:val="0"/>
                 <w:color w:val="000000"/>
-                <w:sz w:val="20"/>
-                <w:szCs w:val="20"/>
-                <w:u w:val="none"/>
                 <w:shd w:fill="auto" w:val="clear"/>
                 <w:vertAlign w:val="baseline"/>
               </w:rPr>
@@ -3270,8 +3051,6 @@
                 <w:smallCaps w:val="0"/>
                 <w:strike w:val="0"/>
                 <w:color w:val="000000"/>
-                <w:sz w:val="20"/>
-                <w:szCs w:val="20"/>
                 <w:u w:val="none"/>
                 <w:shd w:fill="auto" w:val="clear"/>
                 <w:vertAlign w:val="baseline"/>
@@ -3308,9 +3087,6 @@
                 <w:smallCaps w:val="0"/>
                 <w:strike w:val="0"/>
                 <w:color w:val="000000"/>
-                <w:sz w:val="20"/>
-                <w:szCs w:val="20"/>
-                <w:u w:val="none"/>
                 <w:shd w:fill="auto" w:val="clear"/>
                 <w:vertAlign w:val="baseline"/>
               </w:rPr>
@@ -3325,8 +3101,6 @@
                 <w:smallCaps w:val="0"/>
                 <w:strike w:val="0"/>
                 <w:color w:val="000000"/>
-                <w:sz w:val="20"/>
-                <w:szCs w:val="20"/>
                 <w:u w:val="none"/>
                 <w:shd w:fill="auto" w:val="clear"/>
                 <w:vertAlign w:val="baseline"/>
@@ -3363,9 +3137,6 @@
                 <w:smallCaps w:val="0"/>
                 <w:strike w:val="0"/>
                 <w:color w:val="000000"/>
-                <w:sz w:val="20"/>
-                <w:szCs w:val="20"/>
-                <w:u w:val="none"/>
                 <w:shd w:fill="auto" w:val="clear"/>
                 <w:vertAlign w:val="baseline"/>
               </w:rPr>
@@ -3380,8 +3151,6 @@
                 <w:smallCaps w:val="0"/>
                 <w:strike w:val="0"/>
                 <w:color w:val="000000"/>
-                <w:sz w:val="20"/>
-                <w:szCs w:val="20"/>
                 <w:u w:val="none"/>
                 <w:shd w:fill="auto" w:val="clear"/>
                 <w:vertAlign w:val="baseline"/>
@@ -3418,9 +3187,6 @@
                 <w:smallCaps w:val="0"/>
                 <w:strike w:val="0"/>
                 <w:color w:val="000000"/>
-                <w:sz w:val="20"/>
-                <w:szCs w:val="20"/>
-                <w:u w:val="none"/>
                 <w:shd w:fill="auto" w:val="clear"/>
                 <w:vertAlign w:val="baseline"/>
               </w:rPr>
@@ -3435,8 +3201,6 @@
                 <w:smallCaps w:val="0"/>
                 <w:strike w:val="0"/>
                 <w:color w:val="000000"/>
-                <w:sz w:val="20"/>
-                <w:szCs w:val="20"/>
                 <w:u w:val="none"/>
                 <w:shd w:fill="auto" w:val="clear"/>
                 <w:vertAlign w:val="baseline"/>
@@ -3454,8 +3218,6 @@
                 <w:smallCaps w:val="0"/>
                 <w:strike w:val="0"/>
                 <w:color w:val="000000"/>
-                <w:sz w:val="20"/>
-                <w:szCs w:val="20"/>
                 <w:u w:val="none"/>
                 <w:vertAlign w:val="baseline"/>
                 <w:rtl w:val="0"/>
@@ -3472,8 +3234,6 @@
                 <w:smallCaps w:val="0"/>
                 <w:strike w:val="0"/>
                 <w:color w:val="000000"/>
-                <w:sz w:val="20"/>
-                <w:szCs w:val="20"/>
                 <w:u w:val="none"/>
                 <w:vertAlign w:val="baseline"/>
                 <w:rtl w:val="0"/>
@@ -3490,8 +3250,6 @@
                 <w:smallCaps w:val="0"/>
                 <w:strike w:val="0"/>
                 <w:color w:val="000000"/>
-                <w:sz w:val="20"/>
-                <w:szCs w:val="20"/>
                 <w:u w:val="none"/>
                 <w:vertAlign w:val="baseline"/>
                 <w:rtl w:val="0"/>
@@ -3508,8 +3266,6 @@
                 <w:smallCaps w:val="0"/>
                 <w:strike w:val="0"/>
                 <w:color w:val="000000"/>
-                <w:sz w:val="20"/>
-                <w:szCs w:val="20"/>
                 <w:u w:val="none"/>
                 <w:shd w:fill="auto" w:val="clear"/>
                 <w:vertAlign w:val="baseline"/>
@@ -3546,9 +3302,6 @@
                 <w:smallCaps w:val="0"/>
                 <w:strike w:val="0"/>
                 <w:color w:val="000000"/>
-                <w:sz w:val="20"/>
-                <w:szCs w:val="20"/>
-                <w:u w:val="none"/>
                 <w:shd w:fill="auto" w:val="clear"/>
                 <w:vertAlign w:val="baseline"/>
               </w:rPr>
@@ -3563,8 +3316,6 @@
                 <w:smallCaps w:val="0"/>
                 <w:strike w:val="0"/>
                 <w:color w:val="000000"/>
-                <w:sz w:val="20"/>
-                <w:szCs w:val="20"/>
                 <w:u w:val="none"/>
                 <w:shd w:fill="auto" w:val="clear"/>
                 <w:vertAlign w:val="baseline"/>
@@ -3601,9 +3352,6 @@
                 <w:smallCaps w:val="0"/>
                 <w:strike w:val="0"/>
                 <w:color w:val="000000"/>
-                <w:sz w:val="20"/>
-                <w:szCs w:val="20"/>
-                <w:u w:val="none"/>
                 <w:shd w:fill="auto" w:val="clear"/>
                 <w:vertAlign w:val="baseline"/>
               </w:rPr>
@@ -3618,8 +3366,6 @@
                 <w:smallCaps w:val="0"/>
                 <w:strike w:val="0"/>
                 <w:color w:val="000000"/>
-                <w:sz w:val="20"/>
-                <w:szCs w:val="20"/>
                 <w:u w:val="none"/>
                 <w:shd w:fill="auto" w:val="clear"/>
                 <w:vertAlign w:val="baseline"/>
@@ -3632,15 +3378,11 @@
             <w:pPr>
               <w:rPr>
                 <w:rFonts w:ascii="Calibri" w:cs="Calibri" w:eastAsia="Calibri" w:hAnsi="Calibri"/>
-                <w:sz w:val="20"/>
-                <w:szCs w:val="20"/>
-              </w:rPr>
-            </w:pPr>
-            <w:r>
-              <w:rPr>
-                <w:rFonts w:ascii="Calibri" w:cs="Calibri" w:eastAsia="Calibri" w:hAnsi="Calibri"/>
-                <w:sz w:val="20"/>
-                <w:szCs w:val="20"/>
+              </w:rPr>
+            </w:pPr>
+            <w:r>
+              <w:rPr>
+                <w:rFonts w:ascii="Calibri" w:cs="Calibri" w:eastAsia="Calibri" w:hAnsi="Calibri"/>
                 <w:rtl w:val="0"/>
               </w:rPr>
               <w:t xml:space="preserve">Todo esto, pensado en un proyecto completo, lo hace coherente con el nivel de egreso de un ingeniero en informática.</w:t>
@@ -3683,15 +3425,11 @@
             <w:pPr>
               <w:rPr>
                 <w:rFonts w:ascii="Calibri" w:cs="Calibri" w:eastAsia="Calibri" w:hAnsi="Calibri"/>
-                <w:sz w:val="20"/>
-                <w:szCs w:val="20"/>
-              </w:rPr>
-            </w:pPr>
-            <w:r>
-              <w:rPr>
-                <w:rFonts w:ascii="Calibri" w:cs="Calibri" w:eastAsia="Calibri" w:hAnsi="Calibri"/>
-                <w:sz w:val="20"/>
-                <w:szCs w:val="20"/>
+              </w:rPr>
+            </w:pPr>
+            <w:r>
+              <w:rPr>
+                <w:rFonts w:ascii="Calibri" w:cs="Calibri" w:eastAsia="Calibri" w:hAnsi="Calibri"/>
                 <w:rtl w:val="0"/>
               </w:rPr>
               <w:t xml:space="preserve">Se relaciona con intereses profesionales ya que el proyecto refleja interés en: </w:t>
@@ -3726,9 +3464,6 @@
                 <w:smallCaps w:val="0"/>
                 <w:strike w:val="0"/>
                 <w:color w:val="000000"/>
-                <w:sz w:val="20"/>
-                <w:szCs w:val="20"/>
-                <w:u w:val="none"/>
                 <w:shd w:fill="auto" w:val="clear"/>
                 <w:vertAlign w:val="baseline"/>
               </w:rPr>
@@ -3743,8 +3478,6 @@
                 <w:smallCaps w:val="0"/>
                 <w:strike w:val="0"/>
                 <w:color w:val="000000"/>
-                <w:sz w:val="20"/>
-                <w:szCs w:val="20"/>
                 <w:u w:val="none"/>
                 <w:shd w:fill="auto" w:val="clear"/>
                 <w:vertAlign w:val="baseline"/>
@@ -3782,9 +3515,6 @@
                 <w:smallCaps w:val="0"/>
                 <w:strike w:val="0"/>
                 <w:color w:val="000000"/>
-                <w:sz w:val="20"/>
-                <w:szCs w:val="20"/>
-                <w:u w:val="none"/>
                 <w:shd w:fill="auto" w:val="clear"/>
                 <w:vertAlign w:val="baseline"/>
               </w:rPr>
@@ -3799,8 +3529,6 @@
                 <w:smallCaps w:val="0"/>
                 <w:strike w:val="0"/>
                 <w:color w:val="000000"/>
-                <w:sz w:val="20"/>
-                <w:szCs w:val="20"/>
                 <w:u w:val="none"/>
                 <w:shd w:fill="auto" w:val="clear"/>
                 <w:vertAlign w:val="baseline"/>
@@ -3838,9 +3566,6 @@
                 <w:smallCaps w:val="0"/>
                 <w:strike w:val="0"/>
                 <w:color w:val="000000"/>
-                <w:sz w:val="20"/>
-                <w:szCs w:val="20"/>
-                <w:u w:val="none"/>
                 <w:shd w:fill="auto" w:val="clear"/>
                 <w:vertAlign w:val="baseline"/>
               </w:rPr>
@@ -3855,8 +3580,6 @@
                 <w:smallCaps w:val="0"/>
                 <w:strike w:val="0"/>
                 <w:color w:val="000000"/>
-                <w:sz w:val="20"/>
-                <w:szCs w:val="20"/>
                 <w:u w:val="none"/>
                 <w:shd w:fill="auto" w:val="clear"/>
                 <w:vertAlign w:val="baseline"/>
@@ -3894,9 +3617,6 @@
                 <w:smallCaps w:val="0"/>
                 <w:strike w:val="0"/>
                 <w:color w:val="000000"/>
-                <w:sz w:val="20"/>
-                <w:szCs w:val="20"/>
-                <w:u w:val="none"/>
                 <w:shd w:fill="auto" w:val="clear"/>
                 <w:vertAlign w:val="baseline"/>
               </w:rPr>
@@ -3911,8 +3631,6 @@
                 <w:smallCaps w:val="0"/>
                 <w:strike w:val="0"/>
                 <w:color w:val="000000"/>
-                <w:sz w:val="20"/>
-                <w:szCs w:val="20"/>
                 <w:u w:val="none"/>
                 <w:shd w:fill="auto" w:val="clear"/>
                 <w:vertAlign w:val="baseline"/>
@@ -3930,8 +3648,6 @@
                 <w:smallCaps w:val="0"/>
                 <w:strike w:val="0"/>
                 <w:color w:val="000000"/>
-                <w:sz w:val="20"/>
-                <w:szCs w:val="20"/>
                 <w:u w:val="none"/>
                 <w:vertAlign w:val="baseline"/>
                 <w:rtl w:val="0"/>
@@ -3948,8 +3664,6 @@
                 <w:smallCaps w:val="0"/>
                 <w:strike w:val="0"/>
                 <w:color w:val="000000"/>
-                <w:sz w:val="20"/>
-                <w:szCs w:val="20"/>
                 <w:u w:val="none"/>
                 <w:vertAlign w:val="baseline"/>
                 <w:rtl w:val="0"/>
@@ -3966,8 +3680,6 @@
                 <w:smallCaps w:val="0"/>
                 <w:strike w:val="0"/>
                 <w:color w:val="000000"/>
-                <w:sz w:val="20"/>
-                <w:szCs w:val="20"/>
                 <w:u w:val="none"/>
                 <w:vertAlign w:val="baseline"/>
                 <w:rtl w:val="0"/>
@@ -4004,9 +3716,6 @@
                 <w:smallCaps w:val="0"/>
                 <w:strike w:val="0"/>
                 <w:color w:val="000000"/>
-                <w:sz w:val="20"/>
-                <w:szCs w:val="20"/>
-                <w:u w:val="none"/>
                 <w:shd w:fill="auto" w:val="clear"/>
                 <w:vertAlign w:val="baseline"/>
               </w:rPr>
@@ -4021,8 +3730,6 @@
                 <w:smallCaps w:val="0"/>
                 <w:strike w:val="0"/>
                 <w:color w:val="000000"/>
-                <w:sz w:val="20"/>
-                <w:szCs w:val="20"/>
                 <w:u w:val="none"/>
                 <w:shd w:fill="auto" w:val="clear"/>
                 <w:vertAlign w:val="baseline"/>
@@ -4060,9 +3767,6 @@
                 <w:smallCaps w:val="0"/>
                 <w:strike w:val="0"/>
                 <w:color w:val="000000"/>
-                <w:sz w:val="20"/>
-                <w:szCs w:val="20"/>
-                <w:u w:val="none"/>
                 <w:shd w:fill="auto" w:val="clear"/>
                 <w:vertAlign w:val="baseline"/>
               </w:rPr>
@@ -4077,8 +3781,6 @@
                 <w:smallCaps w:val="0"/>
                 <w:strike w:val="0"/>
                 <w:color w:val="000000"/>
-                <w:sz w:val="20"/>
-                <w:szCs w:val="20"/>
                 <w:u w:val="none"/>
                 <w:shd w:fill="auto" w:val="clear"/>
                 <w:vertAlign w:val="baseline"/>
@@ -4116,9 +3818,6 @@
                 <w:smallCaps w:val="0"/>
                 <w:strike w:val="0"/>
                 <w:color w:val="000000"/>
-                <w:sz w:val="20"/>
-                <w:szCs w:val="20"/>
-                <w:u w:val="none"/>
                 <w:shd w:fill="auto" w:val="clear"/>
                 <w:vertAlign w:val="baseline"/>
               </w:rPr>
@@ -4133,8 +3832,6 @@
                 <w:smallCaps w:val="0"/>
                 <w:strike w:val="0"/>
                 <w:color w:val="000000"/>
-                <w:sz w:val="20"/>
-                <w:szCs w:val="20"/>
                 <w:u w:val="none"/>
                 <w:shd w:fill="auto" w:val="clear"/>
                 <w:vertAlign w:val="baseline"/>
@@ -4172,9 +3869,6 @@
                 <w:smallCaps w:val="0"/>
                 <w:strike w:val="0"/>
                 <w:color w:val="000000"/>
-                <w:sz w:val="20"/>
-                <w:szCs w:val="20"/>
-                <w:u w:val="none"/>
                 <w:shd w:fill="auto" w:val="clear"/>
                 <w:vertAlign w:val="baseline"/>
               </w:rPr>
@@ -4189,8 +3883,6 @@
                 <w:smallCaps w:val="0"/>
                 <w:strike w:val="0"/>
                 <w:color w:val="000000"/>
-                <w:sz w:val="20"/>
-                <w:szCs w:val="20"/>
                 <w:u w:val="none"/>
                 <w:shd w:fill="auto" w:val="clear"/>
                 <w:vertAlign w:val="baseline"/>
@@ -4203,15 +3895,11 @@
             <w:pPr>
               <w:rPr>
                 <w:rFonts w:ascii="Calibri" w:cs="Calibri" w:eastAsia="Calibri" w:hAnsi="Calibri"/>
-                <w:sz w:val="20"/>
-                <w:szCs w:val="20"/>
-              </w:rPr>
-            </w:pPr>
-            <w:r>
-              <w:rPr>
-                <w:rFonts w:ascii="Calibri" w:cs="Calibri" w:eastAsia="Calibri" w:hAnsi="Calibri"/>
-                <w:sz w:val="20"/>
-                <w:szCs w:val="20"/>
+              </w:rPr>
+            </w:pPr>
+            <w:r>
+              <w:rPr>
+                <w:rFonts w:ascii="Calibri" w:cs="Calibri" w:eastAsia="Calibri" w:hAnsi="Calibri"/>
                 <w:rtl w:val="0"/>
               </w:rPr>
               <w:t xml:space="preserve">Esto permite demostrar habilidades técnicas en la práctica, lo que ayuda a prepararnos mejor para trabajar o desarrollar proyectos corporativos o propios como ingenieros informáticos.</w:t>
@@ -4225,8 +3913,6 @@
                 <w:i w:val="1"/>
                 <w:iCs w:val="1"/>
                 <w:color w:val="548dd4"/>
-                <w:sz w:val="20"/>
-                <w:szCs w:val="20"/>
                 <w:highlight w:val="yellow"/>
               </w:rPr>
             </w:pPr>
@@ -4273,23 +3959,17 @@
             <w:pPr>
               <w:rPr>
                 <w:rFonts w:ascii="Calibri" w:cs="Calibri" w:eastAsia="Calibri" w:hAnsi="Calibri"/>
-                <w:sz w:val="20"/>
-                <w:szCs w:val="20"/>
-              </w:rPr>
-            </w:pPr>
-            <w:r>
-              <w:rPr>
-                <w:rFonts w:ascii="Calibri" w:cs="Calibri" w:eastAsia="Calibri" w:hAnsi="Calibri"/>
-                <w:sz w:val="20"/>
-                <w:szCs w:val="20"/>
+              </w:rPr>
+            </w:pPr>
+            <w:r>
+              <w:rPr>
+                <w:rFonts w:ascii="Calibri" w:cs="Calibri" w:eastAsia="Calibri" w:hAnsi="Calibri"/>
                 <w:rtl w:val="0"/>
               </w:rPr>
               <w:t xml:space="preserve">El desarrollo del proyecto </w:t>
             </w:r>
             <w:r>
               <w:rPr>
-                <w:sz w:val="20"/>
-                <w:szCs w:val="20"/>
                 <w:rtl w:val="0"/>
               </w:rPr>
               <w:t xml:space="preserve">Code-Trekking</w:t>
@@ -4297,8 +3977,6 @@
             <w:r>
               <w:rPr>
                 <w:rFonts w:ascii="Calibri" w:cs="Calibri" w:eastAsia="Calibri" w:hAnsi="Calibri"/>
-                <w:sz w:val="20"/>
-                <w:szCs w:val="20"/>
                 <w:rtl w:val="0"/>
               </w:rPr>
               <w:t xml:space="preserve"> es plenamente factible de ejecutar dentro del marco temporal del semestre académico por las siguientes razones:</w:t>
@@ -4308,15 +3986,11 @@
             <w:pPr>
               <w:rPr>
                 <w:rFonts w:ascii="Calibri" w:cs="Calibri" w:eastAsia="Calibri" w:hAnsi="Calibri"/>
-                <w:sz w:val="20"/>
-                <w:szCs w:val="20"/>
-              </w:rPr>
-            </w:pPr>
-            <w:r>
-              <w:rPr>
-                <w:rFonts w:ascii="Calibri" w:cs="Calibri" w:eastAsia="Calibri" w:hAnsi="Calibri"/>
-                <w:sz w:val="20"/>
-                <w:szCs w:val="20"/>
+              </w:rPr>
+            </w:pPr>
+            <w:r>
+              <w:rPr>
+                <w:rFonts w:ascii="Calibri" w:cs="Calibri" w:eastAsia="Calibri" w:hAnsi="Calibri"/>
                 <w:rtl w:val="0"/>
               </w:rPr>
               <w:t xml:space="preserve">Tiempo y Horas Asignadas: </w:t>
@@ -4326,15 +4000,11 @@
             <w:pPr>
               <w:rPr>
                 <w:rFonts w:ascii="Calibri" w:cs="Calibri" w:eastAsia="Calibri" w:hAnsi="Calibri"/>
-                <w:sz w:val="20"/>
-                <w:szCs w:val="20"/>
-              </w:rPr>
-            </w:pPr>
-            <w:r>
-              <w:rPr>
-                <w:rFonts w:ascii="Calibri" w:cs="Calibri" w:eastAsia="Calibri" w:hAnsi="Calibri"/>
-                <w:sz w:val="20"/>
-                <w:szCs w:val="20"/>
+              </w:rPr>
+            </w:pPr>
+            <w:r>
+              <w:rPr>
+                <w:rFonts w:ascii="Calibri" w:cs="Calibri" w:eastAsia="Calibri" w:hAnsi="Calibri"/>
                 <w:rtl w:val="0"/>
               </w:rPr>
               <w:t xml:space="preserve">El semestre contempla las horas de trabajo autónomo necesarias para abordar las tres fases del proyecto Capstone (Definición, Desarrollo/Avance y Entrega Final). La planificación por hitos semanales permite un avance progresivo y controlado.</w:t>
@@ -4344,15 +4014,11 @@
             <w:pPr>
               <w:rPr>
                 <w:rFonts w:ascii="Calibri" w:cs="Calibri" w:eastAsia="Calibri" w:hAnsi="Calibri"/>
-                <w:sz w:val="20"/>
-                <w:szCs w:val="20"/>
-              </w:rPr>
-            </w:pPr>
-            <w:r>
-              <w:rPr>
-                <w:rFonts w:ascii="Calibri" w:cs="Calibri" w:eastAsia="Calibri" w:hAnsi="Calibri"/>
-                <w:sz w:val="20"/>
-                <w:szCs w:val="20"/>
+              </w:rPr>
+            </w:pPr>
+            <w:r>
+              <w:rPr>
+                <w:rFonts w:ascii="Calibri" w:cs="Calibri" w:eastAsia="Calibri" w:hAnsi="Calibri"/>
                 <w:rtl w:val="0"/>
               </w:rPr>
               <w:t xml:space="preserve">Stack Tecnológico y Recursos Disponibles: </w:t>
@@ -4362,23 +4028,17 @@
             <w:pPr>
               <w:rPr>
                 <w:rFonts w:ascii="Calibri" w:cs="Calibri" w:eastAsia="Calibri" w:hAnsi="Calibri"/>
-                <w:sz w:val="20"/>
-                <w:szCs w:val="20"/>
-              </w:rPr>
-            </w:pPr>
-            <w:r>
-              <w:rPr>
-                <w:rFonts w:ascii="Calibri" w:cs="Calibri" w:eastAsia="Calibri" w:hAnsi="Calibri"/>
-                <w:sz w:val="20"/>
-                <w:szCs w:val="20"/>
+              </w:rPr>
+            </w:pPr>
+            <w:r>
+              <w:rPr>
+                <w:rFonts w:ascii="Calibri" w:cs="Calibri" w:eastAsia="Calibri" w:hAnsi="Calibri"/>
                 <w:rtl w:val="0"/>
               </w:rPr>
               <w:t xml:space="preserve">Se utiliza una arquitectura híbrida multiplataforma (Ionic + Angular + Capacitor) que permite compilar para Android e iOS a partir de una única base de código en TypeScript, optimizando los tiempos de programación. Además, el uso de Firebase (BaaS) para autenticación y base de datos (Firestore) evita la construcción de un servidor backend desde cero. Los materiales requeridos consisten en equipos de cómputo personales, IDEs de acceso libre (VS Code, </w:t>
             </w:r>
             <w:r>
               <w:rPr>
-                <w:sz w:val="20"/>
-                <w:szCs w:val="20"/>
                 <w:rtl w:val="0"/>
               </w:rPr>
               <w:t xml:space="preserve">GitHub</w:t>
@@ -4386,8 +4046,6 @@
             <w:r>
               <w:rPr>
                 <w:rFonts w:ascii="Calibri" w:cs="Calibri" w:eastAsia="Calibri" w:hAnsi="Calibri"/>
-                <w:sz w:val="20"/>
-                <w:szCs w:val="20"/>
                 <w:rtl w:val="0"/>
               </w:rPr>
               <w:t xml:space="preserve">) y</w:t>
@@ -4395,16 +4053,12 @@
             <w:r>
               <w:rPr>
                 <w:rFonts w:ascii="Calibri" w:cs="Calibri" w:eastAsia="Calibri" w:hAnsi="Calibri"/>
-                <w:sz w:val="20"/>
-                <w:szCs w:val="20"/>
                 <w:rtl w:val="0"/>
               </w:rPr>
               <w:t xml:space="preserve"> capas gratuitas</w:t>
             </w:r>
             <w:r>
               <w:rPr>
-                <w:sz w:val="20"/>
-                <w:szCs w:val="20"/>
                 <w:rtl w:val="0"/>
               </w:rPr>
               <w:t xml:space="preserve"> </w:t>
@@ -4412,16 +4066,12 @@
             <w:r>
               <w:rPr>
                 <w:rFonts w:ascii="Calibri" w:cs="Calibri" w:eastAsia="Calibri" w:hAnsi="Calibri"/>
-                <w:sz w:val="20"/>
-                <w:szCs w:val="20"/>
                 <w:rtl w:val="0"/>
               </w:rPr>
               <w:t xml:space="preserve">de servicios Cloud (</w:t>
             </w:r>
             <w:r>
               <w:rPr>
-                <w:sz w:val="20"/>
-                <w:szCs w:val="20"/>
                 <w:rtl w:val="0"/>
               </w:rPr>
               <w:t xml:space="preserve">Firebase, clima, mapa, GPS</w:t>
@@ -4429,8 +4079,6 @@
             <w:r>
               <w:rPr>
                 <w:rFonts w:ascii="Calibri" w:cs="Calibri" w:eastAsia="Calibri" w:hAnsi="Calibri"/>
-                <w:sz w:val="20"/>
-                <w:szCs w:val="20"/>
                 <w:rtl w:val="0"/>
               </w:rPr>
               <w:t xml:space="preserve">).</w:t>
@@ -4445,15 +4093,11 @@
               <w:ind w:left="720" w:hanging="360"/>
               <w:rPr>
                 <w:rFonts w:ascii="Calibri" w:cs="Calibri" w:eastAsia="Calibri" w:hAnsi="Calibri"/>
-                <w:sz w:val="20"/>
-                <w:szCs w:val="20"/>
-              </w:rPr>
-            </w:pPr>
-            <w:r>
-              <w:rPr>
-                <w:rFonts w:ascii="Calibri" w:cs="Calibri" w:eastAsia="Calibri" w:hAnsi="Calibri"/>
-                <w:sz w:val="20"/>
-                <w:szCs w:val="20"/>
+              </w:rPr>
+            </w:pPr>
+            <w:r>
+              <w:rPr>
+                <w:rFonts w:ascii="Calibri" w:cs="Calibri" w:eastAsia="Calibri" w:hAnsi="Calibri"/>
                 <w:rtl w:val="0"/>
               </w:rPr>
               <w:t xml:space="preserve">Factores Externos Facilitadores: Disponibilidad de librerías Open Source probadas como Leaflet para mapas, plugins comunitarios de Capacitor (geolocalización, cámara, almacenamiento) y acceso a APIs de mapas abiertas (OpenStreetMap).</w:t>
@@ -4468,15 +4112,11 @@
               <w:ind w:left="720" w:hanging="360"/>
               <w:rPr>
                 <w:rFonts w:ascii="Calibri" w:cs="Calibri" w:eastAsia="Calibri" w:hAnsi="Calibri"/>
-                <w:sz w:val="20"/>
-                <w:szCs w:val="20"/>
-              </w:rPr>
-            </w:pPr>
-            <w:r>
-              <w:rPr>
-                <w:rFonts w:ascii="Calibri" w:cs="Calibri" w:eastAsia="Calibri" w:hAnsi="Calibri"/>
-                <w:sz w:val="20"/>
-                <w:szCs w:val="20"/>
+              </w:rPr>
+            </w:pPr>
+            <w:r>
+              <w:rPr>
+                <w:rFonts w:ascii="Calibri" w:cs="Calibri" w:eastAsia="Calibri" w:hAnsi="Calibri"/>
                 <w:rtl w:val="0"/>
               </w:rPr>
               <w:t xml:space="preserve">Factores Externos Dificultadores y Estrategias de Mitigación:</w:t>
@@ -4510,8 +4150,6 @@
                 <w:smallCaps w:val="0"/>
                 <w:strike w:val="0"/>
                 <w:color w:val="000000"/>
-                <w:sz w:val="20"/>
-                <w:szCs w:val="20"/>
                 <w:vertAlign w:val="baseline"/>
               </w:rPr>
             </w:pPr>
@@ -4525,8 +4163,6 @@
                 <w:smallCaps w:val="0"/>
                 <w:strike w:val="0"/>
                 <w:color w:val="000000"/>
-                <w:sz w:val="20"/>
-                <w:szCs w:val="20"/>
                 <w:u w:val="none"/>
                 <w:vertAlign w:val="baseline"/>
                 <w:rtl w:val="0"/>
@@ -4543,8 +4179,6 @@
                 <w:smallCaps w:val="0"/>
                 <w:strike w:val="0"/>
                 <w:color w:val="000000"/>
-                <w:sz w:val="20"/>
-                <w:szCs w:val="20"/>
                 <w:u w:val="none"/>
                 <w:vertAlign w:val="baseline"/>
                 <w:rtl w:val="0"/>
@@ -4561,8 +4195,6 @@
                 <w:smallCaps w:val="0"/>
                 <w:strike w:val="0"/>
                 <w:color w:val="000000"/>
-                <w:sz w:val="20"/>
-                <w:szCs w:val="20"/>
                 <w:u w:val="none"/>
                 <w:vertAlign w:val="baseline"/>
                 <w:rtl w:val="0"/>
@@ -4579,8 +4211,6 @@
                 <w:smallCaps w:val="0"/>
                 <w:strike w:val="0"/>
                 <w:color w:val="000000"/>
-                <w:sz w:val="20"/>
-                <w:szCs w:val="20"/>
                 <w:u w:val="none"/>
                 <w:vertAlign w:val="baseline"/>
                 <w:rtl w:val="0"/>
@@ -4616,9 +4246,6 @@
                 <w:smallCaps w:val="0"/>
                 <w:strike w:val="0"/>
                 <w:color w:val="000000"/>
-                <w:sz w:val="20"/>
-                <w:szCs w:val="20"/>
-                <w:u w:val="none"/>
                 <w:shd w:fill="auto" w:val="clear"/>
                 <w:vertAlign w:val="baseline"/>
               </w:rPr>
@@ -4633,8 +4260,6 @@
                 <w:smallCaps w:val="0"/>
                 <w:strike w:val="0"/>
                 <w:color w:val="000000"/>
-                <w:sz w:val="20"/>
-                <w:szCs w:val="20"/>
                 <w:u w:val="none"/>
                 <w:shd w:fill="auto" w:val="clear"/>
                 <w:vertAlign w:val="baseline"/>
@@ -4650,8 +4275,6 @@
                 <w:i w:val="1"/>
                 <w:iCs w:val="1"/>
                 <w:color w:val="548dd4"/>
-                <w:sz w:val="20"/>
-                <w:szCs w:val="20"/>
               </w:rPr>
             </w:pPr>
             <w:r>
@@ -4663,6 +4286,38 @@
         </w:tc>
       </w:tr>
     </w:tbl>
+    <w:p>
+      <w:pPr>
+        <w:rPr>
+          <w:b w:val="1"/>
+          <w:bCs w:val="1"/>
+          <w:color w:val="4472c4"/>
+          <w:sz w:val="32"/>
+          <w:szCs w:val="32"/>
+        </w:rPr>
+      </w:pPr>
+      <w:r>
+        <w:rPr>
+          <w:rtl w:val="0"/>
+        </w:rPr>
+      </w:r>
+    </w:p>
+    <w:p>
+      <w:pPr>
+        <w:rPr>
+          <w:b w:val="1"/>
+          <w:bCs w:val="1"/>
+          <w:color w:val="4472c4"/>
+          <w:sz w:val="32"/>
+          <w:szCs w:val="32"/>
+        </w:rPr>
+      </w:pPr>
+      <w:r>
+        <w:rPr>
+          <w:rtl w:val="0"/>
+        </w:rPr>
+      </w:r>
+    </w:p>
     <w:p>
       <w:pPr>
         <w:rPr>
@@ -4945,15 +4600,11 @@
               <w:rPr>
                 <w:rFonts w:ascii="Calibri" w:cs="Calibri" w:eastAsia="Calibri" w:hAnsi="Calibri"/>
                 <w:color w:val="548dd4"/>
-                <w:sz w:val="20"/>
-                <w:szCs w:val="20"/>
-              </w:rPr>
-            </w:pPr>
-            <w:r>
-              <w:rPr>
-                <w:rFonts w:ascii="Calibri" w:cs="Calibri" w:eastAsia="Calibri" w:hAnsi="Calibri"/>
-                <w:sz w:val="20"/>
-                <w:szCs w:val="20"/>
+              </w:rPr>
+            </w:pPr>
+            <w:r>
+              <w:rPr>
+                <w:rFonts w:ascii="Calibri" w:cs="Calibri" w:eastAsia="Calibri" w:hAnsi="Calibri"/>
                 <w:rtl w:val="0"/>
               </w:rPr>
               <w:t xml:space="preserve">Desarrollar una aplicación móvil </w:t>
@@ -4961,16 +4612,12 @@
             <w:r>
               <w:rPr>
                 <w:rFonts w:ascii="Calibri" w:cs="Calibri" w:eastAsia="Calibri" w:hAnsi="Calibri"/>
-                <w:sz w:val="20"/>
-                <w:szCs w:val="20"/>
                 <w:rtl w:val="0"/>
               </w:rPr>
               <w:t xml:space="preserve">multiplataforma (</w:t>
             </w:r>
             <w:r>
               <w:rPr>
-                <w:sz w:val="20"/>
-                <w:szCs w:val="20"/>
                 <w:rtl w:val="0"/>
               </w:rPr>
               <w:t xml:space="preserve">Code-Trekking</w:t>
@@ -4978,16 +4625,12 @@
             <w:r>
               <w:rPr>
                 <w:rFonts w:ascii="Calibri" w:cs="Calibri" w:eastAsia="Calibri" w:hAnsi="Calibri"/>
-                <w:sz w:val="20"/>
-                <w:szCs w:val="20"/>
                 <w:rtl w:val="0"/>
               </w:rPr>
               <w:t xml:space="preserve">) basada en arquitectura híbrida (Ionic, Angular, Capacitor y Firebase) que permita conectar a </w:t>
             </w:r>
             <w:r>
               <w:rPr>
-                <w:sz w:val="20"/>
-                <w:szCs w:val="20"/>
                 <w:rtl w:val="0"/>
               </w:rPr>
               <w:t xml:space="preserve">personas comunes </w:t>
@@ -4995,8 +4638,6 @@
             <w:r>
               <w:rPr>
                 <w:rFonts w:ascii="Calibri" w:cs="Calibri" w:eastAsia="Calibri" w:hAnsi="Calibri"/>
-                <w:sz w:val="20"/>
-                <w:szCs w:val="20"/>
                 <w:rtl w:val="0"/>
               </w:rPr>
               <w:t xml:space="preserve">en la Región Metropolitana, facilitar la organización de salidas grupales seguras mediante mapas interactivos y coordinar eventos outdoor con características preventivas y comunitarias.</w:t>
@@ -5048,8 +4689,6 @@
                 <w:i w:val="1"/>
                 <w:iCs w:val="1"/>
                 <w:color w:val="548dd4"/>
-                <w:sz w:val="20"/>
-                <w:szCs w:val="20"/>
               </w:rPr>
             </w:pPr>
             <w:r>
@@ -5087,9 +4726,6 @@
                 <w:smallCaps w:val="0"/>
                 <w:strike w:val="0"/>
                 <w:color w:val="000000"/>
-                <w:sz w:val="20"/>
-                <w:szCs w:val="20"/>
-                <w:u w:val="none"/>
                 <w:shd w:fill="auto" w:val="clear"/>
                 <w:vertAlign w:val="baseline"/>
               </w:rPr>
@@ -5104,8 +4740,6 @@
                 <w:smallCaps w:val="0"/>
                 <w:strike w:val="0"/>
                 <w:color w:val="000000"/>
-                <w:sz w:val="20"/>
-                <w:szCs w:val="20"/>
                 <w:u w:val="none"/>
                 <w:shd w:fill="auto" w:val="clear"/>
                 <w:vertAlign w:val="baseline"/>
@@ -5143,9 +4777,6 @@
                 <w:smallCaps w:val="0"/>
                 <w:strike w:val="0"/>
                 <w:color w:val="000000"/>
-                <w:sz w:val="20"/>
-                <w:szCs w:val="20"/>
-                <w:u w:val="none"/>
                 <w:shd w:fill="auto" w:val="clear"/>
                 <w:vertAlign w:val="baseline"/>
               </w:rPr>
@@ -5160,8 +4791,6 @@
                 <w:smallCaps w:val="0"/>
                 <w:strike w:val="0"/>
                 <w:color w:val="000000"/>
-                <w:sz w:val="20"/>
-                <w:szCs w:val="20"/>
                 <w:u w:val="none"/>
                 <w:shd w:fill="auto" w:val="clear"/>
                 <w:vertAlign w:val="baseline"/>
@@ -5199,9 +4828,6 @@
                 <w:smallCaps w:val="0"/>
                 <w:strike w:val="0"/>
                 <w:color w:val="000000"/>
-                <w:sz w:val="20"/>
-                <w:szCs w:val="20"/>
-                <w:u w:val="none"/>
                 <w:shd w:fill="auto" w:val="clear"/>
                 <w:vertAlign w:val="baseline"/>
               </w:rPr>
@@ -5216,8 +4842,6 @@
                 <w:smallCaps w:val="0"/>
                 <w:strike w:val="0"/>
                 <w:color w:val="000000"/>
-                <w:sz w:val="20"/>
-                <w:szCs w:val="20"/>
                 <w:u w:val="none"/>
                 <w:shd w:fill="auto" w:val="clear"/>
                 <w:vertAlign w:val="baseline"/>
@@ -5255,9 +4879,6 @@
                 <w:smallCaps w:val="0"/>
                 <w:strike w:val="0"/>
                 <w:color w:val="000000"/>
-                <w:sz w:val="20"/>
-                <w:szCs w:val="20"/>
-                <w:u w:val="none"/>
                 <w:shd w:fill="auto" w:val="clear"/>
                 <w:vertAlign w:val="baseline"/>
               </w:rPr>
@@ -5272,8 +4893,6 @@
                 <w:smallCaps w:val="0"/>
                 <w:strike w:val="0"/>
                 <w:color w:val="000000"/>
-                <w:sz w:val="20"/>
-                <w:szCs w:val="20"/>
                 <w:u w:val="none"/>
                 <w:shd w:fill="auto" w:val="clear"/>
                 <w:vertAlign w:val="baseline"/>
@@ -5311,9 +4930,6 @@
                 <w:smallCaps w:val="0"/>
                 <w:strike w:val="0"/>
                 <w:color w:val="000000"/>
-                <w:sz w:val="20"/>
-                <w:szCs w:val="20"/>
-                <w:u w:val="none"/>
                 <w:shd w:fill="auto" w:val="clear"/>
                 <w:vertAlign w:val="baseline"/>
               </w:rPr>
@@ -5328,8 +4944,6 @@
                 <w:smallCaps w:val="0"/>
                 <w:strike w:val="0"/>
                 <w:color w:val="000000"/>
-                <w:sz w:val="20"/>
-                <w:szCs w:val="20"/>
                 <w:u w:val="none"/>
                 <w:shd w:fill="auto" w:val="clear"/>
                 <w:vertAlign w:val="baseline"/>
@@ -5339,8 +4953,6 @@
             </w:r>
             <w:r>
               <w:rPr>
-                <w:sz w:val="20"/>
-                <w:szCs w:val="20"/>
                 <w:rtl w:val="0"/>
               </w:rPr>
               <w:t xml:space="preserve">con código de invitación</w:t>
@@ -5355,8 +4967,6 @@
                 <w:smallCaps w:val="0"/>
                 <w:strike w:val="0"/>
                 <w:color w:val="000000"/>
-                <w:sz w:val="20"/>
-                <w:szCs w:val="20"/>
                 <w:u w:val="none"/>
                 <w:shd w:fill="auto" w:val="clear"/>
                 <w:vertAlign w:val="baseline"/>
@@ -5394,9 +5004,6 @@
                 <w:smallCaps w:val="0"/>
                 <w:strike w:val="0"/>
                 <w:color w:val="000000"/>
-                <w:sz w:val="20"/>
-                <w:szCs w:val="20"/>
-                <w:u w:val="none"/>
                 <w:shd w:fill="auto" w:val="clear"/>
                 <w:vertAlign w:val="baseline"/>
               </w:rPr>
@@ -5411,8 +5018,6 @@
                 <w:smallCaps w:val="0"/>
                 <w:strike w:val="0"/>
                 <w:color w:val="000000"/>
-                <w:sz w:val="20"/>
-                <w:szCs w:val="20"/>
                 <w:u w:val="none"/>
                 <w:shd w:fill="auto" w:val="clear"/>
                 <w:vertAlign w:val="baseline"/>
@@ -5422,8 +5027,6 @@
             </w:r>
             <w:r>
               <w:rPr>
-                <w:sz w:val="20"/>
-                <w:szCs w:val="20"/>
                 <w:rtl w:val="0"/>
               </w:rPr>
               <w:t xml:space="preserve">, </w:t>
@@ -5438,8 +5041,6 @@
                 <w:smallCaps w:val="0"/>
                 <w:strike w:val="0"/>
                 <w:color w:val="000000"/>
-                <w:sz w:val="20"/>
-                <w:szCs w:val="20"/>
                 <w:u w:val="none"/>
                 <w:vertAlign w:val="baseline"/>
                 <w:rtl w:val="0"/>
@@ -5448,8 +5049,6 @@
             </w:r>
             <w:r>
               <w:rPr>
-                <w:sz w:val="20"/>
-                <w:szCs w:val="20"/>
                 <w:rtl w:val="0"/>
               </w:rPr>
               <w:t xml:space="preserve"> (APK).</w:t>
@@ -5468,8 +5067,6 @@
                 <w:i w:val="1"/>
                 <w:iCs w:val="1"/>
                 <w:color w:val="548dd4"/>
-                <w:sz w:val="20"/>
-                <w:szCs w:val="20"/>
               </w:rPr>
             </w:pPr>
             <w:r>
@@ -5478,8 +5075,6 @@
                 <w:i w:val="1"/>
                 <w:iCs w:val="1"/>
                 <w:color w:val="548dd4"/>
-                <w:sz w:val="20"/>
-                <w:szCs w:val="20"/>
                 <w:rtl w:val="0"/>
               </w:rPr>
               <w:t xml:space="preserve"> </w:t>
@@ -5488,6 +5083,91 @@
         </w:tc>
       </w:tr>
     </w:tbl>
+    <w:p>
+      <w:pPr>
+        <w:spacing w:after="0" w:line="360" w:lineRule="auto"/>
+        <w:jc w:val="both"/>
+        <w:rPr>
+          <w:b w:val="1"/>
+          <w:bCs w:val="1"/>
+          <w:sz w:val="24"/>
+          <w:szCs w:val="24"/>
+        </w:rPr>
+      </w:pPr>
+      <w:r>
+        <w:rPr>
+          <w:rtl w:val="0"/>
+        </w:rPr>
+      </w:r>
+    </w:p>
+    <w:p>
+      <w:pPr>
+        <w:spacing w:after="0" w:line="360" w:lineRule="auto"/>
+        <w:jc w:val="both"/>
+        <w:rPr>
+          <w:b w:val="1"/>
+          <w:bCs w:val="1"/>
+          <w:sz w:val="24"/>
+          <w:szCs w:val="24"/>
+        </w:rPr>
+      </w:pPr>
+      <w:r>
+        <w:rPr>
+          <w:rtl w:val="0"/>
+        </w:rPr>
+      </w:r>
+    </w:p>
+    <w:p>
+      <w:pPr>
+        <w:spacing w:after="0" w:line="360" w:lineRule="auto"/>
+        <w:jc w:val="both"/>
+        <w:rPr>
+          <w:b w:val="1"/>
+          <w:bCs w:val="1"/>
+          <w:sz w:val="24"/>
+          <w:szCs w:val="24"/>
+        </w:rPr>
+      </w:pPr>
+      <w:r>
+        <w:rPr>
+          <w:rtl w:val="0"/>
+        </w:rPr>
+      </w:r>
+    </w:p>
+    <w:p>
+      <w:pPr>
+        <w:spacing w:after="0" w:line="360" w:lineRule="auto"/>
+        <w:jc w:val="both"/>
+        <w:rPr>
+          <w:b w:val="1"/>
+          <w:bCs w:val="1"/>
+          <w:sz w:val="24"/>
+          <w:szCs w:val="24"/>
+        </w:rPr>
+      </w:pPr>
+      <w:r>
+        <w:rPr>
+          <w:rtl w:val="0"/>
+        </w:rPr>
+      </w:r>
+    </w:p>
+    <w:p>
+      <w:pPr>
+        <w:spacing w:after="0" w:line="360" w:lineRule="auto"/>
+        <w:jc w:val="both"/>
+        <w:rPr>
+          <w:b w:val="1"/>
+          <w:bCs w:val="1"/>
+          <w:sz w:val="24"/>
+          <w:szCs w:val="24"/>
+        </w:rPr>
+      </w:pPr>
+      <w:r>
+        <w:rPr>
+          <w:rtl w:val="0"/>
+        </w:rPr>
+      </w:r>
+    </w:p>
     <w:p>
       <w:pPr>
         <w:spacing w:after="0" w:line="360" w:lineRule="auto"/>
@@ -5714,47 +5394,34 @@
           <w:p>
             <w:pPr>
               <w:jc w:val="both"/>
-              <w:rPr>
-                <w:sz w:val="18"/>
-                <w:szCs w:val="18"/>
-              </w:rPr>
-            </w:pPr>
-            <w:r>
-              <w:rPr>
-                <w:sz w:val="18"/>
-                <w:szCs w:val="18"/>
+              <w:rPr/>
+            </w:pPr>
+            <w:r>
+              <w:rPr>
                 <w:rtl w:val="0"/>
               </w:rPr>
               <w:t xml:space="preserve">Para el desarrollo del proyecto APT se utilizará la metodología ágil Scrum (o Marco Ágil iterativo e incremental), adaptada a la estructura temporal de las </w:t>
             </w:r>
             <w:r>
               <w:rPr>
-                <w:sz w:val="18"/>
-                <w:szCs w:val="18"/>
                 <w:rtl w:val="0"/>
               </w:rPr>
               <w:t xml:space="preserve">18 semanas</w:t>
             </w:r>
             <w:r>
               <w:rPr>
-                <w:sz w:val="18"/>
-                <w:szCs w:val="18"/>
                 <w:rtl w:val="0"/>
               </w:rPr>
               <w:t xml:space="preserve"> de la asignatura. Se trabajará en iteraciones semanales </w:t>
             </w:r>
             <w:r>
               <w:rPr>
-                <w:sz w:val="18"/>
-                <w:szCs w:val="18"/>
                 <w:rtl w:val="0"/>
               </w:rPr>
               <w:t xml:space="preserve">(Sprints)</w:t>
             </w:r>
             <w:r>
               <w:rPr>
-                <w:sz w:val="18"/>
-                <w:szCs w:val="18"/>
                 <w:rtl w:val="0"/>
               </w:rPr>
               <w:t xml:space="preserve">, permitiendo revisiones continuas del producto, priorización de tareas y adaptación frente a imprevistos técnicos.</w:t>
@@ -5766,16 +5433,12 @@
               <w:rPr>
                 <w:b w:val="1"/>
                 <w:bCs w:val="1"/>
-                <w:sz w:val="18"/>
-                <w:szCs w:val="18"/>
-              </w:rPr>
-            </w:pPr>
-            <w:r>
-              <w:rPr>
-                <w:b w:val="1"/>
-                <w:bCs w:val="1"/>
-                <w:sz w:val="18"/>
-                <w:szCs w:val="18"/>
+              </w:rPr>
+            </w:pPr>
+            <w:r>
+              <w:rPr>
+                <w:b w:val="1"/>
+                <w:bCs w:val="1"/>
                 <w:rtl w:val="0"/>
               </w:rPr>
               <w:t xml:space="preserve">Etapas del proceso de desarrollo:</w:t>
@@ -5790,24 +5453,16 @@
               <w:spacing w:after="0" w:afterAutospacing="0"/>
               <w:ind w:left="720" w:hanging="360"/>
               <w:jc w:val="both"/>
-              <w:rPr>
-                <w:sz w:val="18"/>
-                <w:szCs w:val="18"/>
-                <w:u w:val="none"/>
-              </w:rPr>
-            </w:pPr>
-            <w:r>
-              <w:rPr>
-                <w:sz w:val="18"/>
-                <w:szCs w:val="18"/>
+              <w:rPr/>
+            </w:pPr>
+            <w:r>
+              <w:rPr>
                 <w:rtl w:val="0"/>
               </w:rPr>
               <w:t xml:space="preserve">Fase 1: Definición Proyecto APT: </w:t>
             </w:r>
             <w:r>
               <w:rPr>
-                <w:sz w:val="18"/>
-                <w:szCs w:val="18"/>
                 <w:rtl w:val="0"/>
               </w:rPr>
               <w:t xml:space="preserve">(Semanas 1-4)</w:t>
@@ -5827,24 +5482,16 @@
               <w:spacing w:after="0" w:afterAutospacing="0"/>
               <w:ind w:left="720" w:hanging="360"/>
               <w:jc w:val="both"/>
-              <w:rPr>
-                <w:sz w:val="18"/>
-                <w:szCs w:val="18"/>
-                <w:u w:val="none"/>
-              </w:rPr>
-            </w:pPr>
-            <w:r>
-              <w:rPr>
-                <w:sz w:val="18"/>
-                <w:szCs w:val="18"/>
+              <w:rPr/>
+            </w:pPr>
+            <w:r>
+              <w:rPr>
                 <w:rtl w:val="0"/>
               </w:rPr>
               <w:t xml:space="preserve">Fase 2: Desarrollo del Proyecto APT: </w:t>
             </w:r>
             <w:r>
               <w:rPr>
-                <w:sz w:val="18"/>
-                <w:szCs w:val="18"/>
                 <w:rtl w:val="0"/>
               </w:rPr>
               <w:t xml:space="preserve">(Semanas 5-15)</w:t>
@@ -5863,24 +5510,16 @@
               </w:numPr>
               <w:ind w:left="720" w:hanging="360"/>
               <w:jc w:val="both"/>
-              <w:rPr>
-                <w:sz w:val="18"/>
-                <w:szCs w:val="18"/>
-                <w:u w:val="none"/>
-              </w:rPr>
-            </w:pPr>
-            <w:r>
-              <w:rPr>
-                <w:sz w:val="18"/>
-                <w:szCs w:val="18"/>
+              <w:rPr/>
+            </w:pPr>
+            <w:r>
+              <w:rPr>
                 <w:rtl w:val="0"/>
               </w:rPr>
               <w:t xml:space="preserve">Fase 3: Presentación Proyecto APT a comisión </w:t>
             </w:r>
             <w:r>
               <w:rPr>
-                <w:sz w:val="18"/>
-                <w:szCs w:val="18"/>
                 <w:rtl w:val="0"/>
               </w:rPr>
               <w:t xml:space="preserve">(Semanas 16-18)</w:t>
@@ -5896,16 +5535,12 @@
               <w:rPr>
                 <w:b w:val="1"/>
                 <w:bCs w:val="1"/>
-                <w:sz w:val="18"/>
-                <w:szCs w:val="18"/>
-              </w:rPr>
-            </w:pPr>
-            <w:r>
-              <w:rPr>
-                <w:b w:val="1"/>
-                <w:bCs w:val="1"/>
-                <w:sz w:val="18"/>
-                <w:szCs w:val="18"/>
+              </w:rPr>
+            </w:pPr>
+            <w:r>
+              <w:rPr>
+                <w:b w:val="1"/>
+                <w:bCs w:val="1"/>
                 <w:rtl w:val="0"/>
               </w:rPr>
               <w:t xml:space="preserve">Roles y distribución de responsabilidades en el equipo:</w:t>
@@ -5918,25 +5553,18 @@
                 <w:numId w:val="3"/>
               </w:numPr>
               <w:ind w:left="720" w:hanging="360"/>
-              <w:rPr>
-                <w:sz w:val="18"/>
-                <w:szCs w:val="18"/>
-              </w:rPr>
-            </w:pPr>
-            <w:r>
-              <w:rPr>
-                <w:b w:val="1"/>
-                <w:bCs w:val="1"/>
-                <w:sz w:val="18"/>
-                <w:szCs w:val="18"/>
+              <w:rPr/>
+            </w:pPr>
+            <w:r>
+              <w:rPr>
+                <w:b w:val="1"/>
+                <w:bCs w:val="1"/>
                 <w:rtl w:val="0"/>
               </w:rPr>
               <w:t xml:space="preserve">Product Owner: </w:t>
             </w:r>
             <w:r>
               <w:rPr>
-                <w:sz w:val="18"/>
-                <w:szCs w:val="18"/>
                 <w:rtl w:val="0"/>
               </w:rPr>
               <w:t xml:space="preserve">Danilo González </w:t>
@@ -5950,15 +5578,10 @@
           <w:p>
             <w:pPr>
               <w:ind w:left="720" w:firstLine="0"/>
-              <w:rPr>
-                <w:sz w:val="18"/>
-                <w:szCs w:val="18"/>
-              </w:rPr>
-            </w:pPr>
-            <w:r>
-              <w:rPr>
-                <w:sz w:val="18"/>
-                <w:szCs w:val="18"/>
+              <w:rPr/>
+            </w:pPr>
+            <w:r>
+              <w:rPr>
                 <w:rtl w:val="0"/>
               </w:rPr>
               <w:t xml:space="preserve">Define y prioriza el Product Backlog (funcionalidades del app), válida que cada incremento cumpla con la propuesta de valor de Code-Trekking, y es el punto de contacto principal con el docente/cliente simulado para retroalimentación. </w:t>
@@ -5976,25 +5599,18 @@
                 <w:numId w:val="3"/>
               </w:numPr>
               <w:ind w:left="720" w:hanging="360"/>
-              <w:rPr>
-                <w:sz w:val="18"/>
-                <w:szCs w:val="18"/>
-              </w:rPr>
-            </w:pPr>
-            <w:r>
-              <w:rPr>
-                <w:b w:val="1"/>
-                <w:bCs w:val="1"/>
-                <w:sz w:val="18"/>
-                <w:szCs w:val="18"/>
+              <w:rPr/>
+            </w:pPr>
+            <w:r>
+              <w:rPr>
+                <w:b w:val="1"/>
+                <w:bCs w:val="1"/>
                 <w:rtl w:val="0"/>
               </w:rPr>
               <w:t xml:space="preserve">Scrum Master: </w:t>
             </w:r>
             <w:r>
               <w:rPr>
-                <w:sz w:val="18"/>
-                <w:szCs w:val="18"/>
                 <w:rtl w:val="0"/>
               </w:rPr>
               <w:t xml:space="preserve">Ismael Horta </w:t>
@@ -6003,23 +5619,16 @@
           <w:p>
             <w:pPr>
               <w:ind w:left="720" w:firstLine="0"/>
-              <w:rPr>
-                <w:sz w:val="18"/>
-                <w:szCs w:val="18"/>
-              </w:rPr>
-            </w:pPr>
-            <w:r>
-              <w:rPr>
-                <w:sz w:val="18"/>
-                <w:szCs w:val="18"/>
+              <w:rPr/>
+            </w:pPr>
+            <w:r>
+              <w:rPr>
                 <w:rtl w:val="0"/>
               </w:rPr>
               <w:t xml:space="preserve">Facilita las ceremonias Scrum (planificación semanal, revisión y retrospectiva), da seguimiento a la bitácora y el repositorio Git, identifica y ayuda a resolver impedimentos técnicos, y vela por que el equipo respete la duración de los sprints semanales.</w:t>
             </w:r>
             <w:r>
               <w:rPr>
-                <w:sz w:val="18"/>
-                <w:szCs w:val="18"/>
                 <w:rtl w:val="0"/>
               </w:rPr>
               <w:t xml:space="preserve"> </w:t>
@@ -6032,25 +5641,18 @@
                 <w:numId w:val="3"/>
               </w:numPr>
               <w:ind w:left="720" w:hanging="360"/>
-              <w:rPr>
-                <w:sz w:val="18"/>
-                <w:szCs w:val="18"/>
-              </w:rPr>
-            </w:pPr>
-            <w:r>
-              <w:rPr>
-                <w:b w:val="1"/>
-                <w:bCs w:val="1"/>
-                <w:sz w:val="18"/>
-                <w:szCs w:val="18"/>
+              <w:rPr/>
+            </w:pPr>
+            <w:r>
+              <w:rPr>
+                <w:b w:val="1"/>
+                <w:bCs w:val="1"/>
                 <w:rtl w:val="0"/>
               </w:rPr>
               <w:t xml:space="preserve">Equipo de Desarrollo:</w:t>
             </w:r>
             <w:r>
               <w:rPr>
-                <w:sz w:val="18"/>
-                <w:szCs w:val="18"/>
                 <w:rtl w:val="0"/>
               </w:rPr>
               <w:t xml:space="preserve"> Ismael Horta / Danilo González:</w:t>
@@ -6059,23 +5661,16 @@
           <w:p>
             <w:pPr>
               <w:ind w:left="720" w:firstLine="0"/>
-              <w:rPr>
-                <w:sz w:val="18"/>
-                <w:szCs w:val="18"/>
-              </w:rPr>
-            </w:pPr>
-            <w:r>
-              <w:rPr>
-                <w:sz w:val="18"/>
-                <w:szCs w:val="18"/>
+              <w:rPr/>
+            </w:pPr>
+            <w:r>
+              <w:rPr>
                 <w:rtl w:val="0"/>
               </w:rPr>
               <w:t xml:space="preserve">Ambos integrantes desarrollan en conjunto el frontend (Ionic/Angular), la integración con Firebase, los módulos de geolocalización/mapas y las funcionalidades de seguridad (SOS, sanitización, rate limiting), además de ejecutar las pruebas unitarias y el análisis estático de código.</w:t>
             </w:r>
             <w:r>
               <w:rPr>
-                <w:sz w:val="18"/>
-                <w:szCs w:val="18"/>
                 <w:rtl w:val="0"/>
               </w:rPr>
               <w:t xml:space="preserve"> </w:t>
@@ -6089,6 +5684,118 @@
         </w:tc>
       </w:tr>
     </w:tbl>
+    <w:p>
+      <w:pPr>
+        <w:spacing w:after="0" w:line="240" w:lineRule="auto"/>
+        <w:rPr>
+          <w:b w:val="1"/>
+          <w:bCs w:val="1"/>
+          <w:sz w:val="24"/>
+          <w:szCs w:val="24"/>
+        </w:rPr>
+      </w:pPr>
+      <w:r>
+        <w:rPr>
+          <w:rtl w:val="0"/>
+        </w:rPr>
+      </w:r>
+    </w:p>
+    <w:p>
+      <w:pPr>
+        <w:spacing w:after="0" w:line="240" w:lineRule="auto"/>
+        <w:rPr>
+          <w:b w:val="1"/>
+          <w:bCs w:val="1"/>
+          <w:sz w:val="24"/>
+          <w:szCs w:val="24"/>
+        </w:rPr>
+      </w:pPr>
+      <w:r>
+        <w:rPr>
+          <w:rtl w:val="0"/>
+        </w:rPr>
+      </w:r>
+    </w:p>
+    <w:p>
+      <w:pPr>
+        <w:spacing w:after="0" w:line="240" w:lineRule="auto"/>
+        <w:rPr>
+          <w:b w:val="1"/>
+          <w:bCs w:val="1"/>
+          <w:sz w:val="24"/>
+          <w:szCs w:val="24"/>
+        </w:rPr>
+      </w:pPr>
+      <w:r>
+        <w:rPr>
+          <w:rtl w:val="0"/>
+        </w:rPr>
+      </w:r>
+    </w:p>
+    <w:p>
+      <w:pPr>
+        <w:spacing w:after="0" w:line="240" w:lineRule="auto"/>
+        <w:rPr>
+          <w:b w:val="1"/>
+          <w:bCs w:val="1"/>
+          <w:sz w:val="24"/>
+          <w:szCs w:val="24"/>
+        </w:rPr>
+      </w:pPr>
+      <w:r>
+        <w:rPr>
+          <w:rtl w:val="0"/>
+        </w:rPr>
+      </w:r>
+    </w:p>
+    <w:p>
+      <w:pPr>
+        <w:spacing w:after="0" w:line="240" w:lineRule="auto"/>
+        <w:rPr>
+          <w:b w:val="1"/>
+          <w:bCs w:val="1"/>
+          <w:sz w:val="24"/>
+          <w:szCs w:val="24"/>
+        </w:rPr>
+      </w:pPr>
+      <w:r>
+        <w:rPr>
+          <w:rtl w:val="0"/>
+        </w:rPr>
+      </w:r>
+    </w:p>
+    <w:p>
+      <w:pPr>
+        <w:spacing w:after="0" w:line="240" w:lineRule="auto"/>
+        <w:rPr>
+          <w:b w:val="1"/>
+          <w:bCs w:val="1"/>
+          <w:sz w:val="24"/>
+          <w:szCs w:val="24"/>
+        </w:rPr>
+      </w:pPr>
+      <w:r>
+        <w:rPr>
+          <w:rtl w:val="0"/>
+        </w:rPr>
+      </w:r>
+    </w:p>
+    <w:p>
+      <w:pPr>
+        <w:spacing w:after="0" w:line="240" w:lineRule="auto"/>
+        <w:rPr>
+          <w:b w:val="1"/>
+          <w:bCs w:val="1"/>
+          <w:sz w:val="24"/>
+          <w:szCs w:val="24"/>
+        </w:rPr>
+      </w:pPr>
+      <w:r>
+        <w:rPr>
+          <w:rtl w:val="0"/>
+        </w:rPr>
+      </w:r>
+    </w:p>
     <w:p>
       <w:pPr>
         <w:spacing w:after="0" w:line="240" w:lineRule="auto"/>
@@ -6291,16 +5998,16 @@
         <w:tblLook w:val="0400"/>
       </w:tblPr>
       <w:tblGrid>
-        <w:gridCol w:w="1350"/>
-        <w:gridCol w:w="1635"/>
-        <w:gridCol w:w="4530"/>
-        <w:gridCol w:w="2550"/>
+        <w:gridCol w:w="1215"/>
+        <w:gridCol w:w="1320"/>
+        <w:gridCol w:w="4365"/>
+        <w:gridCol w:w="3165"/>
         <w:tblGridChange w:id="0">
           <w:tblGrid>
-            <w:gridCol w:w="1350"/>
-            <w:gridCol w:w="1635"/>
-            <w:gridCol w:w="4530"/>
-            <w:gridCol w:w="2550"/>
+            <w:gridCol w:w="1215"/>
+            <w:gridCol w:w="1320"/>
+            <w:gridCol w:w="4365"/>
+            <w:gridCol w:w="3165"/>
           </w:tblGrid>
         </w:tblGridChange>
       </w:tblGrid>
@@ -6653,8 +6360,6 @@
                 <w:iCs w:val="0"/>
                 <w:smallCaps w:val="0"/>
                 <w:strike w:val="0"/>
-                <w:sz w:val="22"/>
-                <w:szCs w:val="22"/>
                 <w:u w:val="none"/>
                 <w:shd w:fill="auto" w:val="clear"/>
                 <w:vertAlign w:val="baseline"/>
@@ -6707,15 +6412,7 @@
               <w:rPr>
                 <w:rtl w:val="0"/>
               </w:rPr>
-              <w:t xml:space="preserve">Análisis del contexto, problema central, causas, usuarios afectados y propuesta de solución que fundamenta el proyecto</w:t>
-            </w:r>
-            <w:r>
-              <w:rPr>
-                <w:sz w:val="18"/>
-                <w:szCs w:val="18"/>
-                <w:rtl w:val="0"/>
-              </w:rPr>
-              <w:t xml:space="preserve">.</w:t>
+              <w:t xml:space="preserve">Análisis del contexto, problema central, causas, usuarios afectados y propuesta de solución que fundamenta el proyecto.</w:t>
             </w:r>
             <w:r>
               <w:rPr>
@@ -6751,8 +6448,6 @@
                 <w:iCs w:val="0"/>
                 <w:smallCaps w:val="0"/>
                 <w:strike w:val="0"/>
-                <w:sz w:val="22"/>
-                <w:szCs w:val="22"/>
                 <w:u w:val="none"/>
                 <w:vertAlign w:val="baseline"/>
               </w:rPr>
@@ -6795,8 +6490,6 @@
                 <w:iCs w:val="0"/>
                 <w:smallCaps w:val="0"/>
                 <w:strike w:val="0"/>
-                <w:sz w:val="22"/>
-                <w:szCs w:val="22"/>
                 <w:u w:val="none"/>
                 <w:shd w:fill="auto" w:val="clear"/>
                 <w:vertAlign w:val="baseline"/>
@@ -6855,10 +6548,7 @@
           <w:p>
             <w:pPr>
               <w:spacing w:after="0" w:line="240" w:lineRule="auto"/>
-              <w:rPr>
-                <w:sz w:val="26"/>
-                <w:szCs w:val="26"/>
-              </w:rPr>
+              <w:rPr/>
             </w:pPr>
             <w:r>
               <w:rPr>
@@ -6900,8 +6590,6 @@
                 <w:iCs w:val="0"/>
                 <w:smallCaps w:val="0"/>
                 <w:strike w:val="0"/>
-                <w:sz w:val="22"/>
-                <w:szCs w:val="22"/>
                 <w:u w:val="none"/>
                 <w:vertAlign w:val="baseline"/>
               </w:rPr>
@@ -6944,8 +6632,6 @@
                 <w:iCs w:val="0"/>
                 <w:smallCaps w:val="0"/>
                 <w:strike w:val="0"/>
-                <w:sz w:val="22"/>
-                <w:szCs w:val="22"/>
                 <w:u w:val="none"/>
                 <w:shd w:fill="auto" w:val="clear"/>
                 <w:vertAlign w:val="baseline"/>
@@ -6984,8 +6670,6 @@
                 <w:smallCaps w:val="0"/>
                 <w:strike w:val="0"/>
                 <w:color w:val="000000"/>
-                <w:sz w:val="22"/>
-                <w:szCs w:val="22"/>
                 <w:u w:val="none"/>
                 <w:vertAlign w:val="baseline"/>
               </w:rPr>
@@ -7053,8 +6737,6 @@
                 <w:iCs w:val="0"/>
                 <w:smallCaps w:val="0"/>
                 <w:strike w:val="0"/>
-                <w:sz w:val="22"/>
-                <w:szCs w:val="22"/>
                 <w:u w:val="none"/>
                 <w:vertAlign w:val="baseline"/>
               </w:rPr>
@@ -7097,8 +6779,6 @@
                 <w:iCs w:val="0"/>
                 <w:smallCaps w:val="0"/>
                 <w:strike w:val="0"/>
-                <w:sz w:val="22"/>
-                <w:szCs w:val="22"/>
                 <w:u w:val="none"/>
                 <w:shd w:fill="auto" w:val="clear"/>
                 <w:vertAlign w:val="baseline"/>
@@ -7137,8 +6817,6 @@
                 <w:smallCaps w:val="0"/>
                 <w:strike w:val="0"/>
                 <w:color w:val="000000"/>
-                <w:sz w:val="22"/>
-                <w:szCs w:val="22"/>
                 <w:u w:val="none"/>
                 <w:vertAlign w:val="baseline"/>
               </w:rPr>
@@ -7169,10 +6847,7 @@
           <w:p>
             <w:pPr>
               <w:spacing w:after="0" w:line="240" w:lineRule="auto"/>
-              <w:rPr>
-                <w:sz w:val="24"/>
-                <w:szCs w:val="24"/>
-              </w:rPr>
+              <w:rPr/>
             </w:pPr>
             <w:r>
               <w:rPr>
@@ -7265,10 +6940,7 @@
           <w:p>
             <w:pPr>
               <w:spacing w:after="0" w:line="240" w:lineRule="auto"/>
-              <w:rPr>
-                <w:sz w:val="24"/>
-                <w:szCs w:val="24"/>
-              </w:rPr>
+              <w:rPr/>
             </w:pPr>
             <w:r>
               <w:rPr>
@@ -7459,8 +7131,6 @@
                 <w:smallCaps w:val="0"/>
                 <w:strike w:val="0"/>
                 <w:color w:val="000000"/>
-                <w:sz w:val="22"/>
-                <w:szCs w:val="22"/>
                 <w:u w:val="none"/>
                 <w:vertAlign w:val="baseline"/>
               </w:rPr>
@@ -7483,10 +7153,7 @@
           <w:p>
             <w:pPr>
               <w:spacing w:after="0" w:line="240" w:lineRule="auto"/>
-              <w:rPr>
-                <w:sz w:val="26"/>
-                <w:szCs w:val="26"/>
-              </w:rPr>
+              <w:rPr/>
             </w:pPr>
             <w:r>
               <w:rPr>
@@ -7517,6 +7184,91 @@
         </w:tc>
       </w:tr>
     </w:tbl>
+    <w:p>
+      <w:pPr>
+        <w:spacing w:after="0" w:line="360" w:lineRule="auto"/>
+        <w:jc w:val="both"/>
+        <w:rPr>
+          <w:b w:val="1"/>
+          <w:bCs w:val="1"/>
+          <w:sz w:val="24"/>
+          <w:szCs w:val="24"/>
+        </w:rPr>
+      </w:pPr>
+      <w:r>
+        <w:rPr>
+          <w:rtl w:val="0"/>
+        </w:rPr>
+      </w:r>
+    </w:p>
+    <w:p>
+      <w:pPr>
+        <w:spacing w:after="0" w:line="360" w:lineRule="auto"/>
+        <w:jc w:val="both"/>
+        <w:rPr>
+          <w:b w:val="1"/>
+          <w:bCs w:val="1"/>
+          <w:sz w:val="24"/>
+          <w:szCs w:val="24"/>
+        </w:rPr>
+      </w:pPr>
+      <w:r>
+        <w:rPr>
+          <w:rtl w:val="0"/>
+        </w:rPr>
+      </w:r>
+    </w:p>
+    <w:p>
+      <w:pPr>
+        <w:spacing w:after="0" w:line="360" w:lineRule="auto"/>
+        <w:jc w:val="both"/>
+        <w:rPr>
+          <w:b w:val="1"/>
+          <w:bCs w:val="1"/>
+          <w:sz w:val="24"/>
+          <w:szCs w:val="24"/>
+        </w:rPr>
+      </w:pPr>
+      <w:r>
+        <w:rPr>
+          <w:rtl w:val="0"/>
+        </w:rPr>
+      </w:r>
+    </w:p>
+    <w:p>
+      <w:pPr>
+        <w:spacing w:after="0" w:line="360" w:lineRule="auto"/>
+        <w:jc w:val="both"/>
+        <w:rPr>
+          <w:b w:val="1"/>
+          <w:bCs w:val="1"/>
+          <w:sz w:val="24"/>
+          <w:szCs w:val="24"/>
+        </w:rPr>
+      </w:pPr>
+      <w:r>
+        <w:rPr>
+          <w:rtl w:val="0"/>
+        </w:rPr>
+      </w:r>
+    </w:p>
+    <w:p>
+      <w:pPr>
+        <w:spacing w:after="0" w:line="360" w:lineRule="auto"/>
+        <w:jc w:val="both"/>
+        <w:rPr>
+          <w:b w:val="1"/>
+          <w:bCs w:val="1"/>
+          <w:sz w:val="24"/>
+          <w:szCs w:val="24"/>
+        </w:rPr>
+      </w:pPr>
+      <w:r>
+        <w:rPr>
+          <w:rtl w:val="0"/>
+        </w:rPr>
+      </w:r>
+    </w:p>
     <w:p>
       <w:pPr>
         <w:spacing w:after="0" w:line="360" w:lineRule="auto"/>
@@ -7698,24 +7450,24 @@
         <w:tblLook w:val="0400"/>
       </w:tblPr>
       <w:tblGrid>
-        <w:gridCol w:w="660"/>
-        <w:gridCol w:w="1905"/>
-        <w:gridCol w:w="1440"/>
-        <w:gridCol w:w="1350"/>
+        <w:gridCol w:w="630"/>
+        <w:gridCol w:w="2490"/>
+        <w:gridCol w:w="1155"/>
+        <w:gridCol w:w="1455"/>
         <w:gridCol w:w="1380"/>
-        <w:gridCol w:w="1500"/>
-        <w:gridCol w:w="1140"/>
-        <w:gridCol w:w="1665"/>
+        <w:gridCol w:w="1065"/>
+        <w:gridCol w:w="1335"/>
+        <w:gridCol w:w="1530"/>
         <w:tblGridChange w:id="0">
           <w:tblGrid>
-            <w:gridCol w:w="660"/>
-            <w:gridCol w:w="1905"/>
-            <w:gridCol w:w="1440"/>
-            <w:gridCol w:w="1350"/>
+            <w:gridCol w:w="630"/>
+            <w:gridCol w:w="2490"/>
+            <w:gridCol w:w="1155"/>
+            <w:gridCol w:w="1455"/>
             <w:gridCol w:w="1380"/>
-            <w:gridCol w:w="1500"/>
-            <w:gridCol w:w="1140"/>
-            <w:gridCol w:w="1665"/>
+            <w:gridCol w:w="1065"/>
+            <w:gridCol w:w="1335"/>
+            <w:gridCol w:w="1530"/>
           </w:tblGrid>
         </w:tblGridChange>
       </w:tblGrid>
@@ -7766,51 +7518,36 @@
               <w:rPr>
                 <w:rFonts w:ascii="Calibri" w:cs="Calibri" w:eastAsia="Calibri" w:hAnsi="Calibri"/>
                 <w:color w:val="1f3864"/>
-                <w:sz w:val="18"/>
-                <w:szCs w:val="18"/>
               </w:rPr>
             </w:pPr>
             <w:r>
               <w:rPr>
                 <w:color w:val="1f3864"/>
-                <w:sz w:val="18"/>
-                <w:szCs w:val="18"/>
-                <w:rtl w:val="0"/>
-              </w:rPr>
-              <w:t xml:space="preserve">Sprin</w:t>
-            </w:r>
-            <w:r>
-              <w:rPr>
+                <w:rtl w:val="0"/>
+              </w:rPr>
+              <w:t xml:space="preserve">Sprint</w:t>
+            </w:r>
+            <w:r>
+              <w:rPr>
+                <w:rtl w:val="0"/>
+              </w:rPr>
+            </w:r>
+          </w:p>
+        </w:tc>
+        <w:tc>
+          <w:tcPr/>
+          <w:p>
+            <w:pPr>
+              <w:jc w:val="center"/>
+              <w:rPr>
+                <w:rFonts w:ascii="Calibri" w:cs="Calibri" w:eastAsia="Calibri" w:hAnsi="Calibri"/>
                 <w:color w:val="1f3864"/>
-                <w:rtl w:val="0"/>
-              </w:rPr>
-              <w:t xml:space="preserve">t</w:t>
-            </w:r>
-            <w:r>
-              <w:rPr>
-                <w:rtl w:val="0"/>
-              </w:rPr>
-            </w:r>
-          </w:p>
-        </w:tc>
-        <w:tc>
-          <w:tcPr/>
-          <w:p>
-            <w:pPr>
-              <w:jc w:val="center"/>
+              </w:rPr>
+            </w:pPr>
+            <w:r>
               <w:rPr>
                 <w:rFonts w:ascii="Calibri" w:cs="Calibri" w:eastAsia="Calibri" w:hAnsi="Calibri"/>
                 <w:color w:val="1f3864"/>
-                <w:sz w:val="18"/>
-                <w:szCs w:val="18"/>
-              </w:rPr>
-            </w:pPr>
-            <w:r>
-              <w:rPr>
-                <w:rFonts w:ascii="Calibri" w:cs="Calibri" w:eastAsia="Calibri" w:hAnsi="Calibri"/>
-                <w:color w:val="1f3864"/>
-                <w:sz w:val="18"/>
-                <w:szCs w:val="18"/>
                 <w:rtl w:val="0"/>
               </w:rPr>
               <w:t xml:space="preserve">Competencia o unidades de competencias</w:t>
@@ -7948,14 +7685,6 @@
             </w:r>
             <w:r>
               <w:rPr>
-                <w:rFonts w:ascii="Calibri" w:cs="Calibri" w:eastAsia="Calibri" w:hAnsi="Calibri"/>
-                <w:color w:val="1f3864"/>
-                <w:vertAlign w:val="superscript"/>
-              </w:rPr>
-              <w:footnoteReference w:customMarkFollows="0" w:id="0"/>
-            </w:r>
-            <w:r>
-              <w:rPr>
                 <w:rtl w:val="0"/>
               </w:rPr>
             </w:r>
@@ -7997,16 +7726,16 @@
                 <w:rFonts w:ascii="Calibri" w:cs="Calibri" w:eastAsia="Calibri" w:hAnsi="Calibri"/>
                 <w:i w:val="1"/>
                 <w:iCs w:val="1"/>
-                <w:sz w:val="18"/>
-                <w:szCs w:val="18"/>
+                <w:sz w:val="20"/>
+                <w:szCs w:val="20"/>
               </w:rPr>
             </w:pPr>
             <w:r>
               <w:rPr>
                 <w:i w:val="1"/>
                 <w:iCs w:val="1"/>
-                <w:sz w:val="18"/>
-                <w:szCs w:val="18"/>
+                <w:sz w:val="20"/>
+                <w:szCs w:val="20"/>
                 <w:rtl w:val="0"/>
               </w:rPr>
               <w:t xml:space="preserve">1</w:t>
@@ -8022,19 +7751,10 @@
           <w:tcPr/>
           <w:p>
             <w:pPr>
-              <w:rPr>
-                <w:i w:val="1"/>
-                <w:iCs w:val="1"/>
-                <w:sz w:val="18"/>
-                <w:szCs w:val="18"/>
-              </w:rPr>
-            </w:pPr>
-            <w:r>
-              <w:rPr>
-                <w:i w:val="1"/>
-                <w:iCs w:val="1"/>
-                <w:sz w:val="18"/>
-                <w:szCs w:val="18"/>
+              <w:rPr/>
+            </w:pPr>
+            <w:r>
+              <w:rPr>
                 <w:rtl w:val="0"/>
               </w:rPr>
               <w:t xml:space="preserve">-Ofrecer propuestas de solución informática analizando de forma integral los procesos de acuerdo con los requerimientos del usuario.</w:t>
@@ -8042,19 +7762,10 @@
           </w:p>
           <w:p>
             <w:pPr>
-              <w:rPr>
-                <w:i w:val="1"/>
-                <w:iCs w:val="1"/>
-                <w:sz w:val="18"/>
-                <w:szCs w:val="18"/>
-              </w:rPr>
-            </w:pPr>
-            <w:r>
-              <w:rPr>
-                <w:i w:val="1"/>
-                <w:iCs w:val="1"/>
-                <w:sz w:val="18"/>
-                <w:szCs w:val="18"/>
+              <w:rPr/>
+            </w:pPr>
+            <w:r>
+              <w:rPr>
                 <w:rtl w:val="0"/>
               </w:rPr>
               <w:t xml:space="preserve">-Gestionar proyectos informáticos, ofreciendo alternativas para la toma de decisiones de acuerdo con los requerimientos de la organización.</w:t>
@@ -8062,39 +7773,15 @@
           </w:p>
           <w:p>
             <w:pPr>
-              <w:rPr>
-                <w:i w:val="1"/>
-                <w:iCs w:val="1"/>
-                <w:sz w:val="18"/>
-                <w:szCs w:val="18"/>
-              </w:rPr>
-            </w:pPr>
-            <w:r>
-              <w:rPr>
-                <w:i w:val="1"/>
-                <w:iCs w:val="1"/>
-                <w:sz w:val="18"/>
-                <w:szCs w:val="18"/>
+              <w:rPr/>
+            </w:pPr>
+            <w:r>
+              <w:rPr>
                 <w:rtl w:val="0"/>
               </w:rPr>
               <w:t xml:space="preserve">-Comunicar en forma oral y escrita diferentes mensajes, utilizando herramientas lingüísticas funcionales con propósitos específicos en diversos contextos sociolaborales y disciplinares.</w:t>
             </w:r>
           </w:p>
-          <w:p>
-            <w:pPr>
-              <w:rPr>
-                <w:i w:val="1"/>
-                <w:iCs w:val="1"/>
-                <w:sz w:val="18"/>
-                <w:szCs w:val="18"/>
-              </w:rPr>
-            </w:pPr>
-            <w:r>
-              <w:rPr>
-                <w:rtl w:val="0"/>
-              </w:rPr>
-            </w:r>
-          </w:p>
         </w:tc>
         <w:tc>
           <w:tcPr/>
@@ -8103,18 +7790,10 @@
               <w:spacing w:line="360" w:lineRule="auto"/>
               <w:rPr>
                 <w:rFonts w:ascii="Calibri" w:cs="Calibri" w:eastAsia="Calibri" w:hAnsi="Calibri"/>
-                <w:i w:val="1"/>
-                <w:iCs w:val="1"/>
-                <w:sz w:val="18"/>
-                <w:szCs w:val="18"/>
-              </w:rPr>
-            </w:pPr>
-            <w:r>
-              <w:rPr>
-                <w:i w:val="1"/>
-                <w:iCs w:val="1"/>
-                <w:sz w:val="16"/>
-                <w:szCs w:val="16"/>
+              </w:rPr>
+            </w:pPr>
+            <w:r>
+              <w:rPr>
                 <w:rtl w:val="0"/>
               </w:rPr>
               <w:t xml:space="preserve">Guía Estudiante Fase 1 Definición Proyecto APT</w:t>
@@ -8133,18 +7812,10 @@
               <w:spacing w:line="360" w:lineRule="auto"/>
               <w:rPr>
                 <w:rFonts w:ascii="Calibri" w:cs="Calibri" w:eastAsia="Calibri" w:hAnsi="Calibri"/>
-                <w:i w:val="1"/>
-                <w:iCs w:val="1"/>
-                <w:sz w:val="18"/>
-                <w:szCs w:val="18"/>
-              </w:rPr>
-            </w:pPr>
-            <w:r>
-              <w:rPr>
-                <w:i w:val="1"/>
-                <w:iCs w:val="1"/>
-                <w:sz w:val="16"/>
-                <w:szCs w:val="16"/>
+              </w:rPr>
+            </w:pPr>
+            <w:r>
+              <w:rPr>
                 <w:rtl w:val="0"/>
               </w:rPr>
               <w:t xml:space="preserve">Se Inicia la realización del documento para definición del Proyecto APT</w:t>
@@ -8160,19 +7831,10 @@
           <w:tcPr/>
           <w:p>
             <w:pPr>
-              <w:rPr>
-                <w:i w:val="1"/>
-                <w:iCs w:val="1"/>
-                <w:sz w:val="18"/>
-                <w:szCs w:val="18"/>
-              </w:rPr>
-            </w:pPr>
-            <w:r>
-              <w:rPr>
-                <w:i w:val="1"/>
-                <w:iCs w:val="1"/>
-                <w:sz w:val="18"/>
-                <w:szCs w:val="18"/>
+              <w:rPr/>
+            </w:pPr>
+            <w:r>
+              <w:rPr>
                 <w:rtl w:val="0"/>
               </w:rPr>
               <w:t xml:space="preserve">-Word</w:t>
@@ -8180,19 +7842,10 @@
           </w:p>
           <w:p>
             <w:pPr>
-              <w:rPr>
-                <w:i w:val="1"/>
-                <w:iCs w:val="1"/>
-                <w:sz w:val="18"/>
-                <w:szCs w:val="18"/>
-              </w:rPr>
-            </w:pPr>
-            <w:r>
-              <w:rPr>
-                <w:i w:val="1"/>
-                <w:iCs w:val="1"/>
-                <w:sz w:val="18"/>
-                <w:szCs w:val="18"/>
+              <w:rPr/>
+            </w:pPr>
+            <w:r>
+              <w:rPr>
                 <w:rtl w:val="0"/>
               </w:rPr>
               <w:t xml:space="preserve">-Instrucciones indicadas por la docente en clases</w:t>
@@ -8200,19 +7853,10 @@
           </w:p>
           <w:p>
             <w:pPr>
-              <w:rPr>
-                <w:i w:val="1"/>
-                <w:iCs w:val="1"/>
-                <w:sz w:val="18"/>
-                <w:szCs w:val="18"/>
-              </w:rPr>
-            </w:pPr>
-            <w:r>
-              <w:rPr>
-                <w:i w:val="1"/>
-                <w:iCs w:val="1"/>
-                <w:sz w:val="18"/>
-                <w:szCs w:val="18"/>
+              <w:rPr/>
+            </w:pPr>
+            <w:r>
+              <w:rPr>
                 <w:rtl w:val="0"/>
               </w:rPr>
               <w:t xml:space="preserve">-Github</w:t>
@@ -8229,18 +7873,10 @@
             <w:pPr>
               <w:rPr>
                 <w:rFonts w:ascii="Calibri" w:cs="Calibri" w:eastAsia="Calibri" w:hAnsi="Calibri"/>
-                <w:i w:val="1"/>
-                <w:iCs w:val="1"/>
-                <w:sz w:val="18"/>
-                <w:szCs w:val="18"/>
-              </w:rPr>
-            </w:pPr>
-            <w:r>
-              <w:rPr>
-                <w:i w:val="1"/>
-                <w:iCs w:val="1"/>
-                <w:sz w:val="18"/>
-                <w:szCs w:val="18"/>
+              </w:rPr>
+            </w:pPr>
+            <w:r>
+              <w:rPr>
                 <w:rtl w:val="0"/>
               </w:rPr>
               <w:t xml:space="preserve">Semana:1-2-3-4</w:t>
@@ -8261,19 +7897,10 @@
           </w:tcPr>
           <w:p>
             <w:pPr>
-              <w:rPr>
-                <w:i w:val="1"/>
-                <w:iCs w:val="1"/>
-                <w:sz w:val="18"/>
-                <w:szCs w:val="18"/>
-              </w:rPr>
-            </w:pPr>
-            <w:r>
-              <w:rPr>
-                <w:i w:val="1"/>
-                <w:iCs w:val="1"/>
-                <w:sz w:val="18"/>
-                <w:szCs w:val="18"/>
+              <w:rPr/>
+            </w:pPr>
+            <w:r>
+              <w:rPr>
                 <w:rtl w:val="0"/>
               </w:rPr>
               <w:t xml:space="preserve">Gonzalez Danilo</w:t>
@@ -8281,19 +7908,10 @@
           </w:p>
           <w:p>
             <w:pPr>
-              <w:rPr>
-                <w:i w:val="1"/>
-                <w:iCs w:val="1"/>
-                <w:sz w:val="18"/>
-                <w:szCs w:val="18"/>
-              </w:rPr>
-            </w:pPr>
-            <w:r>
-              <w:rPr>
-                <w:i w:val="1"/>
-                <w:iCs w:val="1"/>
-                <w:sz w:val="18"/>
-                <w:szCs w:val="18"/>
+              <w:rPr/>
+            </w:pPr>
+            <w:r>
+              <w:rPr>
                 <w:rtl w:val="0"/>
               </w:rPr>
               <w:t xml:space="preserve">Horta Ismael</w:t>
@@ -8306,18 +7924,10 @@
             <w:pPr>
               <w:rPr>
                 <w:rFonts w:ascii="Calibri" w:cs="Calibri" w:eastAsia="Calibri" w:hAnsi="Calibri"/>
-                <w:i w:val="1"/>
-                <w:iCs w:val="1"/>
-                <w:sz w:val="18"/>
-                <w:szCs w:val="18"/>
-              </w:rPr>
-            </w:pPr>
-            <w:r>
-              <w:rPr>
-                <w:i w:val="1"/>
-                <w:iCs w:val="1"/>
-                <w:sz w:val="18"/>
-                <w:szCs w:val="18"/>
+              </w:rPr>
+            </w:pPr>
+            <w:r>
+              <w:rPr>
                 <w:rtl w:val="0"/>
               </w:rPr>
               <w:t xml:space="preserve">hubiere dudas en el proceso que se solucionaron con el docente y se suben con éxito al repositorio de github</w:t>
@@ -8343,16 +7953,16 @@
                 <w:rFonts w:ascii="Calibri" w:cs="Calibri" w:eastAsia="Calibri" w:hAnsi="Calibri"/>
                 <w:i w:val="1"/>
                 <w:iCs w:val="1"/>
-                <w:sz w:val="18"/>
-                <w:szCs w:val="18"/>
+                <w:sz w:val="20"/>
+                <w:szCs w:val="20"/>
               </w:rPr>
             </w:pPr>
             <w:r>
               <w:rPr>
                 <w:i w:val="1"/>
                 <w:iCs w:val="1"/>
-                <w:sz w:val="18"/>
-                <w:szCs w:val="18"/>
+                <w:sz w:val="20"/>
+                <w:szCs w:val="20"/>
                 <w:rtl w:val="0"/>
               </w:rPr>
               <w:t xml:space="preserve">2</w:t>
@@ -8368,19 +7978,10 @@
           <w:tcPr/>
           <w:p>
             <w:pPr>
-              <w:rPr>
-                <w:i w:val="1"/>
-                <w:iCs w:val="1"/>
-                <w:sz w:val="18"/>
-                <w:szCs w:val="18"/>
-              </w:rPr>
-            </w:pPr>
-            <w:r>
-              <w:rPr>
-                <w:i w:val="1"/>
-                <w:iCs w:val="1"/>
-                <w:sz w:val="18"/>
-                <w:szCs w:val="18"/>
+              <w:rPr/>
+            </w:pPr>
+            <w:r>
+              <w:rPr>
                 <w:rtl w:val="0"/>
               </w:rPr>
               <w:t xml:space="preserve">-Comunicar en forma oral y escrita diferentes mensajes, utilizando herramientas lingüísticas funcionales con propósitos específicos en diversos contextos sociolaborales y disciplinares.</w:t>
@@ -8388,58 +7989,25 @@
           </w:p>
           <w:p>
             <w:pPr>
-              <w:rPr>
-                <w:i w:val="1"/>
-                <w:iCs w:val="1"/>
-                <w:sz w:val="18"/>
-                <w:szCs w:val="18"/>
-              </w:rPr>
-            </w:pPr>
-            <w:r>
-              <w:rPr>
-                <w:i w:val="1"/>
-                <w:iCs w:val="1"/>
-                <w:sz w:val="18"/>
-                <w:szCs w:val="18"/>
+              <w:rPr/>
+            </w:pPr>
+            <w:r>
+              <w:rPr>
                 <w:rtl w:val="0"/>
               </w:rPr>
               <w:t xml:space="preserve">-Capacidad para generar ideas, soluciones o procesos innovadores que respondan a oportunidades, necesidades y demandas productivas o sociales, en colaboración con otros y asumiendo riesgos calculados.</w:t>
             </w:r>
           </w:p>
-          <w:p>
-            <w:pPr>
-              <w:rPr>
-                <w:i w:val="1"/>
-                <w:iCs w:val="1"/>
-                <w:sz w:val="18"/>
-                <w:szCs w:val="18"/>
-              </w:rPr>
-            </w:pPr>
-            <w:r>
-              <w:rPr>
-                <w:rtl w:val="0"/>
-              </w:rPr>
-            </w:r>
-          </w:p>
         </w:tc>
         <w:tc>
           <w:tcPr/>
           <w:p>
             <w:pPr>
               <w:spacing w:after="60" w:line="264" w:lineRule="auto"/>
-              <w:rPr>
-                <w:i w:val="1"/>
-                <w:iCs w:val="1"/>
-                <w:sz w:val="18"/>
-                <w:szCs w:val="18"/>
-              </w:rPr>
-            </w:pPr>
-            <w:r>
-              <w:rPr>
-                <w:i w:val="1"/>
-                <w:iCs w:val="1"/>
-                <w:sz w:val="18"/>
-                <w:szCs w:val="18"/>
+              <w:rPr/>
+            </w:pPr>
+            <w:r>
+              <w:rPr>
                 <w:rtl w:val="0"/>
               </w:rPr>
               <w:t xml:space="preserve">*Autoevaluación individual de competencias Fase 1.</w:t>
@@ -8448,19 +8016,10 @@
           <w:p>
             <w:pPr>
               <w:spacing w:after="60" w:line="264" w:lineRule="auto"/>
-              <w:rPr>
-                <w:i w:val="1"/>
-                <w:iCs w:val="1"/>
-                <w:sz w:val="18"/>
-                <w:szCs w:val="18"/>
-              </w:rPr>
-            </w:pPr>
-            <w:r>
-              <w:rPr>
-                <w:i w:val="1"/>
-                <w:iCs w:val="1"/>
-                <w:sz w:val="18"/>
-                <w:szCs w:val="18"/>
+              <w:rPr/>
+            </w:pPr>
+            <w:r>
+              <w:rPr>
                 <w:rtl w:val="0"/>
               </w:rPr>
               <w:t xml:space="preserve">*Diario de reflexión individual Fase 1.</w:t>
@@ -8474,18 +8033,10 @@
               <w:spacing w:after="60" w:line="264" w:lineRule="auto"/>
               <w:rPr>
                 <w:rFonts w:ascii="Calibri" w:cs="Calibri" w:eastAsia="Calibri" w:hAnsi="Calibri"/>
-                <w:i w:val="1"/>
-                <w:iCs w:val="1"/>
-                <w:sz w:val="18"/>
-                <w:szCs w:val="18"/>
-              </w:rPr>
-            </w:pPr>
-            <w:r>
-              <w:rPr>
-                <w:i w:val="1"/>
-                <w:iCs w:val="1"/>
-                <w:sz w:val="18"/>
-                <w:szCs w:val="18"/>
+              </w:rPr>
+            </w:pPr>
+            <w:r>
+              <w:rPr>
                 <w:rtl w:val="0"/>
               </w:rPr>
               <w:t xml:space="preserve">Se realizan los documentos autoevaluación y diario de reflexión para subirlos al repositorio de github</w:t>
@@ -8501,19 +8052,10 @@
           <w:tcPr/>
           <w:p>
             <w:pPr>
-              <w:rPr>
-                <w:i w:val="1"/>
-                <w:iCs w:val="1"/>
-                <w:sz w:val="18"/>
-                <w:szCs w:val="18"/>
-              </w:rPr>
-            </w:pPr>
-            <w:r>
-              <w:rPr>
-                <w:i w:val="1"/>
-                <w:iCs w:val="1"/>
-                <w:sz w:val="18"/>
-                <w:szCs w:val="18"/>
+              <w:rPr/>
+            </w:pPr>
+            <w:r>
+              <w:rPr>
                 <w:rtl w:val="0"/>
               </w:rPr>
               <w:t xml:space="preserve">-Word</w:t>
@@ -8521,19 +8063,10 @@
           </w:p>
           <w:p>
             <w:pPr>
-              <w:rPr>
-                <w:i w:val="1"/>
-                <w:iCs w:val="1"/>
-                <w:sz w:val="18"/>
-                <w:szCs w:val="18"/>
-              </w:rPr>
-            </w:pPr>
-            <w:r>
-              <w:rPr>
-                <w:i w:val="1"/>
-                <w:iCs w:val="1"/>
-                <w:sz w:val="18"/>
-                <w:szCs w:val="18"/>
+              <w:rPr/>
+            </w:pPr>
+            <w:r>
+              <w:rPr>
                 <w:rtl w:val="0"/>
               </w:rPr>
               <w:t xml:space="preserve">-Instrucciones indicadas por la docente en clases</w:t>
@@ -8541,19 +8074,10 @@
           </w:p>
           <w:p>
             <w:pPr>
-              <w:rPr>
-                <w:i w:val="1"/>
-                <w:iCs w:val="1"/>
-                <w:sz w:val="18"/>
-                <w:szCs w:val="18"/>
-              </w:rPr>
-            </w:pPr>
-            <w:r>
-              <w:rPr>
-                <w:i w:val="1"/>
-                <w:iCs w:val="1"/>
-                <w:sz w:val="18"/>
-                <w:szCs w:val="18"/>
+              <w:rPr/>
+            </w:pPr>
+            <w:r>
+              <w:rPr>
                 <w:rtl w:val="0"/>
               </w:rPr>
               <w:t xml:space="preserve">-Github</w:t>
@@ -8570,18 +8094,10 @@
             <w:pPr>
               <w:rPr>
                 <w:rFonts w:ascii="Calibri" w:cs="Calibri" w:eastAsia="Calibri" w:hAnsi="Calibri"/>
-                <w:i w:val="1"/>
-                <w:iCs w:val="1"/>
-                <w:sz w:val="18"/>
-                <w:szCs w:val="18"/>
-              </w:rPr>
-            </w:pPr>
-            <w:r>
-              <w:rPr>
-                <w:i w:val="1"/>
-                <w:iCs w:val="1"/>
-                <w:sz w:val="18"/>
-                <w:szCs w:val="18"/>
+              </w:rPr>
+            </w:pPr>
+            <w:r>
+              <w:rPr>
                 <w:rtl w:val="0"/>
               </w:rPr>
               <w:t xml:space="preserve">Semana: 2</w:t>
@@ -8602,19 +8118,10 @@
           </w:tcPr>
           <w:p>
             <w:pPr>
-              <w:rPr>
-                <w:i w:val="1"/>
-                <w:iCs w:val="1"/>
-                <w:sz w:val="18"/>
-                <w:szCs w:val="18"/>
-              </w:rPr>
-            </w:pPr>
-            <w:r>
-              <w:rPr>
-                <w:i w:val="1"/>
-                <w:iCs w:val="1"/>
-                <w:sz w:val="18"/>
-                <w:szCs w:val="18"/>
+              <w:rPr/>
+            </w:pPr>
+            <w:r>
+              <w:rPr>
                 <w:rtl w:val="0"/>
               </w:rPr>
               <w:t xml:space="preserve">Gonzalez Danilo</w:t>
@@ -8622,19 +8129,10 @@
           </w:p>
           <w:p>
             <w:pPr>
-              <w:rPr>
-                <w:i w:val="1"/>
-                <w:iCs w:val="1"/>
-                <w:sz w:val="18"/>
-                <w:szCs w:val="18"/>
-              </w:rPr>
-            </w:pPr>
-            <w:r>
-              <w:rPr>
-                <w:i w:val="1"/>
-                <w:iCs w:val="1"/>
-                <w:sz w:val="18"/>
-                <w:szCs w:val="18"/>
+              <w:rPr/>
+            </w:pPr>
+            <w:r>
+              <w:rPr>
                 <w:rtl w:val="0"/>
               </w:rPr>
               <w:t xml:space="preserve">Horta Ismael</w:t>
@@ -8647,18 +8145,10 @@
             <w:pPr>
               <w:rPr>
                 <w:rFonts w:ascii="Calibri" w:cs="Calibri" w:eastAsia="Calibri" w:hAnsi="Calibri"/>
-                <w:i w:val="1"/>
-                <w:iCs w:val="1"/>
-                <w:sz w:val="18"/>
-                <w:szCs w:val="18"/>
-              </w:rPr>
-            </w:pPr>
-            <w:r>
-              <w:rPr>
-                <w:i w:val="1"/>
-                <w:iCs w:val="1"/>
-                <w:sz w:val="18"/>
-                <w:szCs w:val="18"/>
+              </w:rPr>
+            </w:pPr>
+            <w:r>
+              <w:rPr>
                 <w:rtl w:val="0"/>
               </w:rPr>
               <w:t xml:space="preserve">Se realizan y se suben con éxito al repositorio de github sin dudas</w:t>
@@ -8683,16 +8173,16 @@
               <w:rPr>
                 <w:i w:val="1"/>
                 <w:iCs w:val="1"/>
-                <w:sz w:val="18"/>
-                <w:szCs w:val="18"/>
+                <w:sz w:val="20"/>
+                <w:szCs w:val="20"/>
               </w:rPr>
             </w:pPr>
             <w:r>
               <w:rPr>
                 <w:i w:val="1"/>
                 <w:iCs w:val="1"/>
-                <w:sz w:val="18"/>
-                <w:szCs w:val="18"/>
+                <w:sz w:val="20"/>
+                <w:szCs w:val="20"/>
                 <w:rtl w:val="0"/>
               </w:rPr>
               <w:t xml:space="preserve">3</w:t>
@@ -8703,19 +8193,10 @@
           <w:tcPr/>
           <w:p>
             <w:pPr>
-              <w:rPr>
-                <w:i w:val="1"/>
-                <w:iCs w:val="1"/>
-                <w:sz w:val="18"/>
-                <w:szCs w:val="18"/>
-              </w:rPr>
-            </w:pPr>
-            <w:r>
-              <w:rPr>
-                <w:i w:val="1"/>
-                <w:iCs w:val="1"/>
-                <w:sz w:val="18"/>
-                <w:szCs w:val="18"/>
+              <w:rPr/>
+            </w:pPr>
+            <w:r>
+              <w:rPr>
                 <w:rtl w:val="0"/>
               </w:rPr>
               <w:t xml:space="preserve">-Gestionar proyectos informáticos, ofreciendo alternativas para la toma de decisiones de acuerdo con los requerimientos de la organización.</w:t>
@@ -8723,58 +8204,25 @@
           </w:p>
           <w:p>
             <w:pPr>
-              <w:rPr>
-                <w:i w:val="1"/>
-                <w:iCs w:val="1"/>
-                <w:sz w:val="18"/>
-                <w:szCs w:val="18"/>
-              </w:rPr>
-            </w:pPr>
-            <w:r>
-              <w:rPr>
-                <w:i w:val="1"/>
-                <w:iCs w:val="1"/>
-                <w:sz w:val="18"/>
-                <w:szCs w:val="18"/>
+              <w:rPr/>
+            </w:pPr>
+            <w:r>
+              <w:rPr>
                 <w:rtl w:val="0"/>
               </w:rPr>
               <w:t xml:space="preserve">-Comunicar en forma oral y escrita diferentes mensajes, utilizando herramientas lingüísticas funcionales con propósitos específicos en diversos contextos sociolaborales y disciplinares.</w:t>
             </w:r>
           </w:p>
-          <w:p>
-            <w:pPr>
-              <w:rPr>
-                <w:i w:val="1"/>
-                <w:iCs w:val="1"/>
-                <w:sz w:val="18"/>
-                <w:szCs w:val="18"/>
-              </w:rPr>
-            </w:pPr>
-            <w:r>
-              <w:rPr>
-                <w:rtl w:val="0"/>
-              </w:rPr>
-            </w:r>
-          </w:p>
         </w:tc>
         <w:tc>
           <w:tcPr/>
           <w:p>
             <w:pPr>
               <w:spacing w:after="60" w:line="264" w:lineRule="auto"/>
-              <w:rPr>
-                <w:i w:val="1"/>
-                <w:iCs w:val="1"/>
-                <w:sz w:val="18"/>
-                <w:szCs w:val="18"/>
-              </w:rPr>
-            </w:pPr>
-            <w:r>
-              <w:rPr>
-                <w:i w:val="1"/>
-                <w:iCs w:val="1"/>
-                <w:sz w:val="18"/>
-                <w:szCs w:val="18"/>
+              <w:rPr/>
+            </w:pPr>
+            <w:r>
+              <w:rPr>
                 <w:rtl w:val="0"/>
               </w:rPr>
               <w:t xml:space="preserve">*Autoevaluación individual Fase 1.</w:t>
@@ -8783,19 +8231,10 @@
           <w:p>
             <w:pPr>
               <w:spacing w:after="40" w:line="276" w:lineRule="auto"/>
-              <w:rPr>
-                <w:i w:val="1"/>
-                <w:iCs w:val="1"/>
-                <w:sz w:val="18"/>
-                <w:szCs w:val="18"/>
-              </w:rPr>
-            </w:pPr>
-            <w:r>
-              <w:rPr>
-                <w:i w:val="1"/>
-                <w:iCs w:val="1"/>
-                <w:sz w:val="18"/>
-                <w:szCs w:val="18"/>
+              <w:rPr/>
+            </w:pPr>
+            <w:r>
+              <w:rPr>
                 <w:rtl w:val="0"/>
               </w:rPr>
               <w:t xml:space="preserve">*Presentación Fase 1</w:t>
@@ -8809,18 +8248,10 @@
               <w:spacing w:after="60" w:line="264" w:lineRule="auto"/>
               <w:rPr>
                 <w:rFonts w:ascii="Calibri" w:cs="Calibri" w:eastAsia="Calibri" w:hAnsi="Calibri"/>
-                <w:i w:val="1"/>
-                <w:iCs w:val="1"/>
-                <w:sz w:val="18"/>
-                <w:szCs w:val="18"/>
-              </w:rPr>
-            </w:pPr>
-            <w:r>
-              <w:rPr>
-                <w:i w:val="1"/>
-                <w:iCs w:val="1"/>
-                <w:sz w:val="18"/>
-                <w:szCs w:val="18"/>
+              </w:rPr>
+            </w:pPr>
+            <w:r>
+              <w:rPr>
                 <w:rtl w:val="0"/>
               </w:rPr>
               <w:t xml:space="preserve">Se realizan los documentos la autoevaluación individual y presentación</w:t>
@@ -8836,19 +8267,10 @@
           <w:tcPr/>
           <w:p>
             <w:pPr>
-              <w:rPr>
-                <w:i w:val="1"/>
-                <w:iCs w:val="1"/>
-                <w:sz w:val="18"/>
-                <w:szCs w:val="18"/>
-              </w:rPr>
-            </w:pPr>
-            <w:r>
-              <w:rPr>
-                <w:i w:val="1"/>
-                <w:iCs w:val="1"/>
-                <w:sz w:val="18"/>
-                <w:szCs w:val="18"/>
+              <w:rPr/>
+            </w:pPr>
+            <w:r>
+              <w:rPr>
                 <w:rtl w:val="0"/>
               </w:rPr>
               <w:t xml:space="preserve">-Word</w:t>
@@ -8856,19 +8278,10 @@
           </w:p>
           <w:p>
             <w:pPr>
-              <w:rPr>
-                <w:i w:val="1"/>
-                <w:iCs w:val="1"/>
-                <w:sz w:val="18"/>
-                <w:szCs w:val="18"/>
-              </w:rPr>
-            </w:pPr>
-            <w:r>
-              <w:rPr>
-                <w:i w:val="1"/>
-                <w:iCs w:val="1"/>
-                <w:sz w:val="18"/>
-                <w:szCs w:val="18"/>
+              <w:rPr/>
+            </w:pPr>
+            <w:r>
+              <w:rPr>
                 <w:rtl w:val="0"/>
               </w:rPr>
               <w:t xml:space="preserve">-Instrucciones indicadas por la docente en clases</w:t>
@@ -8876,19 +8289,10 @@
           </w:p>
           <w:p>
             <w:pPr>
-              <w:rPr>
-                <w:i w:val="1"/>
-                <w:iCs w:val="1"/>
-                <w:sz w:val="18"/>
-                <w:szCs w:val="18"/>
-              </w:rPr>
-            </w:pPr>
-            <w:r>
-              <w:rPr>
-                <w:i w:val="1"/>
-                <w:iCs w:val="1"/>
-                <w:sz w:val="18"/>
-                <w:szCs w:val="18"/>
+              <w:rPr/>
+            </w:pPr>
+            <w:r>
+              <w:rPr>
                 <w:rtl w:val="0"/>
               </w:rPr>
               <w:t xml:space="preserve">-Github</w:t>
@@ -8905,18 +8309,10 @@
             <w:pPr>
               <w:rPr>
                 <w:rFonts w:ascii="Calibri" w:cs="Calibri" w:eastAsia="Calibri" w:hAnsi="Calibri"/>
-                <w:i w:val="1"/>
-                <w:iCs w:val="1"/>
-                <w:sz w:val="18"/>
-                <w:szCs w:val="18"/>
-              </w:rPr>
-            </w:pPr>
-            <w:r>
-              <w:rPr>
-                <w:i w:val="1"/>
-                <w:iCs w:val="1"/>
-                <w:sz w:val="18"/>
-                <w:szCs w:val="18"/>
+              </w:rPr>
+            </w:pPr>
+            <w:r>
+              <w:rPr>
                 <w:rtl w:val="0"/>
               </w:rPr>
               <w:t xml:space="preserve">Semana: 3</w:t>
@@ -8937,19 +8333,10 @@
           </w:tcPr>
           <w:p>
             <w:pPr>
-              <w:rPr>
-                <w:i w:val="1"/>
-                <w:iCs w:val="1"/>
-                <w:sz w:val="18"/>
-                <w:szCs w:val="18"/>
-              </w:rPr>
-            </w:pPr>
-            <w:r>
-              <w:rPr>
-                <w:i w:val="1"/>
-                <w:iCs w:val="1"/>
-                <w:sz w:val="18"/>
-                <w:szCs w:val="18"/>
+              <w:rPr/>
+            </w:pPr>
+            <w:r>
+              <w:rPr>
                 <w:rtl w:val="0"/>
               </w:rPr>
               <w:t xml:space="preserve">Gonzalez Danilo</w:t>
@@ -8957,19 +8344,10 @@
           </w:p>
           <w:p>
             <w:pPr>
-              <w:rPr>
-                <w:i w:val="1"/>
-                <w:iCs w:val="1"/>
-                <w:sz w:val="18"/>
-                <w:szCs w:val="18"/>
-              </w:rPr>
-            </w:pPr>
-            <w:r>
-              <w:rPr>
-                <w:i w:val="1"/>
-                <w:iCs w:val="1"/>
-                <w:sz w:val="18"/>
-                <w:szCs w:val="18"/>
+              <w:rPr/>
+            </w:pPr>
+            <w:r>
+              <w:rPr>
                 <w:rtl w:val="0"/>
               </w:rPr>
               <w:t xml:space="preserve">Horta Ismael</w:t>
@@ -8982,18 +8360,10 @@
             <w:pPr>
               <w:rPr>
                 <w:rFonts w:ascii="Calibri" w:cs="Calibri" w:eastAsia="Calibri" w:hAnsi="Calibri"/>
-                <w:i w:val="1"/>
-                <w:iCs w:val="1"/>
-                <w:sz w:val="18"/>
-                <w:szCs w:val="18"/>
-              </w:rPr>
-            </w:pPr>
-            <w:r>
-              <w:rPr>
-                <w:i w:val="1"/>
-                <w:iCs w:val="1"/>
-                <w:sz w:val="18"/>
-                <w:szCs w:val="18"/>
+              </w:rPr>
+            </w:pPr>
+            <w:r>
+              <w:rPr>
                 <w:rtl w:val="0"/>
               </w:rPr>
               <w:t xml:space="preserve">Se realizan y se suben con éxito al repositorio de github sin dudas</w:t>
@@ -9018,16 +8388,16 @@
               <w:rPr>
                 <w:i w:val="1"/>
                 <w:iCs w:val="1"/>
-                <w:sz w:val="18"/>
-                <w:szCs w:val="18"/>
+                <w:sz w:val="20"/>
+                <w:szCs w:val="20"/>
               </w:rPr>
             </w:pPr>
             <w:r>
               <w:rPr>
                 <w:i w:val="1"/>
                 <w:iCs w:val="1"/>
-                <w:sz w:val="18"/>
-                <w:szCs w:val="18"/>
+                <w:sz w:val="20"/>
+                <w:szCs w:val="20"/>
                 <w:rtl w:val="0"/>
               </w:rPr>
               <w:t xml:space="preserve">4</w:t>
@@ -9038,19 +8408,10 @@
           <w:tcPr/>
           <w:p>
             <w:pPr>
-              <w:rPr>
-                <w:i w:val="1"/>
-                <w:iCs w:val="1"/>
-                <w:sz w:val="18"/>
-                <w:szCs w:val="18"/>
-              </w:rPr>
-            </w:pPr>
-            <w:r>
-              <w:rPr>
-                <w:i w:val="1"/>
-                <w:iCs w:val="1"/>
-                <w:sz w:val="18"/>
-                <w:szCs w:val="18"/>
+              <w:rPr/>
+            </w:pPr>
+            <w:r>
+              <w:rPr>
                 <w:rtl w:val="0"/>
               </w:rPr>
               <w:t xml:space="preserve">-Comunicar en forma oral y escrita diferentes mensajes, utilizando herramientas lingüísticas funcionales con propósitos específicos en diversos contextos sociolaborales y disciplinares.</w:t>
@@ -9058,58 +8419,25 @@
           </w:p>
           <w:p>
             <w:pPr>
-              <w:rPr>
-                <w:i w:val="1"/>
-                <w:iCs w:val="1"/>
-                <w:sz w:val="18"/>
-                <w:szCs w:val="18"/>
-              </w:rPr>
-            </w:pPr>
-            <w:r>
-              <w:rPr>
-                <w:i w:val="1"/>
-                <w:iCs w:val="1"/>
-                <w:sz w:val="18"/>
-                <w:szCs w:val="18"/>
+              <w:rPr/>
+            </w:pPr>
+            <w:r>
+              <w:rPr>
                 <w:rtl w:val="0"/>
               </w:rPr>
               <w:t xml:space="preserve">- Capacidad para generar ideas, soluciones o procesos innovadores que respondan a oportunidades, necesidades y demandas productivas o sociales, en colaboración con otros y asumiendo riesgos calculados.</w:t>
             </w:r>
           </w:p>
-          <w:p>
-            <w:pPr>
-              <w:rPr>
-                <w:i w:val="1"/>
-                <w:iCs w:val="1"/>
-                <w:sz w:val="18"/>
-                <w:szCs w:val="18"/>
-              </w:rPr>
-            </w:pPr>
-            <w:r>
-              <w:rPr>
-                <w:rtl w:val="0"/>
-              </w:rPr>
-            </w:r>
-          </w:p>
         </w:tc>
         <w:tc>
           <w:tcPr/>
           <w:p>
             <w:pPr>
               <w:spacing w:after="40" w:line="276" w:lineRule="auto"/>
-              <w:rPr>
-                <w:i w:val="1"/>
-                <w:iCs w:val="1"/>
-                <w:sz w:val="18"/>
-                <w:szCs w:val="18"/>
-              </w:rPr>
-            </w:pPr>
-            <w:r>
-              <w:rPr>
-                <w:i w:val="1"/>
-                <w:iCs w:val="1"/>
-                <w:sz w:val="18"/>
-                <w:szCs w:val="18"/>
+              <w:rPr/>
+            </w:pPr>
+            <w:r>
+              <w:rPr>
                 <w:rtl w:val="0"/>
               </w:rPr>
               <w:t xml:space="preserve">Se presenta</w:t>
@@ -9121,18 +8449,10 @@
               <w:rPr>
                 <w:b w:val="1"/>
                 <w:bCs w:val="1"/>
-                <w:i w:val="1"/>
-                <w:iCs w:val="1"/>
-                <w:sz w:val="16"/>
-                <w:szCs w:val="16"/>
-              </w:rPr>
-            </w:pPr>
-            <w:r>
-              <w:rPr>
-                <w:i w:val="1"/>
-                <w:iCs w:val="1"/>
-                <w:sz w:val="18"/>
-                <w:szCs w:val="18"/>
+              </w:rPr>
+            </w:pPr>
+            <w:r>
+              <w:rPr>
                 <w:rtl w:val="0"/>
               </w:rPr>
               <w:t xml:space="preserve">*Presentación Fase 1</w:t>
@@ -9150,18 +8470,10 @@
             <w:pPr>
               <w:rPr>
                 <w:rFonts w:ascii="Calibri" w:cs="Calibri" w:eastAsia="Calibri" w:hAnsi="Calibri"/>
-                <w:i w:val="1"/>
-                <w:iCs w:val="1"/>
-                <w:sz w:val="18"/>
-                <w:szCs w:val="18"/>
-              </w:rPr>
-            </w:pPr>
-            <w:r>
-              <w:rPr>
-                <w:i w:val="1"/>
-                <w:iCs w:val="1"/>
-                <w:sz w:val="18"/>
-                <w:szCs w:val="18"/>
+              </w:rPr>
+            </w:pPr>
+            <w:r>
+              <w:rPr>
                 <w:rtl w:val="0"/>
               </w:rPr>
               <w:t xml:space="preserve">Se presenta el proyecto al docente</w:t>
@@ -9177,19 +8489,10 @@
           <w:tcPr/>
           <w:p>
             <w:pPr>
-              <w:rPr>
-                <w:i w:val="1"/>
-                <w:iCs w:val="1"/>
-                <w:sz w:val="18"/>
-                <w:szCs w:val="18"/>
-              </w:rPr>
-            </w:pPr>
-            <w:r>
-              <w:rPr>
-                <w:i w:val="1"/>
-                <w:iCs w:val="1"/>
-                <w:sz w:val="18"/>
-                <w:szCs w:val="18"/>
+              <w:rPr/>
+            </w:pPr>
+            <w:r>
+              <w:rPr>
                 <w:rtl w:val="0"/>
               </w:rPr>
               <w:t xml:space="preserve">-Word</w:t>
@@ -9197,19 +8500,10 @@
           </w:p>
           <w:p>
             <w:pPr>
-              <w:rPr>
-                <w:i w:val="1"/>
-                <w:iCs w:val="1"/>
-                <w:sz w:val="18"/>
-                <w:szCs w:val="18"/>
-              </w:rPr>
-            </w:pPr>
-            <w:r>
-              <w:rPr>
-                <w:i w:val="1"/>
-                <w:iCs w:val="1"/>
-                <w:sz w:val="18"/>
-                <w:szCs w:val="18"/>
+              <w:rPr/>
+            </w:pPr>
+            <w:r>
+              <w:rPr>
                 <w:rtl w:val="0"/>
               </w:rPr>
               <w:t xml:space="preserve">-Instrucciones indicadas por la docente en clases</w:t>
@@ -9217,19 +8511,10 @@
           </w:p>
           <w:p>
             <w:pPr>
-              <w:rPr>
-                <w:i w:val="1"/>
-                <w:iCs w:val="1"/>
-                <w:sz w:val="18"/>
-                <w:szCs w:val="18"/>
-              </w:rPr>
-            </w:pPr>
-            <w:r>
-              <w:rPr>
-                <w:i w:val="1"/>
-                <w:iCs w:val="1"/>
-                <w:sz w:val="18"/>
-                <w:szCs w:val="18"/>
+              <w:rPr/>
+            </w:pPr>
+            <w:r>
+              <w:rPr>
                 <w:rtl w:val="0"/>
               </w:rPr>
               <w:t xml:space="preserve">-Github</w:t>
@@ -9246,18 +8531,10 @@
             <w:pPr>
               <w:rPr>
                 <w:rFonts w:ascii="Calibri" w:cs="Calibri" w:eastAsia="Calibri" w:hAnsi="Calibri"/>
-                <w:i w:val="1"/>
-                <w:iCs w:val="1"/>
-                <w:sz w:val="18"/>
-                <w:szCs w:val="18"/>
-              </w:rPr>
-            </w:pPr>
-            <w:r>
-              <w:rPr>
-                <w:i w:val="1"/>
-                <w:iCs w:val="1"/>
-                <w:sz w:val="18"/>
-                <w:szCs w:val="18"/>
+              </w:rPr>
+            </w:pPr>
+            <w:r>
+              <w:rPr>
                 <w:rtl w:val="0"/>
               </w:rPr>
               <w:t xml:space="preserve">Semana: 3-4</w:t>
@@ -9278,19 +8555,10 @@
           </w:tcPr>
           <w:p>
             <w:pPr>
-              <w:rPr>
-                <w:i w:val="1"/>
-                <w:iCs w:val="1"/>
-                <w:sz w:val="18"/>
-                <w:szCs w:val="18"/>
-              </w:rPr>
-            </w:pPr>
-            <w:r>
-              <w:rPr>
-                <w:i w:val="1"/>
-                <w:iCs w:val="1"/>
-                <w:sz w:val="18"/>
-                <w:szCs w:val="18"/>
+              <w:rPr/>
+            </w:pPr>
+            <w:r>
+              <w:rPr>
                 <w:rtl w:val="0"/>
               </w:rPr>
               <w:t xml:space="preserve">Gonzalez Danilo</w:t>
@@ -9298,19 +8566,10 @@
           </w:p>
           <w:p>
             <w:pPr>
-              <w:rPr>
-                <w:i w:val="1"/>
-                <w:iCs w:val="1"/>
-                <w:sz w:val="18"/>
-                <w:szCs w:val="18"/>
-              </w:rPr>
-            </w:pPr>
-            <w:r>
-              <w:rPr>
-                <w:i w:val="1"/>
-                <w:iCs w:val="1"/>
-                <w:sz w:val="18"/>
-                <w:szCs w:val="18"/>
+              <w:rPr/>
+            </w:pPr>
+            <w:r>
+              <w:rPr>
                 <w:rtl w:val="0"/>
               </w:rPr>
               <w:t xml:space="preserve">Horta Ismael</w:t>
@@ -9323,18 +8582,10 @@
             <w:pPr>
               <w:rPr>
                 <w:rFonts w:ascii="Calibri" w:cs="Calibri" w:eastAsia="Calibri" w:hAnsi="Calibri"/>
-                <w:i w:val="1"/>
-                <w:iCs w:val="1"/>
-                <w:sz w:val="18"/>
-                <w:szCs w:val="18"/>
-              </w:rPr>
-            </w:pPr>
-            <w:r>
-              <w:rPr>
-                <w:i w:val="1"/>
-                <w:iCs w:val="1"/>
-                <w:sz w:val="18"/>
-                <w:szCs w:val="18"/>
+              </w:rPr>
+            </w:pPr>
+            <w:r>
+              <w:rPr>
                 <w:rtl w:val="0"/>
               </w:rPr>
               <w:t xml:space="preserve">Se presenta con éxito</w:t>
@@ -9348,6 +8599,23 @@
         </w:tc>
       </w:tr>
     </w:tbl>
+    <w:p>
+      <w:pPr>
+        <w:spacing w:after="0" w:line="360" w:lineRule="auto"/>
+        <w:jc w:val="both"/>
+        <w:rPr>
+          <w:b w:val="1"/>
+          <w:bCs w:val="1"/>
+          <w:sz w:val="24"/>
+          <w:szCs w:val="24"/>
+        </w:rPr>
+      </w:pPr>
+      <w:r>
+        <w:rPr>
+          <w:rtl w:val="0"/>
+        </w:rPr>
+      </w:r>
+    </w:p>
     <w:p>
       <w:pPr>
         <w:spacing w:after="0" w:line="360" w:lineRule="auto"/>
@@ -9515,7 +8783,7 @@
     <w:tbl>
       <w:tblPr>
         <w:tblStyle w:val="Table16"/>
-        <w:tblW w:w="10801.999999999998" w:type="dxa"/>
+        <w:tblW w:w="11025.0" w:type="dxa"/>
         <w:jc w:val="left"/>
         <w:tblInd w:w="-1160.0" w:type="dxa"/>
         <w:tblBorders>
@@ -9530,50 +8798,50 @@
         <w:tblLook w:val="0400"/>
       </w:tblPr>
       <w:tblGrid>
-        <w:gridCol w:w="1351"/>
-        <w:gridCol w:w="536"/>
-        <w:gridCol w:w="522"/>
-        <w:gridCol w:w="523"/>
-        <w:gridCol w:w="526"/>
-        <w:gridCol w:w="523"/>
-        <w:gridCol w:w="523"/>
-        <w:gridCol w:w="523"/>
-        <w:gridCol w:w="523"/>
-        <w:gridCol w:w="523"/>
-        <w:gridCol w:w="523"/>
-        <w:gridCol w:w="523"/>
-        <w:gridCol w:w="523"/>
+        <w:gridCol w:w="1470"/>
+        <w:gridCol w:w="420"/>
         <w:gridCol w:w="525"/>
         <w:gridCol w:w="525"/>
         <w:gridCol w:w="525"/>
-        <w:gridCol w:w="7"/>
-        <w:gridCol w:w="518"/>
         <w:gridCol w:w="525"/>
         <w:gridCol w:w="525"/>
-        <w:gridCol w:w="10"/>
+        <w:gridCol w:w="525"/>
+        <w:gridCol w:w="525"/>
+        <w:gridCol w:w="525"/>
+        <w:gridCol w:w="525"/>
+        <w:gridCol w:w="525"/>
+        <w:gridCol w:w="525"/>
+        <w:gridCol w:w="525"/>
+        <w:gridCol w:w="525"/>
+        <w:gridCol w:w="525"/>
+        <w:gridCol w:w="105"/>
+        <w:gridCol w:w="525"/>
+        <w:gridCol w:w="525"/>
+        <w:gridCol w:w="525"/>
+        <w:gridCol w:w="105"/>
         <w:tblGridChange w:id="0">
           <w:tblGrid>
-            <w:gridCol w:w="1351"/>
-            <w:gridCol w:w="536"/>
-            <w:gridCol w:w="522"/>
-            <w:gridCol w:w="523"/>
-            <w:gridCol w:w="526"/>
-            <w:gridCol w:w="523"/>
-            <w:gridCol w:w="523"/>
-            <w:gridCol w:w="523"/>
-            <w:gridCol w:w="523"/>
-            <w:gridCol w:w="523"/>
-            <w:gridCol w:w="523"/>
-            <w:gridCol w:w="523"/>
-            <w:gridCol w:w="523"/>
+            <w:gridCol w:w="1470"/>
+            <w:gridCol w:w="420"/>
             <w:gridCol w:w="525"/>
             <w:gridCol w:w="525"/>
             <w:gridCol w:w="525"/>
-            <w:gridCol w:w="7"/>
-            <w:gridCol w:w="518"/>
             <w:gridCol w:w="525"/>
             <w:gridCol w:w="525"/>
-            <w:gridCol w:w="10"/>
+            <w:gridCol w:w="525"/>
+            <w:gridCol w:w="525"/>
+            <w:gridCol w:w="525"/>
+            <w:gridCol w:w="525"/>
+            <w:gridCol w:w="525"/>
+            <w:gridCol w:w="525"/>
+            <w:gridCol w:w="525"/>
+            <w:gridCol w:w="525"/>
+            <w:gridCol w:w="525"/>
+            <w:gridCol w:w="105"/>
+            <w:gridCol w:w="525"/>
+            <w:gridCol w:w="525"/>
+            <w:gridCol w:w="525"/>
+            <w:gridCol w:w="105"/>
           </w:tblGrid>
         </w:tblGridChange>
       </w:tblGrid>
@@ -9594,42 +8862,19 @@
               <w:rPr>
                 <w:b w:val="1"/>
                 <w:bCs w:val="1"/>
+                <w:sz w:val="14"/>
+                <w:szCs w:val="14"/>
+              </w:rPr>
+            </w:pPr>
+            <w:r>
+              <w:rPr>
+                <w:b w:val="1"/>
+                <w:bCs w:val="1"/>
                 <w:sz w:val="16"/>
                 <w:szCs w:val="16"/>
-              </w:rPr>
-            </w:pPr>
-            <w:r>
-              <w:rPr>
-                <w:b w:val="1"/>
-                <w:bCs w:val="1"/>
-                <w:sz w:val="16"/>
-                <w:szCs w:val="16"/>
                 <w:rtl w:val="0"/>
               </w:rPr>
               <w:t xml:space="preserve">Actividad</w:t>
-            </w:r>
-          </w:p>
-          <w:p>
-            <w:pPr>
-              <w:spacing w:line="360" w:lineRule="auto"/>
-              <w:jc w:val="both"/>
-              <w:rPr>
-                <w:b w:val="1"/>
-                <w:bCs w:val="1"/>
-                <w:sz w:val="14"/>
-                <w:szCs w:val="14"/>
-              </w:rPr>
-            </w:pPr>
-            <w:r>
-              <w:rPr>
-                <w:i w:val="1"/>
-                <w:iCs w:val="1"/>
-                <w:color w:val="548dd4"/>
-                <w:sz w:val="14"/>
-                <w:szCs w:val="14"/>
-                <w:rtl w:val="0"/>
-              </w:rPr>
-              <w:t xml:space="preserve">Describe actividades del punto anterior</w:t>
             </w:r>
             <w:r>
               <w:rPr>
@@ -10230,28 +9475,22 @@
               <w:spacing w:line="360" w:lineRule="auto"/>
               <w:jc w:val="both"/>
               <w:rPr>
-                <w:i w:val="1"/>
-                <w:iCs w:val="1"/>
-                <w:sz w:val="16"/>
-                <w:szCs w:val="16"/>
-              </w:rPr>
-            </w:pPr>
-            <w:r>
-              <w:rPr>
-                <w:i w:val="1"/>
-                <w:iCs w:val="1"/>
-                <w:sz w:val="16"/>
-                <w:szCs w:val="16"/>
+                <w:sz w:val="20"/>
+                <w:szCs w:val="20"/>
+              </w:rPr>
+            </w:pPr>
+            <w:r>
+              <w:rPr>
+                <w:sz w:val="20"/>
+                <w:szCs w:val="20"/>
                 <w:rtl w:val="0"/>
               </w:rPr>
               <w:t xml:space="preserve">Guía Estudiante Fase 1 Definición</w:t>
             </w:r>
             <w:r>
               <w:rPr>
-                <w:i w:val="1"/>
-                <w:iCs w:val="1"/>
-                <w:sz w:val="16"/>
-                <w:szCs w:val="16"/>
+                <w:sz w:val="20"/>
+                <w:szCs w:val="20"/>
                 <w:rtl w:val="0"/>
               </w:rPr>
               <w:t xml:space="preserve"> Proyecto APT</w:t>
@@ -10643,14 +9882,14 @@
               <w:rPr>
                 <w:b w:val="1"/>
                 <w:bCs w:val="1"/>
-                <w:sz w:val="16"/>
-                <w:szCs w:val="16"/>
-              </w:rPr>
-            </w:pPr>
-            <w:r>
-              <w:rPr>
-                <w:sz w:val="18"/>
-                <w:szCs w:val="18"/>
+                <w:sz w:val="20"/>
+                <w:szCs w:val="20"/>
+              </w:rPr>
+            </w:pPr>
+            <w:r>
+              <w:rPr>
+                <w:sz w:val="20"/>
+                <w:szCs w:val="20"/>
                 <w:rtl w:val="0"/>
               </w:rPr>
               <w:t xml:space="preserve">Autoevaluación individual de competencias Fase 1.</w:t>
@@ -11041,14 +10280,14 @@
               <w:rPr>
                 <w:b w:val="1"/>
                 <w:bCs w:val="1"/>
-                <w:sz w:val="16"/>
-                <w:szCs w:val="16"/>
-              </w:rPr>
-            </w:pPr>
-            <w:r>
-              <w:rPr>
-                <w:sz w:val="18"/>
-                <w:szCs w:val="18"/>
+                <w:sz w:val="20"/>
+                <w:szCs w:val="20"/>
+              </w:rPr>
+            </w:pPr>
+            <w:r>
+              <w:rPr>
+                <w:sz w:val="20"/>
+                <w:szCs w:val="20"/>
                 <w:rtl w:val="0"/>
               </w:rPr>
               <w:t xml:space="preserve">Diario de reflexión individual Fase 1.</w:t>
@@ -11439,14 +10678,14 @@
               <w:rPr>
                 <w:b w:val="1"/>
                 <w:bCs w:val="1"/>
-                <w:sz w:val="16"/>
-                <w:szCs w:val="16"/>
-              </w:rPr>
-            </w:pPr>
-            <w:r>
-              <w:rPr>
-                <w:sz w:val="18"/>
-                <w:szCs w:val="18"/>
+                <w:sz w:val="20"/>
+                <w:szCs w:val="20"/>
+              </w:rPr>
+            </w:pPr>
+            <w:r>
+              <w:rPr>
+                <w:sz w:val="20"/>
+                <w:szCs w:val="20"/>
                 <w:rtl w:val="0"/>
               </w:rPr>
               <w:t xml:space="preserve">Autoevaluación individual Fase 1.</w:t>
@@ -11837,14 +11076,14 @@
               <w:rPr>
                 <w:b w:val="1"/>
                 <w:bCs w:val="1"/>
-                <w:sz w:val="16"/>
-                <w:szCs w:val="16"/>
-              </w:rPr>
-            </w:pPr>
-            <w:r>
-              <w:rPr>
-                <w:sz w:val="18"/>
-                <w:szCs w:val="18"/>
+                <w:sz w:val="20"/>
+                <w:szCs w:val="20"/>
+              </w:rPr>
+            </w:pPr>
+            <w:r>
+              <w:rPr>
+                <w:sz w:val="20"/>
+                <w:szCs w:val="20"/>
                 <w:rtl w:val="0"/>
               </w:rPr>
               <w:t xml:space="preserve">Presentación Fase 1</w:t>
@@ -11922,395 +11161,6 @@
           <w:tcPr>
             <w:shd w:fill="b6d7a8" w:val="clear"/>
           </w:tcPr>
-          <w:p>
-            <w:pPr>
-              <w:spacing w:line="360" w:lineRule="auto"/>
-              <w:jc w:val="both"/>
-              <w:rPr>
-                <w:b w:val="1"/>
-                <w:bCs w:val="1"/>
-                <w:sz w:val="16"/>
-                <w:szCs w:val="16"/>
-              </w:rPr>
-            </w:pPr>
-            <w:r>
-              <w:rPr>
-                <w:rtl w:val="0"/>
-              </w:rPr>
-            </w:r>
-          </w:p>
-        </w:tc>
-        <w:tc>
-          <w:tcPr/>
-          <w:p>
-            <w:pPr>
-              <w:spacing w:line="360" w:lineRule="auto"/>
-              <w:jc w:val="both"/>
-              <w:rPr>
-                <w:b w:val="1"/>
-                <w:bCs w:val="1"/>
-                <w:sz w:val="16"/>
-                <w:szCs w:val="16"/>
-              </w:rPr>
-            </w:pPr>
-            <w:r>
-              <w:rPr>
-                <w:rtl w:val="0"/>
-              </w:rPr>
-            </w:r>
-          </w:p>
-        </w:tc>
-        <w:tc>
-          <w:tcPr/>
-          <w:p>
-            <w:pPr>
-              <w:spacing w:line="360" w:lineRule="auto"/>
-              <w:jc w:val="both"/>
-              <w:rPr>
-                <w:b w:val="1"/>
-                <w:bCs w:val="1"/>
-                <w:sz w:val="16"/>
-                <w:szCs w:val="16"/>
-              </w:rPr>
-            </w:pPr>
-            <w:r>
-              <w:rPr>
-                <w:rtl w:val="0"/>
-              </w:rPr>
-            </w:r>
-          </w:p>
-        </w:tc>
-        <w:tc>
-          <w:tcPr/>
-          <w:p>
-            <w:pPr>
-              <w:spacing w:line="360" w:lineRule="auto"/>
-              <w:jc w:val="both"/>
-              <w:rPr>
-                <w:b w:val="1"/>
-                <w:bCs w:val="1"/>
-                <w:sz w:val="16"/>
-                <w:szCs w:val="16"/>
-              </w:rPr>
-            </w:pPr>
-            <w:r>
-              <w:rPr>
-                <w:rtl w:val="0"/>
-              </w:rPr>
-            </w:r>
-          </w:p>
-        </w:tc>
-        <w:tc>
-          <w:tcPr/>
-          <w:p>
-            <w:pPr>
-              <w:spacing w:line="360" w:lineRule="auto"/>
-              <w:jc w:val="both"/>
-              <w:rPr>
-                <w:b w:val="1"/>
-                <w:bCs w:val="1"/>
-                <w:sz w:val="16"/>
-                <w:szCs w:val="16"/>
-              </w:rPr>
-            </w:pPr>
-            <w:r>
-              <w:rPr>
-                <w:rtl w:val="0"/>
-              </w:rPr>
-            </w:r>
-          </w:p>
-        </w:tc>
-        <w:tc>
-          <w:tcPr/>
-          <w:p>
-            <w:pPr>
-              <w:spacing w:line="360" w:lineRule="auto"/>
-              <w:jc w:val="both"/>
-              <w:rPr>
-                <w:b w:val="1"/>
-                <w:bCs w:val="1"/>
-                <w:sz w:val="16"/>
-                <w:szCs w:val="16"/>
-              </w:rPr>
-            </w:pPr>
-            <w:r>
-              <w:rPr>
-                <w:rtl w:val="0"/>
-              </w:rPr>
-            </w:r>
-          </w:p>
-        </w:tc>
-        <w:tc>
-          <w:tcPr/>
-          <w:p>
-            <w:pPr>
-              <w:spacing w:line="360" w:lineRule="auto"/>
-              <w:jc w:val="both"/>
-              <w:rPr>
-                <w:b w:val="1"/>
-                <w:bCs w:val="1"/>
-                <w:sz w:val="16"/>
-                <w:szCs w:val="16"/>
-              </w:rPr>
-            </w:pPr>
-            <w:r>
-              <w:rPr>
-                <w:rtl w:val="0"/>
-              </w:rPr>
-            </w:r>
-          </w:p>
-        </w:tc>
-        <w:tc>
-          <w:tcPr/>
-          <w:p>
-            <w:pPr>
-              <w:spacing w:line="360" w:lineRule="auto"/>
-              <w:jc w:val="both"/>
-              <w:rPr>
-                <w:b w:val="1"/>
-                <w:bCs w:val="1"/>
-                <w:sz w:val="16"/>
-                <w:szCs w:val="16"/>
-              </w:rPr>
-            </w:pPr>
-            <w:r>
-              <w:rPr>
-                <w:rtl w:val="0"/>
-              </w:rPr>
-            </w:r>
-          </w:p>
-        </w:tc>
-        <w:tc>
-          <w:tcPr/>
-          <w:p>
-            <w:pPr>
-              <w:spacing w:line="360" w:lineRule="auto"/>
-              <w:jc w:val="both"/>
-              <w:rPr>
-                <w:b w:val="1"/>
-                <w:bCs w:val="1"/>
-                <w:sz w:val="16"/>
-                <w:szCs w:val="16"/>
-              </w:rPr>
-            </w:pPr>
-            <w:r>
-              <w:rPr>
-                <w:rtl w:val="0"/>
-              </w:rPr>
-            </w:r>
-          </w:p>
-        </w:tc>
-        <w:tc>
-          <w:tcPr/>
-          <w:p>
-            <w:pPr>
-              <w:spacing w:line="360" w:lineRule="auto"/>
-              <w:jc w:val="both"/>
-              <w:rPr>
-                <w:b w:val="1"/>
-                <w:bCs w:val="1"/>
-                <w:sz w:val="16"/>
-                <w:szCs w:val="16"/>
-              </w:rPr>
-            </w:pPr>
-            <w:r>
-              <w:rPr>
-                <w:rtl w:val="0"/>
-              </w:rPr>
-            </w:r>
-          </w:p>
-        </w:tc>
-        <w:tc>
-          <w:tcPr/>
-          <w:p>
-            <w:pPr>
-              <w:spacing w:line="360" w:lineRule="auto"/>
-              <w:jc w:val="both"/>
-              <w:rPr>
-                <w:b w:val="1"/>
-                <w:bCs w:val="1"/>
-                <w:sz w:val="16"/>
-                <w:szCs w:val="16"/>
-              </w:rPr>
-            </w:pPr>
-            <w:r>
-              <w:rPr>
-                <w:rtl w:val="0"/>
-              </w:rPr>
-            </w:r>
-          </w:p>
-        </w:tc>
-        <w:tc>
-          <w:tcPr/>
-          <w:p>
-            <w:pPr>
-              <w:spacing w:line="360" w:lineRule="auto"/>
-              <w:jc w:val="both"/>
-              <w:rPr>
-                <w:b w:val="1"/>
-                <w:bCs w:val="1"/>
-                <w:sz w:val="16"/>
-                <w:szCs w:val="16"/>
-              </w:rPr>
-            </w:pPr>
-            <w:r>
-              <w:rPr>
-                <w:rtl w:val="0"/>
-              </w:rPr>
-            </w:r>
-          </w:p>
-        </w:tc>
-        <w:tc>
-          <w:tcPr>
-            <w:gridSpan w:val="2"/>
-          </w:tcPr>
-          <w:p>
-            <w:pPr>
-              <w:spacing w:line="360" w:lineRule="auto"/>
-              <w:jc w:val="both"/>
-              <w:rPr>
-                <w:b w:val="1"/>
-                <w:bCs w:val="1"/>
-                <w:sz w:val="16"/>
-                <w:szCs w:val="16"/>
-              </w:rPr>
-            </w:pPr>
-            <w:r>
-              <w:rPr>
-                <w:rtl w:val="0"/>
-              </w:rPr>
-            </w:r>
-          </w:p>
-        </w:tc>
-        <w:tc>
-          <w:tcPr/>
-          <w:p>
-            <w:pPr>
-              <w:spacing w:line="360" w:lineRule="auto"/>
-              <w:jc w:val="both"/>
-              <w:rPr>
-                <w:b w:val="1"/>
-                <w:bCs w:val="1"/>
-                <w:sz w:val="16"/>
-                <w:szCs w:val="16"/>
-              </w:rPr>
-            </w:pPr>
-            <w:r>
-              <w:rPr>
-                <w:rtl w:val="0"/>
-              </w:rPr>
-            </w:r>
-          </w:p>
-        </w:tc>
-        <w:tc>
-          <w:tcPr/>
-          <w:p>
-            <w:pPr>
-              <w:spacing w:line="360" w:lineRule="auto"/>
-              <w:jc w:val="both"/>
-              <w:rPr>
-                <w:b w:val="1"/>
-                <w:bCs w:val="1"/>
-                <w:sz w:val="16"/>
-                <w:szCs w:val="16"/>
-              </w:rPr>
-            </w:pPr>
-            <w:r>
-              <w:rPr>
-                <w:rtl w:val="0"/>
-              </w:rPr>
-            </w:r>
-          </w:p>
-        </w:tc>
-      </w:tr>
-      <w:tr>
-        <w:trPr>
-          <w:cantSplit w:val="0"/>
-          <w:trHeight w:val="294" w:hRule="atLeast"/>
-          <w:tblHeader w:val="0"/>
-        </w:trPr>
-        <w:tc>
-          <w:tcPr/>
-          <w:p>
-            <w:pPr>
-              <w:spacing w:line="360" w:lineRule="auto"/>
-              <w:jc w:val="both"/>
-              <w:rPr>
-                <w:b w:val="1"/>
-                <w:bCs w:val="1"/>
-                <w:sz w:val="16"/>
-                <w:szCs w:val="16"/>
-              </w:rPr>
-            </w:pPr>
-            <w:r>
-              <w:rPr>
-                <w:rtl w:val="0"/>
-              </w:rPr>
-            </w:r>
-          </w:p>
-        </w:tc>
-        <w:tc>
-          <w:tcPr/>
-          <w:p>
-            <w:pPr>
-              <w:spacing w:line="360" w:lineRule="auto"/>
-              <w:jc w:val="both"/>
-              <w:rPr>
-                <w:b w:val="1"/>
-                <w:bCs w:val="1"/>
-                <w:sz w:val="16"/>
-                <w:szCs w:val="16"/>
-              </w:rPr>
-            </w:pPr>
-            <w:r>
-              <w:rPr>
-                <w:rtl w:val="0"/>
-              </w:rPr>
-            </w:r>
-          </w:p>
-        </w:tc>
-        <w:tc>
-          <w:tcPr/>
-          <w:p>
-            <w:pPr>
-              <w:spacing w:line="360" w:lineRule="auto"/>
-              <w:jc w:val="both"/>
-              <w:rPr>
-                <w:b w:val="1"/>
-                <w:bCs w:val="1"/>
-                <w:sz w:val="16"/>
-                <w:szCs w:val="16"/>
-              </w:rPr>
-            </w:pPr>
-            <w:r>
-              <w:rPr>
-                <w:rtl w:val="0"/>
-              </w:rPr>
-            </w:r>
-          </w:p>
-        </w:tc>
-        <w:tc>
-          <w:tcPr/>
-          <w:p>
-            <w:pPr>
-              <w:spacing w:line="360" w:lineRule="auto"/>
-              <w:jc w:val="both"/>
-              <w:rPr>
-                <w:b w:val="1"/>
-                <w:bCs w:val="1"/>
-                <w:sz w:val="16"/>
-                <w:szCs w:val="16"/>
-              </w:rPr>
-            </w:pPr>
-            <w:r>
-              <w:rPr>
-                <w:rtl w:val="0"/>
-              </w:rPr>
-            </w:r>
-          </w:p>
-        </w:tc>
-        <w:tc>
-          <w:tcPr/>
           <w:p>
             <w:pPr>
               <w:spacing w:line="360" w:lineRule="auto"/>
@@ -12654,99 +11504,13 @@
       </w:r>
     </w:p>
     <w:sectPr>
-      <w:headerReference r:id="rId9" w:type="default"/>
+      <w:headerReference r:id="rId8" w:type="default"/>
       <w:pgSz w:h="16838" w:w="11906" w:orient="portrait"/>
       <w:pgMar w:bottom="1417" w:top="1417" w:left="1701" w:right="1701" w:header="708" w:footer="708"/>
       <w:pgNumType w:start="1"/>
     </w:sectPr>
   </w:body>
 </w:document>
-</file>
-
-<file path=word/footnotes.xml><?xml version="1.0" encoding="utf-8"?>
-<w:footnotes xmlns:mc="http://schemas.openxmlformats.org/markup-compatibility/2006" xmlns:o="urn:schemas-microsoft-com:office:office" xmlns:r="http://schemas.openxmlformats.org/officeDocument/2006/relationships" xmlns:m="http://schemas.openxmlformats.org/officeDocument/2006/math" xmlns:v="urn:schemas-microsoft-com:vml" xmlns:wp="http://schemas.openxmlformats.org/drawingml/2006/wordprocessingDrawing" xmlns:w10="urn:schemas-microsoft-com:office:word" xmlns:w="http://schemas.openxmlformats.org/wordprocessingml/2006/main" xmlns:wne="http://schemas.microsoft.com/office/word/2006/wordml" xmlns:sl="http://schemas.openxmlformats.org/schemaLibrary/2006/main" xmlns:a="http://schemas.openxmlformats.org/drawingml/2006/main" xmlns:pic="http://schemas.openxmlformats.org/drawingml/2006/picture" xmlns:c="http://schemas.openxmlformats.org/drawingml/2006/chart" xmlns:lc="http://schemas.openxmlformats.org/drawingml/2006/lockedCanvas" xmlns:dgm="http://schemas.openxmlformats.org/drawingml/2006/diagram" xmlns:wps="http://schemas.microsoft.com/office/word/2010/wordprocessingShape" xmlns:wpg="http://schemas.microsoft.com/office/word/2010/wordprocessingGroup" xmlns:w14="http://schemas.microsoft.com/office/word/2010/wordml" xmlns:w15="http://schemas.microsoft.com/office/word/2012/wordml" xmlns:w16="http://schemas.microsoft.com/office/word/2018/wordml" xmlns:w16cex="http://schemas.microsoft.com/office/word/2018/wordml/cex" xmlns:w16cid="http://schemas.microsoft.com/office/word/2016/wordml/cid" xmlns="http://schemas.microsoft.com/office/tasks/2019/documenttasks" xmlns:cr="http://schemas.microsoft.com/office/comments/2020/reactions">
-  <w:footnote w:id="0">
-    <w:p>
-      <w:pPr>
-        <w:keepNext w:val="0"/>
-        <w:keepLines w:val="0"/>
-        <w:pageBreakBefore w:val="0"/>
-        <w:widowControl w:val="1"/>
-        <w:pBdr>
-          <w:top w:space="0" w:sz="0" w:val="nil"/>
-          <w:left w:space="0" w:sz="0" w:val="nil"/>
-          <w:bottom w:space="0" w:sz="0" w:val="nil"/>
-          <w:right w:space="0" w:sz="0" w:val="nil"/>
-          <w:between w:space="0" w:sz="0" w:val="nil"/>
-        </w:pBdr>
-        <w:shd w:fill="auto" w:val="clear"/>
-        <w:spacing w:after="0" w:before="0" w:line="240" w:lineRule="auto"/>
-        <w:ind w:left="0" w:right="0" w:firstLine="0"/>
-        <w:jc w:val="left"/>
-        <w:rPr>
-          <w:rFonts w:ascii="Calibri" w:cs="Calibri" w:eastAsia="Calibri" w:hAnsi="Calibri"/>
-          <w:b w:val="0"/>
-          <w:bCs w:val="0"/>
-          <w:i w:val="0"/>
-          <w:iCs w:val="0"/>
-          <w:smallCaps w:val="0"/>
-          <w:strike w:val="0"/>
-          <w:color w:val="595959"/>
-          <w:sz w:val="20"/>
-          <w:szCs w:val="20"/>
-          <w:u w:val="none"/>
-          <w:shd w:fill="auto" w:val="clear"/>
-          <w:vertAlign w:val="baseline"/>
-        </w:rPr>
-      </w:pPr>
-      <w:r>
-        <w:rPr>
-          <w:rStyle w:val="FootnoteReference"/>
-          <w:vertAlign w:val="superscript"/>
-        </w:rPr>
-        <w:footnoteRef/>
-      </w:r>
-      <w:r>
-        <w:rPr>
-          <w:rFonts w:ascii="Calibri" w:cs="Calibri" w:eastAsia="Calibri" w:hAnsi="Calibri"/>
-          <w:b w:val="0"/>
-          <w:bCs w:val="0"/>
-          <w:i w:val="0"/>
-          <w:iCs w:val="0"/>
-          <w:smallCaps w:val="0"/>
-          <w:strike w:val="0"/>
-          <w:color w:val="000000"/>
-          <w:sz w:val="20"/>
-          <w:szCs w:val="20"/>
-          <w:u w:val="none"/>
-          <w:shd w:fill="auto" w:val="clear"/>
-          <w:vertAlign w:val="baseline"/>
-          <w:rtl w:val="0"/>
-        </w:rPr>
-        <w:t xml:space="preserve"> </w:t>
-      </w:r>
-      <w:r>
-        <w:rPr>
-          <w:rFonts w:ascii="Calibri" w:cs="Calibri" w:eastAsia="Calibri" w:hAnsi="Calibri"/>
-          <w:b w:val="0"/>
-          <w:bCs w:val="0"/>
-          <w:i w:val="0"/>
-          <w:iCs w:val="0"/>
-          <w:smallCaps w:val="0"/>
-          <w:strike w:val="0"/>
-          <w:color w:val="595959"/>
-          <w:sz w:val="20"/>
-          <w:szCs w:val="20"/>
-          <w:u w:val="none"/>
-          <w:shd w:fill="auto" w:val="clear"/>
-          <w:vertAlign w:val="baseline"/>
-          <w:rtl w:val="0"/>
-        </w:rPr>
-        <w:t xml:space="preserve">En caso de que el Proyecto APT sea grupal, en esta columna deben indicar el nombre de los responsables de cada tarea o actividad. Esto posteriormente permitirá diferenciar la evaluación por cada integrante.</w:t>
-      </w:r>
-    </w:p>
-  </w:footnote>
-</w:footnotes>
 </file>
 
 <file path=word/header1.xml><?xml version="1.0" encoding="utf-8"?>
